--- a/维护与部署.docx
+++ b/维护与部署.docx
@@ -637,7 +637,6 @@
           <w:numId w:val="1"/>
         </w:numPr>
         <w:rPr>
-          <w:rFonts w:hint="eastAsia"/>
           <w:b/>
           <w:bCs/>
         </w:rPr>
@@ -649,6 +648,31 @@
           <w:bCs/>
         </w:rPr>
         <w:t>部署</w:t>
+      </w:r>
+    </w:p>
+    <w:p>
+      <w:pPr>
+        <w:ind w:left="420"/>
+      </w:pPr>
+      <w:r>
+        <w:rPr>
+          <w:rFonts w:hint="eastAsia"/>
+        </w:rPr>
+        <w:t>账号：Administrator</w:t>
+      </w:r>
+    </w:p>
+    <w:p>
+      <w:pPr>
+        <w:ind w:left="420"/>
+        <w:rPr>
+          <w:rFonts w:hint="eastAsia"/>
+        </w:rPr>
+      </w:pPr>
+      <w:r>
+        <w:rPr>
+          <w:rFonts w:hint="eastAsia"/>
+        </w:rPr>
+        <w:t>密码：123456789Aa.134</w:t>
       </w:r>
     </w:p>
     <w:p>
@@ -1200,6 +1224,9 @@
     <w:p>
       <w:pPr>
         <w:ind w:firstLineChars="200" w:firstLine="420"/>
+        <w:rPr>
+          <w:rFonts w:hint="eastAsia"/>
+        </w:rPr>
       </w:pPr>
       <w:r>
         <w:rPr>
@@ -1242,6 +1269,7 @@
           <w:numId w:val="1"/>
         </w:numPr>
         <w:rPr>
+          <w:rFonts w:hint="eastAsia"/>
           <w:b/>
           <w:bCs/>
         </w:rPr>
@@ -1258,6 +1286,9 @@
     <w:p>
       <w:pPr>
         <w:ind w:firstLineChars="200" w:firstLine="420"/>
+        <w:rPr>
+          <w:rFonts w:hint="eastAsia"/>
+        </w:rPr>
       </w:pPr>
       <w:r>
         <w:rPr>
@@ -1279,6 +1310,9 @@
           <w:ilvl w:val="0"/>
           <w:numId w:val="5"/>
         </w:numPr>
+        <w:rPr>
+          <w:rFonts w:hint="eastAsia"/>
+        </w:rPr>
       </w:pPr>
       <w:r>
         <w:rPr>
@@ -1338,6 +1372,7 @@
             <w:pPr>
               <w:jc w:val="center"/>
               <w:rPr>
+                <w:rFonts w:hint="eastAsia"/>
                 <w:b/>
                 <w:bCs/>
                 <w:szCs w:val="21"/>
@@ -1369,6 +1404,7 @@
           <w:p>
             <w:pPr>
               <w:rPr>
+                <w:rFonts w:hint="eastAsia"/>
                 <w:b/>
                 <w:bCs/>
                 <w:szCs w:val="21"/>
@@ -1400,6 +1436,7 @@
           <w:p>
             <w:pPr>
               <w:rPr>
+                <w:rFonts w:hint="eastAsia"/>
                 <w:b/>
                 <w:bCs/>
                 <w:szCs w:val="21"/>
@@ -1431,6 +1468,7 @@
           <w:p>
             <w:pPr>
               <w:rPr>
+                <w:rFonts w:hint="eastAsia"/>
                 <w:b/>
                 <w:bCs/>
                 <w:szCs w:val="21"/>
@@ -1462,6 +1500,7 @@
           <w:p>
             <w:pPr>
               <w:rPr>
+                <w:rFonts w:hint="eastAsia"/>
                 <w:b/>
                 <w:bCs/>
                 <w:szCs w:val="21"/>
@@ -1494,6 +1533,7 @@
             <w:pPr>
               <w:jc w:val="center"/>
               <w:rPr>
+                <w:rFonts w:hint="eastAsia"/>
                 <w:b/>
                 <w:bCs/>
                 <w:szCs w:val="21"/>
@@ -1531,6 +1571,7 @@
             <w:pPr>
               <w:jc w:val="center"/>
               <w:rPr>
+                <w:rFonts w:hint="eastAsia"/>
                 <w:szCs w:val="21"/>
               </w:rPr>
             </w:pPr>
@@ -1558,6 +1599,7 @@
           <w:p>
             <w:pPr>
               <w:rPr>
+                <w:rFonts w:hint="eastAsia"/>
                 <w:szCs w:val="21"/>
               </w:rPr>
             </w:pPr>
@@ -1585,6 +1627,7 @@
           <w:p>
             <w:pPr>
               <w:rPr>
+                <w:rFonts w:hint="eastAsia"/>
                 <w:szCs w:val="21"/>
               </w:rPr>
             </w:pPr>
@@ -1612,6 +1655,7 @@
           <w:p>
             <w:pPr>
               <w:rPr>
+                <w:rFonts w:hint="eastAsia"/>
                 <w:szCs w:val="21"/>
               </w:rPr>
             </w:pPr>
@@ -1639,6 +1683,7 @@
           <w:p>
             <w:pPr>
               <w:rPr>
+                <w:rFonts w:hint="eastAsia"/>
                 <w:szCs w:val="21"/>
               </w:rPr>
             </w:pPr>
@@ -1667,6 +1712,7 @@
             <w:pPr>
               <w:jc w:val="left"/>
               <w:rPr>
+                <w:rFonts w:hint="eastAsia"/>
                 <w:szCs w:val="21"/>
               </w:rPr>
             </w:pPr>
@@ -1707,6 +1753,7 @@
             <w:pPr>
               <w:jc w:val="center"/>
               <w:rPr>
+                <w:rFonts w:hint="eastAsia"/>
                 <w:szCs w:val="21"/>
               </w:rPr>
             </w:pPr>
@@ -1734,6 +1781,7 @@
           <w:p>
             <w:pPr>
               <w:rPr>
+                <w:rFonts w:hint="eastAsia"/>
                 <w:szCs w:val="21"/>
               </w:rPr>
             </w:pPr>
@@ -1761,6 +1809,7 @@
           <w:p>
             <w:pPr>
               <w:rPr>
+                <w:rFonts w:hint="eastAsia"/>
                 <w:szCs w:val="21"/>
               </w:rPr>
             </w:pPr>
@@ -1788,6 +1837,7 @@
           <w:p>
             <w:pPr>
               <w:rPr>
+                <w:rFonts w:hint="eastAsia"/>
                 <w:szCs w:val="21"/>
               </w:rPr>
             </w:pPr>
@@ -1815,6 +1865,7 @@
           <w:p>
             <w:pPr>
               <w:rPr>
+                <w:rFonts w:hint="eastAsia"/>
                 <w:szCs w:val="21"/>
               </w:rPr>
             </w:pPr>
@@ -1843,6 +1894,7 @@
             <w:pPr>
               <w:jc w:val="left"/>
               <w:rPr>
+                <w:rFonts w:hint="eastAsia"/>
                 <w:szCs w:val="21"/>
               </w:rPr>
             </w:pPr>
@@ -1876,6 +1928,7 @@
             <w:pPr>
               <w:jc w:val="center"/>
               <w:rPr>
+                <w:rFonts w:hint="eastAsia"/>
                 <w:szCs w:val="21"/>
               </w:rPr>
             </w:pPr>
@@ -1903,6 +1956,7 @@
           <w:p>
             <w:pPr>
               <w:rPr>
+                <w:rFonts w:hint="eastAsia"/>
                 <w:szCs w:val="21"/>
               </w:rPr>
             </w:pPr>
@@ -1930,6 +1984,7 @@
           <w:p>
             <w:pPr>
               <w:rPr>
+                <w:rFonts w:hint="eastAsia"/>
                 <w:szCs w:val="21"/>
               </w:rPr>
             </w:pPr>
@@ -1957,6 +2012,7 @@
           <w:p>
             <w:pPr>
               <w:rPr>
+                <w:rFonts w:hint="eastAsia"/>
                 <w:szCs w:val="21"/>
               </w:rPr>
             </w:pPr>
@@ -1984,6 +2040,7 @@
           <w:p>
             <w:pPr>
               <w:rPr>
+                <w:rFonts w:hint="eastAsia"/>
                 <w:szCs w:val="21"/>
               </w:rPr>
             </w:pPr>
@@ -2012,6 +2069,7 @@
             <w:pPr>
               <w:jc w:val="left"/>
               <w:rPr>
+                <w:rFonts w:hint="eastAsia"/>
                 <w:szCs w:val="21"/>
               </w:rPr>
             </w:pPr>
@@ -2045,6 +2103,7 @@
             <w:pPr>
               <w:jc w:val="center"/>
               <w:rPr>
+                <w:rFonts w:hint="eastAsia"/>
                 <w:szCs w:val="21"/>
               </w:rPr>
             </w:pPr>
@@ -2072,6 +2131,7 @@
           <w:p>
             <w:pPr>
               <w:rPr>
+                <w:rFonts w:hint="eastAsia"/>
                 <w:szCs w:val="21"/>
               </w:rPr>
             </w:pPr>
@@ -2099,6 +2159,7 @@
           <w:p>
             <w:pPr>
               <w:rPr>
+                <w:rFonts w:hint="eastAsia"/>
                 <w:szCs w:val="21"/>
               </w:rPr>
             </w:pPr>
@@ -2126,6 +2187,7 @@
           <w:p>
             <w:pPr>
               <w:rPr>
+                <w:rFonts w:hint="eastAsia"/>
                 <w:szCs w:val="21"/>
               </w:rPr>
             </w:pPr>
@@ -2153,6 +2215,7 @@
           <w:p>
             <w:pPr>
               <w:rPr>
+                <w:rFonts w:hint="eastAsia"/>
                 <w:szCs w:val="21"/>
               </w:rPr>
             </w:pPr>
@@ -2181,6 +2244,7 @@
             <w:pPr>
               <w:jc w:val="left"/>
               <w:rPr>
+                <w:rFonts w:hint="eastAsia"/>
                 <w:szCs w:val="21"/>
               </w:rPr>
             </w:pPr>
@@ -2213,6 +2277,7 @@
           <w:p>
             <w:pPr>
               <w:rPr>
+                <w:rFonts w:hint="eastAsia"/>
                 <w:szCs w:val="21"/>
               </w:rPr>
             </w:pPr>
@@ -2243,6 +2308,7 @@
           <w:p>
             <w:pPr>
               <w:rPr>
+                <w:rFonts w:hint="eastAsia"/>
                 <w:szCs w:val="21"/>
               </w:rPr>
             </w:pPr>
@@ -2270,6 +2336,7 @@
           <w:p>
             <w:pPr>
               <w:rPr>
+                <w:rFonts w:hint="eastAsia"/>
                 <w:szCs w:val="21"/>
               </w:rPr>
             </w:pPr>
@@ -2297,6 +2364,7 @@
           <w:p>
             <w:pPr>
               <w:rPr>
+                <w:rFonts w:hint="eastAsia"/>
                 <w:szCs w:val="21"/>
               </w:rPr>
             </w:pPr>
@@ -2324,6 +2392,7 @@
           <w:p>
             <w:pPr>
               <w:rPr>
+                <w:rFonts w:hint="eastAsia"/>
                 <w:szCs w:val="21"/>
               </w:rPr>
             </w:pPr>
@@ -2352,6 +2421,7 @@
             <w:pPr>
               <w:jc w:val="left"/>
               <w:rPr>
+                <w:rFonts w:hint="eastAsia"/>
                 <w:szCs w:val="21"/>
               </w:rPr>
             </w:pPr>
@@ -2384,6 +2454,7 @@
           <w:p>
             <w:pPr>
               <w:rPr>
+                <w:rFonts w:hint="eastAsia"/>
                 <w:szCs w:val="21"/>
               </w:rPr>
             </w:pPr>
@@ -2413,6 +2484,7 @@
           <w:p>
             <w:pPr>
               <w:rPr>
+                <w:rFonts w:hint="eastAsia"/>
                 <w:szCs w:val="21"/>
               </w:rPr>
             </w:pPr>
@@ -2442,6 +2514,7 @@
           <w:p>
             <w:pPr>
               <w:rPr>
+                <w:rFonts w:hint="eastAsia"/>
                 <w:szCs w:val="21"/>
               </w:rPr>
             </w:pPr>
@@ -2469,6 +2542,7 @@
           <w:p>
             <w:pPr>
               <w:rPr>
+                <w:rFonts w:hint="eastAsia"/>
                 <w:szCs w:val="21"/>
               </w:rPr>
             </w:pPr>
@@ -2496,6 +2570,7 @@
           <w:p>
             <w:pPr>
               <w:rPr>
+                <w:rFonts w:hint="eastAsia"/>
                 <w:szCs w:val="21"/>
               </w:rPr>
             </w:pPr>
@@ -2524,6 +2599,7 @@
             <w:pPr>
               <w:jc w:val="left"/>
               <w:rPr>
+                <w:rFonts w:hint="eastAsia"/>
                 <w:szCs w:val="21"/>
               </w:rPr>
             </w:pPr>
@@ -2563,6 +2639,7 @@
           <w:p>
             <w:pPr>
               <w:rPr>
+                <w:rFonts w:hint="eastAsia"/>
                 <w:szCs w:val="21"/>
               </w:rPr>
             </w:pPr>
@@ -2592,6 +2669,7 @@
           <w:p>
             <w:pPr>
               <w:rPr>
+                <w:rFonts w:hint="eastAsia"/>
                 <w:szCs w:val="21"/>
               </w:rPr>
             </w:pPr>
@@ -2619,6 +2697,7 @@
           <w:p>
             <w:pPr>
               <w:rPr>
+                <w:rFonts w:hint="eastAsia"/>
                 <w:szCs w:val="21"/>
               </w:rPr>
             </w:pPr>
@@ -2646,6 +2725,7 @@
           <w:p>
             <w:pPr>
               <w:rPr>
+                <w:rFonts w:hint="eastAsia"/>
                 <w:szCs w:val="21"/>
               </w:rPr>
             </w:pPr>
@@ -2673,6 +2753,7 @@
           <w:p>
             <w:pPr>
               <w:rPr>
+                <w:rFonts w:hint="eastAsia"/>
                 <w:szCs w:val="21"/>
               </w:rPr>
             </w:pPr>
@@ -2701,6 +2782,7 @@
             <w:pPr>
               <w:jc w:val="left"/>
               <w:rPr>
+                <w:rFonts w:hint="eastAsia"/>
                 <w:szCs w:val="21"/>
               </w:rPr>
             </w:pPr>
@@ -2733,6 +2815,7 @@
           <w:p>
             <w:pPr>
               <w:rPr>
+                <w:rFonts w:hint="eastAsia"/>
                 <w:szCs w:val="21"/>
               </w:rPr>
             </w:pPr>
@@ -2762,6 +2845,7 @@
           <w:p>
             <w:pPr>
               <w:rPr>
+                <w:rFonts w:hint="eastAsia"/>
                 <w:szCs w:val="21"/>
               </w:rPr>
             </w:pPr>
@@ -2789,6 +2873,7 @@
           <w:p>
             <w:pPr>
               <w:rPr>
+                <w:rFonts w:hint="eastAsia"/>
                 <w:szCs w:val="21"/>
               </w:rPr>
             </w:pPr>
@@ -2816,6 +2901,7 @@
           <w:p>
             <w:pPr>
               <w:rPr>
+                <w:rFonts w:hint="eastAsia"/>
                 <w:szCs w:val="21"/>
               </w:rPr>
             </w:pPr>
@@ -2843,6 +2929,7 @@
           <w:p>
             <w:pPr>
               <w:rPr>
+                <w:rFonts w:hint="eastAsia"/>
                 <w:szCs w:val="21"/>
               </w:rPr>
             </w:pPr>
@@ -2871,6 +2958,7 @@
             <w:pPr>
               <w:jc w:val="left"/>
               <w:rPr>
+                <w:rFonts w:hint="eastAsia"/>
                 <w:szCs w:val="21"/>
               </w:rPr>
             </w:pPr>
@@ -2898,6 +2986,9 @@
           <w:ilvl w:val="0"/>
           <w:numId w:val="5"/>
         </w:numPr>
+        <w:rPr>
+          <w:rFonts w:hint="eastAsia"/>
+        </w:rPr>
       </w:pPr>
       <w:r>
         <w:rPr>
@@ -2958,6 +3049,7 @@
             <w:pPr>
               <w:jc w:val="center"/>
               <w:rPr>
+                <w:rFonts w:hint="eastAsia"/>
                 <w:b/>
                 <w:bCs/>
                 <w:szCs w:val="21"/>
@@ -2990,6 +3082,7 @@
             <w:pPr>
               <w:jc w:val="center"/>
               <w:rPr>
+                <w:rFonts w:hint="eastAsia"/>
                 <w:b/>
                 <w:bCs/>
                 <w:szCs w:val="21"/>
@@ -3022,6 +3115,7 @@
             <w:pPr>
               <w:jc w:val="center"/>
               <w:rPr>
+                <w:rFonts w:hint="eastAsia"/>
                 <w:b/>
                 <w:bCs/>
                 <w:szCs w:val="21"/>
@@ -3054,6 +3148,7 @@
             <w:pPr>
               <w:jc w:val="center"/>
               <w:rPr>
+                <w:rFonts w:hint="eastAsia"/>
                 <w:b/>
                 <w:bCs/>
                 <w:szCs w:val="21"/>
@@ -3086,6 +3181,7 @@
             <w:pPr>
               <w:jc w:val="center"/>
               <w:rPr>
+                <w:rFonts w:hint="eastAsia"/>
                 <w:b/>
                 <w:bCs/>
                 <w:szCs w:val="21"/>
@@ -3118,6 +3214,7 @@
             <w:pPr>
               <w:jc w:val="center"/>
               <w:rPr>
+                <w:rFonts w:hint="eastAsia"/>
                 <w:b/>
                 <w:bCs/>
                 <w:szCs w:val="21"/>
@@ -3155,6 +3252,7 @@
             <w:pPr>
               <w:jc w:val="center"/>
               <w:rPr>
+                <w:rFonts w:hint="eastAsia"/>
                 <w:szCs w:val="21"/>
               </w:rPr>
             </w:pPr>
@@ -3183,6 +3281,7 @@
             <w:pPr>
               <w:jc w:val="center"/>
               <w:rPr>
+                <w:rFonts w:hint="eastAsia"/>
                 <w:szCs w:val="21"/>
               </w:rPr>
             </w:pPr>
@@ -3211,6 +3310,7 @@
             <w:pPr>
               <w:jc w:val="center"/>
               <w:rPr>
+                <w:rFonts w:hint="eastAsia"/>
                 <w:szCs w:val="21"/>
               </w:rPr>
             </w:pPr>
@@ -3239,6 +3339,7 @@
             <w:pPr>
               <w:jc w:val="center"/>
               <w:rPr>
+                <w:rFonts w:hint="eastAsia"/>
                 <w:szCs w:val="21"/>
               </w:rPr>
             </w:pPr>
@@ -3267,6 +3368,7 @@
             <w:pPr>
               <w:jc w:val="center"/>
               <w:rPr>
+                <w:rFonts w:hint="eastAsia"/>
                 <w:szCs w:val="21"/>
               </w:rPr>
             </w:pPr>
@@ -3295,6 +3397,7 @@
             <w:pPr>
               <w:jc w:val="left"/>
               <w:rPr>
+                <w:rFonts w:hint="eastAsia"/>
                 <w:szCs w:val="21"/>
               </w:rPr>
             </w:pPr>
@@ -3328,6 +3431,7 @@
             <w:pPr>
               <w:jc w:val="center"/>
               <w:rPr>
+                <w:rFonts w:hint="eastAsia"/>
                 <w:szCs w:val="21"/>
               </w:rPr>
             </w:pPr>
@@ -3356,6 +3460,7 @@
             <w:pPr>
               <w:jc w:val="center"/>
               <w:rPr>
+                <w:rFonts w:hint="eastAsia"/>
                 <w:szCs w:val="21"/>
               </w:rPr>
             </w:pPr>
@@ -3384,6 +3489,7 @@
             <w:pPr>
               <w:jc w:val="center"/>
               <w:rPr>
+                <w:rFonts w:hint="eastAsia"/>
                 <w:szCs w:val="21"/>
               </w:rPr>
             </w:pPr>
@@ -3412,6 +3518,7 @@
             <w:pPr>
               <w:jc w:val="center"/>
               <w:rPr>
+                <w:rFonts w:hint="eastAsia"/>
                 <w:szCs w:val="21"/>
               </w:rPr>
             </w:pPr>
@@ -3440,6 +3547,7 @@
             <w:pPr>
               <w:jc w:val="center"/>
               <w:rPr>
+                <w:rFonts w:hint="eastAsia"/>
                 <w:szCs w:val="21"/>
               </w:rPr>
             </w:pPr>
@@ -3509,6 +3617,7 @@
             <w:pPr>
               <w:jc w:val="center"/>
               <w:rPr>
+                <w:rFonts w:hint="eastAsia"/>
                 <w:szCs w:val="21"/>
               </w:rPr>
             </w:pPr>
@@ -3537,6 +3646,7 @@
             <w:pPr>
               <w:jc w:val="center"/>
               <w:rPr>
+                <w:rFonts w:hint="eastAsia"/>
                 <w:szCs w:val="21"/>
               </w:rPr>
             </w:pPr>
@@ -3565,6 +3675,7 @@
             <w:pPr>
               <w:jc w:val="center"/>
               <w:rPr>
+                <w:rFonts w:hint="eastAsia"/>
                 <w:szCs w:val="21"/>
               </w:rPr>
             </w:pPr>
@@ -3593,6 +3704,7 @@
             <w:pPr>
               <w:jc w:val="center"/>
               <w:rPr>
+                <w:rFonts w:hint="eastAsia"/>
                 <w:szCs w:val="21"/>
               </w:rPr>
             </w:pPr>
@@ -3621,6 +3733,7 @@
             <w:pPr>
               <w:jc w:val="center"/>
               <w:rPr>
+                <w:rFonts w:hint="eastAsia"/>
                 <w:szCs w:val="21"/>
               </w:rPr>
             </w:pPr>
@@ -3649,6 +3762,7 @@
             <w:pPr>
               <w:jc w:val="left"/>
               <w:rPr>
+                <w:rFonts w:hint="eastAsia"/>
                 <w:szCs w:val="21"/>
               </w:rPr>
             </w:pPr>
@@ -3682,6 +3796,7 @@
             <w:pPr>
               <w:jc w:val="center"/>
               <w:rPr>
+                <w:rFonts w:hint="eastAsia"/>
                 <w:szCs w:val="21"/>
               </w:rPr>
             </w:pPr>
@@ -3712,6 +3827,7 @@
             <w:pPr>
               <w:jc w:val="center"/>
               <w:rPr>
+                <w:rFonts w:hint="eastAsia"/>
                 <w:szCs w:val="21"/>
               </w:rPr>
             </w:pPr>
@@ -3740,6 +3856,7 @@
             <w:pPr>
               <w:jc w:val="center"/>
               <w:rPr>
+                <w:rFonts w:hint="eastAsia"/>
                 <w:szCs w:val="21"/>
               </w:rPr>
             </w:pPr>
@@ -3768,6 +3885,7 @@
             <w:pPr>
               <w:jc w:val="center"/>
               <w:rPr>
+                <w:rFonts w:hint="eastAsia"/>
                 <w:szCs w:val="21"/>
               </w:rPr>
             </w:pPr>
@@ -3796,6 +3914,7 @@
             <w:pPr>
               <w:jc w:val="center"/>
               <w:rPr>
+                <w:rFonts w:hint="eastAsia"/>
                 <w:szCs w:val="21"/>
               </w:rPr>
             </w:pPr>
@@ -3824,6 +3943,7 @@
             <w:pPr>
               <w:jc w:val="left"/>
               <w:rPr>
+                <w:rFonts w:hint="eastAsia"/>
                 <w:szCs w:val="21"/>
               </w:rPr>
             </w:pPr>
@@ -3857,6 +3977,7 @@
             <w:pPr>
               <w:jc w:val="center"/>
               <w:rPr>
+                <w:rFonts w:hint="eastAsia"/>
                 <w:szCs w:val="21"/>
               </w:rPr>
             </w:pPr>
@@ -3885,6 +4006,7 @@
             <w:pPr>
               <w:jc w:val="center"/>
               <w:rPr>
+                <w:rFonts w:hint="eastAsia"/>
                 <w:szCs w:val="21"/>
               </w:rPr>
             </w:pPr>
@@ -3913,6 +4035,7 @@
             <w:pPr>
               <w:jc w:val="center"/>
               <w:rPr>
+                <w:rFonts w:hint="eastAsia"/>
                 <w:szCs w:val="21"/>
               </w:rPr>
             </w:pPr>
@@ -3941,6 +4064,7 @@
             <w:pPr>
               <w:jc w:val="center"/>
               <w:rPr>
+                <w:rFonts w:hint="eastAsia"/>
                 <w:szCs w:val="21"/>
               </w:rPr>
             </w:pPr>
@@ -3969,6 +4093,7 @@
             <w:pPr>
               <w:jc w:val="center"/>
               <w:rPr>
+                <w:rFonts w:hint="eastAsia"/>
                 <w:szCs w:val="21"/>
               </w:rPr>
             </w:pPr>
@@ -3997,6 +4122,7 @@
             <w:pPr>
               <w:jc w:val="left"/>
               <w:rPr>
+                <w:rFonts w:hint="eastAsia"/>
                 <w:szCs w:val="21"/>
               </w:rPr>
             </w:pPr>
@@ -4030,6 +4156,7 @@
             <w:pPr>
               <w:jc w:val="center"/>
               <w:rPr>
+                <w:rFonts w:hint="eastAsia"/>
                 <w:szCs w:val="21"/>
               </w:rPr>
             </w:pPr>
@@ -4060,6 +4187,7 @@
             <w:pPr>
               <w:jc w:val="center"/>
               <w:rPr>
+                <w:rFonts w:hint="eastAsia"/>
                 <w:szCs w:val="21"/>
               </w:rPr>
             </w:pPr>
@@ -4090,6 +4218,7 @@
             <w:pPr>
               <w:jc w:val="center"/>
               <w:rPr>
+                <w:rFonts w:hint="eastAsia"/>
                 <w:szCs w:val="21"/>
               </w:rPr>
             </w:pPr>
@@ -4118,6 +4247,7 @@
             <w:pPr>
               <w:jc w:val="center"/>
               <w:rPr>
+                <w:rFonts w:hint="eastAsia"/>
                 <w:szCs w:val="21"/>
               </w:rPr>
             </w:pPr>
@@ -4146,6 +4276,7 @@
             <w:pPr>
               <w:jc w:val="center"/>
               <w:rPr>
+                <w:rFonts w:hint="eastAsia"/>
                 <w:szCs w:val="21"/>
               </w:rPr>
             </w:pPr>
@@ -4174,6 +4305,7 @@
             <w:pPr>
               <w:jc w:val="left"/>
               <w:rPr>
+                <w:rFonts w:hint="eastAsia"/>
                 <w:szCs w:val="21"/>
               </w:rPr>
             </w:pPr>
@@ -4207,6 +4339,7 @@
             <w:pPr>
               <w:jc w:val="center"/>
               <w:rPr>
+                <w:rFonts w:hint="eastAsia"/>
                 <w:szCs w:val="21"/>
               </w:rPr>
             </w:pPr>
@@ -4235,6 +4368,7 @@
             <w:pPr>
               <w:jc w:val="center"/>
               <w:rPr>
+                <w:rFonts w:hint="eastAsia"/>
                 <w:szCs w:val="21"/>
               </w:rPr>
             </w:pPr>
@@ -4263,6 +4397,7 @@
             <w:pPr>
               <w:jc w:val="center"/>
               <w:rPr>
+                <w:rFonts w:hint="eastAsia"/>
                 <w:szCs w:val="21"/>
               </w:rPr>
             </w:pPr>
@@ -4291,6 +4426,7 @@
             <w:pPr>
               <w:jc w:val="center"/>
               <w:rPr>
+                <w:rFonts w:hint="eastAsia"/>
                 <w:szCs w:val="21"/>
               </w:rPr>
             </w:pPr>
@@ -4319,6 +4455,7 @@
             <w:pPr>
               <w:jc w:val="center"/>
               <w:rPr>
+                <w:rFonts w:hint="eastAsia"/>
                 <w:szCs w:val="21"/>
               </w:rPr>
             </w:pPr>
@@ -4347,6 +4484,7 @@
             <w:pPr>
               <w:jc w:val="left"/>
               <w:rPr>
+                <w:rFonts w:hint="eastAsia"/>
                 <w:szCs w:val="21"/>
               </w:rPr>
             </w:pPr>
@@ -4380,6 +4518,7 @@
             <w:pPr>
               <w:jc w:val="center"/>
               <w:rPr>
+                <w:rFonts w:hint="eastAsia"/>
                 <w:szCs w:val="21"/>
               </w:rPr>
             </w:pPr>
@@ -4410,6 +4549,7 @@
             <w:pPr>
               <w:jc w:val="center"/>
               <w:rPr>
+                <w:rFonts w:hint="eastAsia"/>
                 <w:szCs w:val="21"/>
               </w:rPr>
             </w:pPr>
@@ -4438,6 +4578,7 @@
             <w:pPr>
               <w:jc w:val="center"/>
               <w:rPr>
+                <w:rFonts w:hint="eastAsia"/>
                 <w:szCs w:val="21"/>
               </w:rPr>
             </w:pPr>
@@ -4466,6 +4607,7 @@
             <w:pPr>
               <w:jc w:val="center"/>
               <w:rPr>
+                <w:rFonts w:hint="eastAsia"/>
                 <w:szCs w:val="21"/>
               </w:rPr>
             </w:pPr>
@@ -4494,6 +4636,7 @@
             <w:pPr>
               <w:jc w:val="center"/>
               <w:rPr>
+                <w:rFonts w:hint="eastAsia"/>
                 <w:szCs w:val="21"/>
               </w:rPr>
             </w:pPr>
@@ -4522,6 +4665,7 @@
             <w:pPr>
               <w:jc w:val="left"/>
               <w:rPr>
+                <w:rFonts w:hint="eastAsia"/>
                 <w:szCs w:val="21"/>
               </w:rPr>
             </w:pPr>
@@ -4555,6 +4699,7 @@
             <w:pPr>
               <w:jc w:val="center"/>
               <w:rPr>
+                <w:rFonts w:hint="eastAsia"/>
                 <w:szCs w:val="21"/>
               </w:rPr>
             </w:pPr>
@@ -4585,6 +4730,7 @@
             <w:pPr>
               <w:jc w:val="center"/>
               <w:rPr>
+                <w:rFonts w:hint="eastAsia"/>
                 <w:szCs w:val="21"/>
               </w:rPr>
             </w:pPr>
@@ -4615,6 +4761,7 @@
             <w:pPr>
               <w:jc w:val="center"/>
               <w:rPr>
+                <w:rFonts w:hint="eastAsia"/>
                 <w:szCs w:val="21"/>
               </w:rPr>
             </w:pPr>
@@ -4643,6 +4790,7 @@
             <w:pPr>
               <w:jc w:val="center"/>
               <w:rPr>
+                <w:rFonts w:hint="eastAsia"/>
                 <w:szCs w:val="21"/>
               </w:rPr>
             </w:pPr>
@@ -4671,6 +4819,7 @@
             <w:pPr>
               <w:jc w:val="center"/>
               <w:rPr>
+                <w:rFonts w:hint="eastAsia"/>
                 <w:szCs w:val="21"/>
               </w:rPr>
             </w:pPr>
@@ -4699,6 +4848,7 @@
             <w:pPr>
               <w:jc w:val="left"/>
               <w:rPr>
+                <w:rFonts w:hint="eastAsia"/>
                 <w:szCs w:val="21"/>
               </w:rPr>
             </w:pPr>
@@ -4733,6 +4883,9 @@
           <w:ilvl w:val="0"/>
           <w:numId w:val="5"/>
         </w:numPr>
+        <w:rPr>
+          <w:rFonts w:hint="eastAsia"/>
+        </w:rPr>
       </w:pPr>
       <w:r>
         <w:rPr>
@@ -4792,6 +4945,7 @@
           <w:p>
             <w:pPr>
               <w:rPr>
+                <w:rFonts w:hint="eastAsia"/>
                 <w:b/>
                 <w:bCs/>
               </w:rPr>
@@ -4821,6 +4975,7 @@
           <w:p>
             <w:pPr>
               <w:rPr>
+                <w:rFonts w:hint="eastAsia"/>
                 <w:b/>
                 <w:bCs/>
               </w:rPr>
@@ -4850,6 +5005,7 @@
           <w:p>
             <w:pPr>
               <w:rPr>
+                <w:rFonts w:hint="eastAsia"/>
                 <w:b/>
                 <w:bCs/>
               </w:rPr>
@@ -4879,6 +5035,7 @@
           <w:p>
             <w:pPr>
               <w:rPr>
+                <w:rFonts w:hint="eastAsia"/>
                 <w:b/>
                 <w:bCs/>
               </w:rPr>
@@ -4908,6 +5065,7 @@
           <w:p>
             <w:pPr>
               <w:rPr>
+                <w:rFonts w:hint="eastAsia"/>
                 <w:b/>
                 <w:bCs/>
               </w:rPr>
@@ -4937,6 +5095,7 @@
           <w:p>
             <w:pPr>
               <w:rPr>
+                <w:rFonts w:hint="eastAsia"/>
                 <w:b/>
                 <w:bCs/>
               </w:rPr>
@@ -4969,6 +5128,11 @@
             <w:hideMark/>
           </w:tcPr>
           <w:p>
+            <w:pPr>
+              <w:rPr>
+                <w:rFonts w:hint="eastAsia"/>
+              </w:rPr>
+            </w:pPr>
             <w:r>
               <w:t>id</w:t>
             </w:r>
@@ -4988,6 +5152,11 @@
             <w:hideMark/>
           </w:tcPr>
           <w:p>
+            <w:pPr>
+              <w:rPr>
+                <w:rFonts w:hint="eastAsia"/>
+              </w:rPr>
+            </w:pPr>
             <w:r>
               <w:t>int</w:t>
             </w:r>
@@ -5007,6 +5176,11 @@
             <w:hideMark/>
           </w:tcPr>
           <w:p>
+            <w:pPr>
+              <w:rPr>
+                <w:rFonts w:hint="eastAsia"/>
+              </w:rPr>
+            </w:pPr>
             <w:r>
               <w:t>-</w:t>
             </w:r>
@@ -5026,6 +5200,11 @@
             <w:hideMark/>
           </w:tcPr>
           <w:p>
+            <w:pPr>
+              <w:rPr>
+                <w:rFonts w:hint="eastAsia"/>
+              </w:rPr>
+            </w:pPr>
             <w:r>
               <w:t>否</w:t>
             </w:r>
@@ -5045,6 +5224,11 @@
             <w:hideMark/>
           </w:tcPr>
           <w:p>
+            <w:pPr>
+              <w:rPr>
+                <w:rFonts w:hint="eastAsia"/>
+              </w:rPr>
+            </w:pPr>
             <w:r>
               <w:t>是</w:t>
             </w:r>
@@ -5064,6 +5248,11 @@
             <w:hideMark/>
           </w:tcPr>
           <w:p>
+            <w:pPr>
+              <w:rPr>
+                <w:rFonts w:hint="eastAsia"/>
+              </w:rPr>
+            </w:pPr>
             <w:r>
               <w:t>主键 ID</w:t>
             </w:r>
@@ -5088,6 +5277,11 @@
             <w:hideMark/>
           </w:tcPr>
           <w:p>
+            <w:pPr>
+              <w:rPr>
+                <w:rFonts w:hint="eastAsia"/>
+              </w:rPr>
+            </w:pPr>
             <w:r>
               <w:lastRenderedPageBreak/>
               <w:t>code</w:t>
@@ -5108,6 +5302,11 @@
             <w:hideMark/>
           </w:tcPr>
           <w:p>
+            <w:pPr>
+              <w:rPr>
+                <w:rFonts w:hint="eastAsia"/>
+              </w:rPr>
+            </w:pPr>
             <w:r>
               <w:t>varchar</w:t>
             </w:r>
@@ -5127,6 +5326,11 @@
             <w:hideMark/>
           </w:tcPr>
           <w:p>
+            <w:pPr>
+              <w:rPr>
+                <w:rFonts w:hint="eastAsia"/>
+              </w:rPr>
+            </w:pPr>
             <w:r>
               <w:t>50</w:t>
             </w:r>
@@ -5146,6 +5350,11 @@
             <w:hideMark/>
           </w:tcPr>
           <w:p>
+            <w:pPr>
+              <w:rPr>
+                <w:rFonts w:hint="eastAsia"/>
+              </w:rPr>
+            </w:pPr>
             <w:r>
               <w:t>否</w:t>
             </w:r>
@@ -5165,6 +5374,11 @@
             <w:hideMark/>
           </w:tcPr>
           <w:p>
+            <w:pPr>
+              <w:rPr>
+                <w:rFonts w:hint="eastAsia"/>
+              </w:rPr>
+            </w:pPr>
             <w:r>
               <w:t>否</w:t>
             </w:r>
@@ -5216,6 +5430,11 @@
             <w:hideMark/>
           </w:tcPr>
           <w:p>
+            <w:pPr>
+              <w:rPr>
+                <w:rFonts w:hint="eastAsia"/>
+              </w:rPr>
+            </w:pPr>
             <w:proofErr w:type="spellStart"/>
             <w:r>
               <w:t>owner_id</w:t>
@@ -5237,6 +5456,11 @@
             <w:hideMark/>
           </w:tcPr>
           <w:p>
+            <w:pPr>
+              <w:rPr>
+                <w:rFonts w:hint="eastAsia"/>
+              </w:rPr>
+            </w:pPr>
             <w:r>
               <w:t>varchar</w:t>
             </w:r>
@@ -5256,6 +5480,11 @@
             <w:hideMark/>
           </w:tcPr>
           <w:p>
+            <w:pPr>
+              <w:rPr>
+                <w:rFonts w:hint="eastAsia"/>
+              </w:rPr>
+            </w:pPr>
             <w:r>
               <w:t>50</w:t>
             </w:r>
@@ -5275,6 +5504,11 @@
             <w:hideMark/>
           </w:tcPr>
           <w:p>
+            <w:pPr>
+              <w:rPr>
+                <w:rFonts w:hint="eastAsia"/>
+              </w:rPr>
+            </w:pPr>
             <w:r>
               <w:t>是</w:t>
             </w:r>
@@ -5294,6 +5528,11 @@
             <w:hideMark/>
           </w:tcPr>
           <w:p>
+            <w:pPr>
+              <w:rPr>
+                <w:rFonts w:hint="eastAsia"/>
+              </w:rPr>
+            </w:pPr>
             <w:r>
               <w:t>否</w:t>
             </w:r>
@@ -5313,6 +5552,11 @@
             <w:hideMark/>
           </w:tcPr>
           <w:p>
+            <w:pPr>
+              <w:rPr>
+                <w:rFonts w:hint="eastAsia"/>
+              </w:rPr>
+            </w:pPr>
             <w:r>
               <w:t>负责人 ID</w:t>
             </w:r>
@@ -5337,6 +5581,11 @@
             <w:hideMark/>
           </w:tcPr>
           <w:p>
+            <w:pPr>
+              <w:rPr>
+                <w:rFonts w:hint="eastAsia"/>
+              </w:rPr>
+            </w:pPr>
             <w:r>
               <w:t>name</w:t>
             </w:r>
@@ -5356,6 +5605,11 @@
             <w:hideMark/>
           </w:tcPr>
           <w:p>
+            <w:pPr>
+              <w:rPr>
+                <w:rFonts w:hint="eastAsia"/>
+              </w:rPr>
+            </w:pPr>
             <w:r>
               <w:t>text</w:t>
             </w:r>
@@ -5375,6 +5629,11 @@
             <w:hideMark/>
           </w:tcPr>
           <w:p>
+            <w:pPr>
+              <w:rPr>
+                <w:rFonts w:hint="eastAsia"/>
+              </w:rPr>
+            </w:pPr>
             <w:r>
               <w:t>-</w:t>
             </w:r>
@@ -5394,6 +5653,11 @@
             <w:hideMark/>
           </w:tcPr>
           <w:p>
+            <w:pPr>
+              <w:rPr>
+                <w:rFonts w:hint="eastAsia"/>
+              </w:rPr>
+            </w:pPr>
             <w:r>
               <w:t>是</w:t>
             </w:r>
@@ -5413,6 +5677,11 @@
             <w:hideMark/>
           </w:tcPr>
           <w:p>
+            <w:pPr>
+              <w:rPr>
+                <w:rFonts w:hint="eastAsia"/>
+              </w:rPr>
+            </w:pPr>
             <w:r>
               <w:t>否</w:t>
             </w:r>
@@ -5432,6 +5701,11 @@
             <w:hideMark/>
           </w:tcPr>
           <w:p>
+            <w:pPr>
+              <w:rPr>
+                <w:rFonts w:hint="eastAsia"/>
+              </w:rPr>
+            </w:pPr>
             <w:r>
               <w:t>名称</w:t>
             </w:r>
@@ -5456,6 +5730,11 @@
             <w:hideMark/>
           </w:tcPr>
           <w:p>
+            <w:pPr>
+              <w:rPr>
+                <w:rFonts w:hint="eastAsia"/>
+              </w:rPr>
+            </w:pPr>
             <w:proofErr w:type="spellStart"/>
             <w:r>
               <w:t>complete_status</w:t>
@@ -5477,6 +5756,11 @@
             <w:hideMark/>
           </w:tcPr>
           <w:p>
+            <w:pPr>
+              <w:rPr>
+                <w:rFonts w:hint="eastAsia"/>
+              </w:rPr>
+            </w:pPr>
             <w:proofErr w:type="spellStart"/>
             <w:r>
               <w:t>tinyint</w:t>
@@ -5498,6 +5782,11 @@
             <w:hideMark/>
           </w:tcPr>
           <w:p>
+            <w:pPr>
+              <w:rPr>
+                <w:rFonts w:hint="eastAsia"/>
+              </w:rPr>
+            </w:pPr>
             <w:r>
               <w:t>1</w:t>
             </w:r>
@@ -5517,6 +5806,11 @@
             <w:hideMark/>
           </w:tcPr>
           <w:p>
+            <w:pPr>
+              <w:rPr>
+                <w:rFonts w:hint="eastAsia"/>
+              </w:rPr>
+            </w:pPr>
             <w:r>
               <w:t>是</w:t>
             </w:r>
@@ -5536,6 +5830,11 @@
             <w:hideMark/>
           </w:tcPr>
           <w:p>
+            <w:pPr>
+              <w:rPr>
+                <w:rFonts w:hint="eastAsia"/>
+              </w:rPr>
+            </w:pPr>
             <w:r>
               <w:t>否</w:t>
             </w:r>
@@ -5555,6 +5854,11 @@
             <w:hideMark/>
           </w:tcPr>
           <w:p>
+            <w:pPr>
+              <w:rPr>
+                <w:rFonts w:hint="eastAsia"/>
+              </w:rPr>
+            </w:pPr>
             <w:r>
               <w:rPr>
                 <w:rFonts w:hint="eastAsia"/>
@@ -5569,35 +5873,7 @@
                 <w:rFonts w:hint="eastAsia"/>
                 <w:szCs w:val="21"/>
               </w:rPr>
-              <w:t>（1为已</w:t>
-            </w:r>
-            <w:r>
-              <w:rPr>
-                <w:rFonts w:hint="eastAsia"/>
-                <w:szCs w:val="21"/>
-              </w:rPr>
-              <w:t>完成</w:t>
-            </w:r>
-            <w:r>
-              <w:rPr>
-                <w:rFonts w:hint="eastAsia"/>
-                <w:szCs w:val="21"/>
-              </w:rPr>
-              <w:t>，0为未</w:t>
-            </w:r>
-            <w:r>
-              <w:rPr>
-                <w:rFonts w:hint="eastAsia"/>
-                <w:szCs w:val="21"/>
-              </w:rPr>
-              <w:t>完成</w:t>
-            </w:r>
-            <w:r>
-              <w:rPr>
-                <w:rFonts w:hint="eastAsia"/>
-                <w:szCs w:val="21"/>
-              </w:rPr>
-              <w:t>）</w:t>
+              <w:t>（1为已完成，0为未完成）</w:t>
             </w:r>
           </w:p>
         </w:tc>
@@ -5620,6 +5896,11 @@
             <w:hideMark/>
           </w:tcPr>
           <w:p>
+            <w:pPr>
+              <w:rPr>
+                <w:rFonts w:hint="eastAsia"/>
+              </w:rPr>
+            </w:pPr>
             <w:proofErr w:type="spellStart"/>
             <w:r>
               <w:t>tech_owner_id</w:t>
@@ -5641,6 +5922,11 @@
             <w:hideMark/>
           </w:tcPr>
           <w:p>
+            <w:pPr>
+              <w:rPr>
+                <w:rFonts w:hint="eastAsia"/>
+              </w:rPr>
+            </w:pPr>
             <w:r>
               <w:t>varchar</w:t>
             </w:r>
@@ -5660,6 +5946,11 @@
             <w:hideMark/>
           </w:tcPr>
           <w:p>
+            <w:pPr>
+              <w:rPr>
+                <w:rFonts w:hint="eastAsia"/>
+              </w:rPr>
+            </w:pPr>
             <w:r>
               <w:t>50</w:t>
             </w:r>
@@ -5679,6 +5970,11 @@
             <w:hideMark/>
           </w:tcPr>
           <w:p>
+            <w:pPr>
+              <w:rPr>
+                <w:rFonts w:hint="eastAsia"/>
+              </w:rPr>
+            </w:pPr>
             <w:r>
               <w:t>是</w:t>
             </w:r>
@@ -5698,6 +5994,11 @@
             <w:hideMark/>
           </w:tcPr>
           <w:p>
+            <w:pPr>
+              <w:rPr>
+                <w:rFonts w:hint="eastAsia"/>
+              </w:rPr>
+            </w:pPr>
             <w:r>
               <w:t>否</w:t>
             </w:r>
@@ -5717,6 +6018,11 @@
             <w:hideMark/>
           </w:tcPr>
           <w:p>
+            <w:pPr>
+              <w:rPr>
+                <w:rFonts w:hint="eastAsia"/>
+              </w:rPr>
+            </w:pPr>
             <w:r>
               <w:t>技术负责人 ID</w:t>
             </w:r>
@@ -5741,6 +6047,11 @@
             <w:hideMark/>
           </w:tcPr>
           <w:p>
+            <w:pPr>
+              <w:rPr>
+                <w:rFonts w:hint="eastAsia"/>
+              </w:rPr>
+            </w:pPr>
             <w:proofErr w:type="spellStart"/>
             <w:r>
               <w:t>project_id</w:t>
@@ -5762,6 +6073,11 @@
             <w:hideMark/>
           </w:tcPr>
           <w:p>
+            <w:pPr>
+              <w:rPr>
+                <w:rFonts w:hint="eastAsia"/>
+              </w:rPr>
+            </w:pPr>
             <w:r>
               <w:t>int</w:t>
             </w:r>
@@ -5781,6 +6097,11 @@
             <w:hideMark/>
           </w:tcPr>
           <w:p>
+            <w:pPr>
+              <w:rPr>
+                <w:rFonts w:hint="eastAsia"/>
+              </w:rPr>
+            </w:pPr>
             <w:r>
               <w:t>-</w:t>
             </w:r>
@@ -5800,6 +6121,11 @@
             <w:hideMark/>
           </w:tcPr>
           <w:p>
+            <w:pPr>
+              <w:rPr>
+                <w:rFonts w:hint="eastAsia"/>
+              </w:rPr>
+            </w:pPr>
             <w:r>
               <w:t>否</w:t>
             </w:r>
@@ -5819,6 +6145,11 @@
             <w:hideMark/>
           </w:tcPr>
           <w:p>
+            <w:pPr>
+              <w:rPr>
+                <w:rFonts w:hint="eastAsia"/>
+              </w:rPr>
+            </w:pPr>
             <w:r>
               <w:t>否</w:t>
             </w:r>
@@ -5838,6 +6169,11 @@
             <w:hideMark/>
           </w:tcPr>
           <w:p>
+            <w:pPr>
+              <w:rPr>
+                <w:rFonts w:hint="eastAsia"/>
+              </w:rPr>
+            </w:pPr>
             <w:r>
               <w:t>所属项目 ID</w:t>
             </w:r>
@@ -5862,6 +6198,11 @@
             <w:hideMark/>
           </w:tcPr>
           <w:p>
+            <w:pPr>
+              <w:rPr>
+                <w:rFonts w:hint="eastAsia"/>
+              </w:rPr>
+            </w:pPr>
             <w:proofErr w:type="spellStart"/>
             <w:r>
               <w:t>category_name</w:t>
@@ -5883,6 +6224,11 @@
             <w:hideMark/>
           </w:tcPr>
           <w:p>
+            <w:pPr>
+              <w:rPr>
+                <w:rFonts w:hint="eastAsia"/>
+              </w:rPr>
+            </w:pPr>
             <w:r>
               <w:t>varchar</w:t>
             </w:r>
@@ -5902,6 +6248,11 @@
             <w:hideMark/>
           </w:tcPr>
           <w:p>
+            <w:pPr>
+              <w:rPr>
+                <w:rFonts w:hint="eastAsia"/>
+              </w:rPr>
+            </w:pPr>
             <w:r>
               <w:t>100</w:t>
             </w:r>
@@ -5921,6 +6272,11 @@
             <w:hideMark/>
           </w:tcPr>
           <w:p>
+            <w:pPr>
+              <w:rPr>
+                <w:rFonts w:hint="eastAsia"/>
+              </w:rPr>
+            </w:pPr>
             <w:r>
               <w:t>是</w:t>
             </w:r>
@@ -5940,6 +6296,11 @@
             <w:hideMark/>
           </w:tcPr>
           <w:p>
+            <w:pPr>
+              <w:rPr>
+                <w:rFonts w:hint="eastAsia"/>
+              </w:rPr>
+            </w:pPr>
             <w:r>
               <w:t>否</w:t>
             </w:r>
@@ -5959,6 +6320,11 @@
             <w:hideMark/>
           </w:tcPr>
           <w:p>
+            <w:pPr>
+              <w:rPr>
+                <w:rFonts w:hint="eastAsia"/>
+              </w:rPr>
+            </w:pPr>
             <w:r>
               <w:t>分类名称</w:t>
             </w:r>
@@ -5983,6 +6349,11 @@
             <w:hideMark/>
           </w:tcPr>
           <w:p>
+            <w:pPr>
+              <w:rPr>
+                <w:rFonts w:hint="eastAsia"/>
+              </w:rPr>
+            </w:pPr>
             <w:r>
               <w:t>objective</w:t>
             </w:r>
@@ -6002,6 +6373,11 @@
             <w:hideMark/>
           </w:tcPr>
           <w:p>
+            <w:pPr>
+              <w:rPr>
+                <w:rFonts w:hint="eastAsia"/>
+              </w:rPr>
+            </w:pPr>
             <w:r>
               <w:t>varchar</w:t>
             </w:r>
@@ -6021,6 +6397,11 @@
             <w:hideMark/>
           </w:tcPr>
           <w:p>
+            <w:pPr>
+              <w:rPr>
+                <w:rFonts w:hint="eastAsia"/>
+              </w:rPr>
+            </w:pPr>
             <w:r>
               <w:t>100</w:t>
             </w:r>
@@ -6040,6 +6421,11 @@
             <w:hideMark/>
           </w:tcPr>
           <w:p>
+            <w:pPr>
+              <w:rPr>
+                <w:rFonts w:hint="eastAsia"/>
+              </w:rPr>
+            </w:pPr>
             <w:r>
               <w:t>是</w:t>
             </w:r>
@@ -6059,6 +6445,11 @@
             <w:hideMark/>
           </w:tcPr>
           <w:p>
+            <w:pPr>
+              <w:rPr>
+                <w:rFonts w:hint="eastAsia"/>
+              </w:rPr>
+            </w:pPr>
             <w:r>
               <w:t>否</w:t>
             </w:r>
@@ -6078,6 +6469,11 @@
             <w:hideMark/>
           </w:tcPr>
           <w:p>
+            <w:pPr>
+              <w:rPr>
+                <w:rFonts w:hint="eastAsia"/>
+              </w:rPr>
+            </w:pPr>
             <w:r>
               <w:t>目标</w:t>
             </w:r>
@@ -6102,6 +6498,11 @@
             <w:hideMark/>
           </w:tcPr>
           <w:p>
+            <w:pPr>
+              <w:rPr>
+                <w:rFonts w:hint="eastAsia"/>
+              </w:rPr>
+            </w:pPr>
             <w:proofErr w:type="spellStart"/>
             <w:r>
               <w:t>isclosed</w:t>
@@ -6123,6 +6524,11 @@
             <w:hideMark/>
           </w:tcPr>
           <w:p>
+            <w:pPr>
+              <w:rPr>
+                <w:rFonts w:hint="eastAsia"/>
+              </w:rPr>
+            </w:pPr>
             <w:proofErr w:type="spellStart"/>
             <w:r>
               <w:t>tinyint</w:t>
@@ -6144,6 +6550,11 @@
             <w:hideMark/>
           </w:tcPr>
           <w:p>
+            <w:pPr>
+              <w:rPr>
+                <w:rFonts w:hint="eastAsia"/>
+              </w:rPr>
+            </w:pPr>
             <w:r>
               <w:t>1</w:t>
             </w:r>
@@ -6163,6 +6574,11 @@
             <w:hideMark/>
           </w:tcPr>
           <w:p>
+            <w:pPr>
+              <w:rPr>
+                <w:rFonts w:hint="eastAsia"/>
+              </w:rPr>
+            </w:pPr>
             <w:r>
               <w:t>是</w:t>
             </w:r>
@@ -6182,6 +6598,11 @@
             <w:hideMark/>
           </w:tcPr>
           <w:p>
+            <w:pPr>
+              <w:rPr>
+                <w:rFonts w:hint="eastAsia"/>
+              </w:rPr>
+            </w:pPr>
             <w:r>
               <w:t>否</w:t>
             </w:r>
@@ -6201,6 +6622,11 @@
             <w:hideMark/>
           </w:tcPr>
           <w:p>
+            <w:pPr>
+              <w:rPr>
+                <w:rFonts w:hint="eastAsia"/>
+              </w:rPr>
+            </w:pPr>
             <w:r>
               <w:rPr>
                 <w:szCs w:val="21"/>
@@ -6225,6 +6651,9 @@
           <w:ilvl w:val="0"/>
           <w:numId w:val="5"/>
         </w:numPr>
+        <w:rPr>
+          <w:rFonts w:hint="eastAsia"/>
+        </w:rPr>
       </w:pPr>
       <w:r>
         <w:rPr>
@@ -6285,6 +6714,7 @@
             <w:pPr>
               <w:jc w:val="center"/>
               <w:rPr>
+                <w:rFonts w:hint="eastAsia"/>
                 <w:b/>
                 <w:bCs/>
               </w:rPr>
@@ -6315,6 +6745,7 @@
             <w:pPr>
               <w:jc w:val="center"/>
               <w:rPr>
+                <w:rFonts w:hint="eastAsia"/>
                 <w:b/>
                 <w:bCs/>
               </w:rPr>
@@ -6345,6 +6776,7 @@
             <w:pPr>
               <w:jc w:val="center"/>
               <w:rPr>
+                <w:rFonts w:hint="eastAsia"/>
                 <w:b/>
                 <w:bCs/>
               </w:rPr>
@@ -6375,6 +6807,7 @@
             <w:pPr>
               <w:jc w:val="center"/>
               <w:rPr>
+                <w:rFonts w:hint="eastAsia"/>
                 <w:b/>
                 <w:bCs/>
               </w:rPr>
@@ -6405,6 +6838,7 @@
             <w:pPr>
               <w:jc w:val="center"/>
               <w:rPr>
+                <w:rFonts w:hint="eastAsia"/>
                 <w:b/>
                 <w:bCs/>
               </w:rPr>
@@ -6435,6 +6869,7 @@
             <w:pPr>
               <w:jc w:val="left"/>
               <w:rPr>
+                <w:rFonts w:hint="eastAsia"/>
                 <w:b/>
                 <w:bCs/>
               </w:rPr>
@@ -6469,6 +6904,9 @@
           <w:p>
             <w:pPr>
               <w:jc w:val="center"/>
+              <w:rPr>
+                <w:rFonts w:hint="eastAsia"/>
+              </w:rPr>
             </w:pPr>
             <w:r>
               <w:t>id</w:t>
@@ -6491,6 +6929,9 @@
           <w:p>
             <w:pPr>
               <w:jc w:val="center"/>
+              <w:rPr>
+                <w:rFonts w:hint="eastAsia"/>
+              </w:rPr>
             </w:pPr>
             <w:r>
               <w:t>int</w:t>
@@ -6513,6 +6954,9 @@
           <w:p>
             <w:pPr>
               <w:jc w:val="center"/>
+              <w:rPr>
+                <w:rFonts w:hint="eastAsia"/>
+              </w:rPr>
             </w:pPr>
             <w:r>
               <w:t>-</w:t>
@@ -6535,6 +6979,9 @@
           <w:p>
             <w:pPr>
               <w:jc w:val="center"/>
+              <w:rPr>
+                <w:rFonts w:hint="eastAsia"/>
+              </w:rPr>
             </w:pPr>
             <w:r>
               <w:t>否</w:t>
@@ -6557,6 +7004,9 @@
           <w:p>
             <w:pPr>
               <w:jc w:val="center"/>
+              <w:rPr>
+                <w:rFonts w:hint="eastAsia"/>
+              </w:rPr>
             </w:pPr>
             <w:r>
               <w:t>是</w:t>
@@ -6579,6 +7029,9 @@
           <w:p>
             <w:pPr>
               <w:jc w:val="left"/>
+              <w:rPr>
+                <w:rFonts w:hint="eastAsia"/>
+              </w:rPr>
             </w:pPr>
             <w:r>
               <w:t>主键 ID</w:t>
@@ -6606,6 +7059,9 @@
           <w:p>
             <w:pPr>
               <w:jc w:val="center"/>
+              <w:rPr>
+                <w:rFonts w:hint="eastAsia"/>
+              </w:rPr>
             </w:pPr>
             <w:r>
               <w:t>name</w:t>
@@ -6628,6 +7084,9 @@
           <w:p>
             <w:pPr>
               <w:jc w:val="center"/>
+              <w:rPr>
+                <w:rFonts w:hint="eastAsia"/>
+              </w:rPr>
             </w:pPr>
             <w:r>
               <w:t>varchar</w:t>
@@ -6650,6 +7109,9 @@
           <w:p>
             <w:pPr>
               <w:jc w:val="center"/>
+              <w:rPr>
+                <w:rFonts w:hint="eastAsia"/>
+              </w:rPr>
             </w:pPr>
             <w:r>
               <w:t>100</w:t>
@@ -6672,6 +7134,9 @@
           <w:p>
             <w:pPr>
               <w:jc w:val="center"/>
+              <w:rPr>
+                <w:rFonts w:hint="eastAsia"/>
+              </w:rPr>
             </w:pPr>
             <w:r>
               <w:t>否</w:t>
@@ -6694,6 +7159,9 @@
           <w:p>
             <w:pPr>
               <w:jc w:val="center"/>
+              <w:rPr>
+                <w:rFonts w:hint="eastAsia"/>
+              </w:rPr>
             </w:pPr>
             <w:r>
               <w:t>否</w:t>
@@ -6716,6 +7184,9 @@
           <w:p>
             <w:pPr>
               <w:jc w:val="left"/>
+              <w:rPr>
+                <w:rFonts w:hint="eastAsia"/>
+              </w:rPr>
             </w:pPr>
             <w:r>
               <w:t>工作项名称</w:t>
@@ -6743,6 +7214,9 @@
           <w:p>
             <w:pPr>
               <w:jc w:val="center"/>
+              <w:rPr>
+                <w:rFonts w:hint="eastAsia"/>
+              </w:rPr>
             </w:pPr>
             <w:r>
               <w:t>standard</w:t>
@@ -6765,6 +7239,9 @@
           <w:p>
             <w:pPr>
               <w:jc w:val="center"/>
+              <w:rPr>
+                <w:rFonts w:hint="eastAsia"/>
+              </w:rPr>
             </w:pPr>
             <w:r>
               <w:t>text</w:t>
@@ -6787,6 +7264,9 @@
           <w:p>
             <w:pPr>
               <w:jc w:val="center"/>
+              <w:rPr>
+                <w:rFonts w:hint="eastAsia"/>
+              </w:rPr>
             </w:pPr>
             <w:r>
               <w:t>-</w:t>
@@ -6809,6 +7289,9 @@
           <w:p>
             <w:pPr>
               <w:jc w:val="center"/>
+              <w:rPr>
+                <w:rFonts w:hint="eastAsia"/>
+              </w:rPr>
             </w:pPr>
             <w:r>
               <w:t>是</w:t>
@@ -6831,6 +7314,9 @@
           <w:p>
             <w:pPr>
               <w:jc w:val="center"/>
+              <w:rPr>
+                <w:rFonts w:hint="eastAsia"/>
+              </w:rPr>
             </w:pPr>
             <w:r>
               <w:t>否</w:t>
@@ -6853,6 +7339,9 @@
           <w:p>
             <w:pPr>
               <w:jc w:val="left"/>
+              <w:rPr>
+                <w:rFonts w:hint="eastAsia"/>
+              </w:rPr>
             </w:pPr>
             <w:r>
               <w:t>标准</w:t>
@@ -6880,6 +7369,9 @@
           <w:p>
             <w:pPr>
               <w:jc w:val="center"/>
+              <w:rPr>
+                <w:rFonts w:hint="eastAsia"/>
+              </w:rPr>
             </w:pPr>
             <w:r>
               <w:t>difficulty</w:t>
@@ -6902,6 +7394,9 @@
           <w:p>
             <w:pPr>
               <w:jc w:val="center"/>
+              <w:rPr>
+                <w:rFonts w:hint="eastAsia"/>
+              </w:rPr>
             </w:pPr>
             <w:r>
               <w:t>varchar</w:t>
@@ -6924,6 +7419,9 @@
           <w:p>
             <w:pPr>
               <w:jc w:val="center"/>
+              <w:rPr>
+                <w:rFonts w:hint="eastAsia"/>
+              </w:rPr>
             </w:pPr>
             <w:r>
               <w:t>50</w:t>
@@ -6946,6 +7444,9 @@
           <w:p>
             <w:pPr>
               <w:jc w:val="center"/>
+              <w:rPr>
+                <w:rFonts w:hint="eastAsia"/>
+              </w:rPr>
             </w:pPr>
             <w:r>
               <w:t>否</w:t>
@@ -6968,6 +7469,9 @@
           <w:p>
             <w:pPr>
               <w:jc w:val="center"/>
+              <w:rPr>
+                <w:rFonts w:hint="eastAsia"/>
+              </w:rPr>
             </w:pPr>
             <w:r>
               <w:t>否</w:t>
@@ -6990,6 +7494,9 @@
           <w:p>
             <w:pPr>
               <w:jc w:val="left"/>
+              <w:rPr>
+                <w:rFonts w:hint="eastAsia"/>
+              </w:rPr>
             </w:pPr>
             <w:r>
               <w:t>难度</w:t>
@@ -7017,6 +7524,9 @@
           <w:p>
             <w:pPr>
               <w:jc w:val="center"/>
+              <w:rPr>
+                <w:rFonts w:hint="eastAsia"/>
+              </w:rPr>
             </w:pPr>
             <w:r>
               <w:t>importance</w:t>
@@ -7039,6 +7549,9 @@
           <w:p>
             <w:pPr>
               <w:jc w:val="center"/>
+              <w:rPr>
+                <w:rFonts w:hint="eastAsia"/>
+              </w:rPr>
             </w:pPr>
             <w:r>
               <w:t>varchar</w:t>
@@ -7061,6 +7574,9 @@
           <w:p>
             <w:pPr>
               <w:jc w:val="center"/>
+              <w:rPr>
+                <w:rFonts w:hint="eastAsia"/>
+              </w:rPr>
             </w:pPr>
             <w:r>
               <w:t>50</w:t>
@@ -7083,6 +7599,9 @@
           <w:p>
             <w:pPr>
               <w:jc w:val="center"/>
+              <w:rPr>
+                <w:rFonts w:hint="eastAsia"/>
+              </w:rPr>
             </w:pPr>
             <w:r>
               <w:t>否</w:t>
@@ -7105,6 +7624,9 @@
           <w:p>
             <w:pPr>
               <w:jc w:val="center"/>
+              <w:rPr>
+                <w:rFonts w:hint="eastAsia"/>
+              </w:rPr>
             </w:pPr>
             <w:r>
               <w:t>否</w:t>
@@ -7127,6 +7649,9 @@
           <w:p>
             <w:pPr>
               <w:jc w:val="left"/>
+              <w:rPr>
+                <w:rFonts w:hint="eastAsia"/>
+              </w:rPr>
             </w:pPr>
             <w:r>
               <w:t>重要性</w:t>
@@ -7154,6 +7679,9 @@
           <w:p>
             <w:pPr>
               <w:jc w:val="center"/>
+              <w:rPr>
+                <w:rFonts w:hint="eastAsia"/>
+              </w:rPr>
             </w:pPr>
             <w:r>
               <w:t>innovation</w:t>
@@ -7176,6 +7704,9 @@
           <w:p>
             <w:pPr>
               <w:jc w:val="center"/>
+              <w:rPr>
+                <w:rFonts w:hint="eastAsia"/>
+              </w:rPr>
             </w:pPr>
             <w:r>
               <w:t>varchar</w:t>
@@ -7198,6 +7729,9 @@
           <w:p>
             <w:pPr>
               <w:jc w:val="center"/>
+              <w:rPr>
+                <w:rFonts w:hint="eastAsia"/>
+              </w:rPr>
             </w:pPr>
             <w:r>
               <w:t>50</w:t>
@@ -7220,6 +7754,9 @@
           <w:p>
             <w:pPr>
               <w:jc w:val="center"/>
+              <w:rPr>
+                <w:rFonts w:hint="eastAsia"/>
+              </w:rPr>
             </w:pPr>
             <w:r>
               <w:t>否</w:t>
@@ -7242,6 +7779,9 @@
           <w:p>
             <w:pPr>
               <w:jc w:val="center"/>
+              <w:rPr>
+                <w:rFonts w:hint="eastAsia"/>
+              </w:rPr>
             </w:pPr>
             <w:r>
               <w:t>否</w:t>
@@ -7264,6 +7804,9 @@
           <w:p>
             <w:pPr>
               <w:jc w:val="left"/>
+              <w:rPr>
+                <w:rFonts w:hint="eastAsia"/>
+              </w:rPr>
             </w:pPr>
             <w:r>
               <w:t>创新性</w:t>
@@ -7291,6 +7834,9 @@
           <w:p>
             <w:pPr>
               <w:jc w:val="center"/>
+              <w:rPr>
+                <w:rFonts w:hint="eastAsia"/>
+              </w:rPr>
             </w:pPr>
             <w:r>
               <w:t>deadline</w:t>
@@ -7313,6 +7859,9 @@
           <w:p>
             <w:pPr>
               <w:jc w:val="center"/>
+              <w:rPr>
+                <w:rFonts w:hint="eastAsia"/>
+              </w:rPr>
             </w:pPr>
             <w:r>
               <w:t>datetime</w:t>
@@ -7335,6 +7884,9 @@
           <w:p>
             <w:pPr>
               <w:jc w:val="center"/>
+              <w:rPr>
+                <w:rFonts w:hint="eastAsia"/>
+              </w:rPr>
             </w:pPr>
             <w:r>
               <w:t>-</w:t>
@@ -7357,6 +7909,9 @@
           <w:p>
             <w:pPr>
               <w:jc w:val="center"/>
+              <w:rPr>
+                <w:rFonts w:hint="eastAsia"/>
+              </w:rPr>
             </w:pPr>
             <w:r>
               <w:t>否</w:t>
@@ -7379,6 +7934,9 @@
           <w:p>
             <w:pPr>
               <w:jc w:val="center"/>
+              <w:rPr>
+                <w:rFonts w:hint="eastAsia"/>
+              </w:rPr>
             </w:pPr>
             <w:r>
               <w:t>否</w:t>
@@ -7401,6 +7959,9 @@
           <w:p>
             <w:pPr>
               <w:jc w:val="left"/>
+              <w:rPr>
+                <w:rFonts w:hint="eastAsia"/>
+              </w:rPr>
             </w:pPr>
             <w:r>
               <w:t>截止时间</w:t>
@@ -7428,6 +7989,9 @@
           <w:p>
             <w:pPr>
               <w:jc w:val="center"/>
+              <w:rPr>
+                <w:rFonts w:hint="eastAsia"/>
+              </w:rPr>
             </w:pPr>
             <w:proofErr w:type="spellStart"/>
             <w:r>
@@ -7452,6 +8016,9 @@
           <w:p>
             <w:pPr>
               <w:jc w:val="center"/>
+              <w:rPr>
+                <w:rFonts w:hint="eastAsia"/>
+              </w:rPr>
             </w:pPr>
             <w:r>
               <w:t>datetime</w:t>
@@ -7474,6 +8041,9 @@
           <w:p>
             <w:pPr>
               <w:jc w:val="center"/>
+              <w:rPr>
+                <w:rFonts w:hint="eastAsia"/>
+              </w:rPr>
             </w:pPr>
             <w:r>
               <w:t>-</w:t>
@@ -7496,6 +8066,9 @@
           <w:p>
             <w:pPr>
               <w:jc w:val="center"/>
+              <w:rPr>
+                <w:rFonts w:hint="eastAsia"/>
+              </w:rPr>
             </w:pPr>
             <w:r>
               <w:t>是</w:t>
@@ -7518,6 +8091,9 @@
           <w:p>
             <w:pPr>
               <w:jc w:val="center"/>
+              <w:rPr>
+                <w:rFonts w:hint="eastAsia"/>
+              </w:rPr>
             </w:pPr>
             <w:r>
               <w:t>否</w:t>
@@ -7540,6 +8116,9 @@
           <w:p>
             <w:pPr>
               <w:jc w:val="left"/>
+              <w:rPr>
+                <w:rFonts w:hint="eastAsia"/>
+              </w:rPr>
             </w:pPr>
             <w:r>
               <w:t>完成时间</w:t>
@@ -7567,6 +8146,9 @@
           <w:p>
             <w:pPr>
               <w:jc w:val="center"/>
+              <w:rPr>
+                <w:rFonts w:hint="eastAsia"/>
+              </w:rPr>
             </w:pPr>
             <w:r>
               <w:lastRenderedPageBreak/>
@@ -7590,6 +8172,9 @@
           <w:p>
             <w:pPr>
               <w:jc w:val="center"/>
+              <w:rPr>
+                <w:rFonts w:hint="eastAsia"/>
+              </w:rPr>
             </w:pPr>
             <w:r>
               <w:t>float</w:t>
@@ -7612,6 +8197,9 @@
           <w:p>
             <w:pPr>
               <w:jc w:val="center"/>
+              <w:rPr>
+                <w:rFonts w:hint="eastAsia"/>
+              </w:rPr>
             </w:pPr>
             <w:r>
               <w:t>-</w:t>
@@ -7634,6 +8222,9 @@
           <w:p>
             <w:pPr>
               <w:jc w:val="center"/>
+              <w:rPr>
+                <w:rFonts w:hint="eastAsia"/>
+              </w:rPr>
             </w:pPr>
             <w:r>
               <w:t>是</w:t>
@@ -7656,6 +8247,9 @@
           <w:p>
             <w:pPr>
               <w:jc w:val="center"/>
+              <w:rPr>
+                <w:rFonts w:hint="eastAsia"/>
+              </w:rPr>
             </w:pPr>
             <w:r>
               <w:t>否</w:t>
@@ -7711,6 +8305,9 @@
           <w:p>
             <w:pPr>
               <w:jc w:val="center"/>
+              <w:rPr>
+                <w:rFonts w:hint="eastAsia"/>
+              </w:rPr>
             </w:pPr>
             <w:proofErr w:type="spellStart"/>
             <w:r>
@@ -7735,6 +8332,9 @@
           <w:p>
             <w:pPr>
               <w:jc w:val="center"/>
+              <w:rPr>
+                <w:rFonts w:hint="eastAsia"/>
+              </w:rPr>
             </w:pPr>
             <w:proofErr w:type="spellStart"/>
             <w:r>
@@ -7759,6 +8359,9 @@
           <w:p>
             <w:pPr>
               <w:jc w:val="center"/>
+              <w:rPr>
+                <w:rFonts w:hint="eastAsia"/>
+              </w:rPr>
             </w:pPr>
             <w:r>
               <w:t>1</w:t>
@@ -7781,6 +8384,9 @@
           <w:p>
             <w:pPr>
               <w:jc w:val="center"/>
+              <w:rPr>
+                <w:rFonts w:hint="eastAsia"/>
+              </w:rPr>
             </w:pPr>
             <w:r>
               <w:t>是</w:t>
@@ -7803,6 +8409,9 @@
           <w:p>
             <w:pPr>
               <w:jc w:val="center"/>
+              <w:rPr>
+                <w:rFonts w:hint="eastAsia"/>
+              </w:rPr>
             </w:pPr>
             <w:r>
               <w:t>否</w:t>
@@ -7825,6 +8434,9 @@
           <w:p>
             <w:pPr>
               <w:jc w:val="left"/>
+              <w:rPr>
+                <w:rFonts w:hint="eastAsia"/>
+              </w:rPr>
             </w:pPr>
             <w:r>
               <w:t>完成状态</w:t>
@@ -7858,6 +8470,9 @@
           <w:p>
             <w:pPr>
               <w:jc w:val="center"/>
+              <w:rPr>
+                <w:rFonts w:hint="eastAsia"/>
+              </w:rPr>
             </w:pPr>
             <w:proofErr w:type="spellStart"/>
             <w:r>
@@ -7882,6 +8497,9 @@
           <w:p>
             <w:pPr>
               <w:jc w:val="center"/>
+              <w:rPr>
+                <w:rFonts w:hint="eastAsia"/>
+              </w:rPr>
             </w:pPr>
             <w:r>
               <w:t>int</w:t>
@@ -7904,6 +8522,9 @@
           <w:p>
             <w:pPr>
               <w:jc w:val="center"/>
+              <w:rPr>
+                <w:rFonts w:hint="eastAsia"/>
+              </w:rPr>
             </w:pPr>
             <w:r>
               <w:t>-</w:t>
@@ -7926,6 +8547,9 @@
           <w:p>
             <w:pPr>
               <w:jc w:val="center"/>
+              <w:rPr>
+                <w:rFonts w:hint="eastAsia"/>
+              </w:rPr>
             </w:pPr>
             <w:r>
               <w:t>否</w:t>
@@ -7948,6 +8572,9 @@
           <w:p>
             <w:pPr>
               <w:jc w:val="center"/>
+              <w:rPr>
+                <w:rFonts w:hint="eastAsia"/>
+              </w:rPr>
             </w:pPr>
             <w:r>
               <w:t>否</w:t>
@@ -7970,6 +8597,9 @@
           <w:p>
             <w:pPr>
               <w:jc w:val="left"/>
+              <w:rPr>
+                <w:rFonts w:hint="eastAsia"/>
+              </w:rPr>
             </w:pPr>
             <w:r>
               <w:t>所属工作包 ID</w:t>
@@ -7997,6 +8627,9 @@
           <w:p>
             <w:pPr>
               <w:jc w:val="center"/>
+              <w:rPr>
+                <w:rFonts w:hint="eastAsia"/>
+              </w:rPr>
             </w:pPr>
             <w:proofErr w:type="spellStart"/>
             <w:r>
@@ -8021,6 +8654,9 @@
           <w:p>
             <w:pPr>
               <w:jc w:val="center"/>
+              <w:rPr>
+                <w:rFonts w:hint="eastAsia"/>
+              </w:rPr>
             </w:pPr>
             <w:r>
               <w:t>varchar</w:t>
@@ -8043,6 +8679,9 @@
           <w:p>
             <w:pPr>
               <w:jc w:val="center"/>
+              <w:rPr>
+                <w:rFonts w:hint="eastAsia"/>
+              </w:rPr>
             </w:pPr>
             <w:r>
               <w:t>50</w:t>
@@ -8065,6 +8704,9 @@
           <w:p>
             <w:pPr>
               <w:jc w:val="center"/>
+              <w:rPr>
+                <w:rFonts w:hint="eastAsia"/>
+              </w:rPr>
             </w:pPr>
             <w:r>
               <w:t>是</w:t>
@@ -8087,6 +8729,9 @@
           <w:p>
             <w:pPr>
               <w:jc w:val="center"/>
+              <w:rPr>
+                <w:rFonts w:hint="eastAsia"/>
+              </w:rPr>
             </w:pPr>
             <w:r>
               <w:t>否</w:t>
@@ -8109,6 +8754,9 @@
           <w:p>
             <w:pPr>
               <w:jc w:val="left"/>
+              <w:rPr>
+                <w:rFonts w:hint="eastAsia"/>
+              </w:rPr>
             </w:pPr>
             <w:r>
               <w:t>负责人 ID</w:t>
@@ -8136,6 +8784,9 @@
           <w:p>
             <w:pPr>
               <w:jc w:val="center"/>
+              <w:rPr>
+                <w:rFonts w:hint="eastAsia"/>
+              </w:rPr>
             </w:pPr>
             <w:r>
               <w:t>notes</w:t>
@@ -8158,6 +8809,9 @@
           <w:p>
             <w:pPr>
               <w:jc w:val="center"/>
+              <w:rPr>
+                <w:rFonts w:hint="eastAsia"/>
+              </w:rPr>
             </w:pPr>
             <w:r>
               <w:t>text</w:t>
@@ -8180,6 +8834,9 @@
           <w:p>
             <w:pPr>
               <w:jc w:val="center"/>
+              <w:rPr>
+                <w:rFonts w:hint="eastAsia"/>
+              </w:rPr>
             </w:pPr>
             <w:r>
               <w:t>-</w:t>
@@ -8202,6 +8859,9 @@
           <w:p>
             <w:pPr>
               <w:jc w:val="center"/>
+              <w:rPr>
+                <w:rFonts w:hint="eastAsia"/>
+              </w:rPr>
             </w:pPr>
             <w:r>
               <w:t>是</w:t>
@@ -8224,6 +8884,9 @@
           <w:p>
             <w:pPr>
               <w:jc w:val="center"/>
+              <w:rPr>
+                <w:rFonts w:hint="eastAsia"/>
+              </w:rPr>
             </w:pPr>
             <w:r>
               <w:t>否</w:t>
@@ -8246,6 +8909,9 @@
           <w:p>
             <w:pPr>
               <w:jc w:val="left"/>
+              <w:rPr>
+                <w:rFonts w:hint="eastAsia"/>
+              </w:rPr>
             </w:pPr>
             <w:r>
               <w:t>备注</w:t>
@@ -8273,6 +8939,9 @@
           <w:p>
             <w:pPr>
               <w:jc w:val="center"/>
+              <w:rPr>
+                <w:rFonts w:hint="eastAsia"/>
+              </w:rPr>
             </w:pPr>
             <w:proofErr w:type="spellStart"/>
             <w:r>
@@ -8297,6 +8966,9 @@
           <w:p>
             <w:pPr>
               <w:jc w:val="center"/>
+              <w:rPr>
+                <w:rFonts w:hint="eastAsia"/>
+              </w:rPr>
             </w:pPr>
             <w:proofErr w:type="spellStart"/>
             <w:r>
@@ -8321,6 +8993,9 @@
           <w:p>
             <w:pPr>
               <w:jc w:val="center"/>
+              <w:rPr>
+                <w:rFonts w:hint="eastAsia"/>
+              </w:rPr>
             </w:pPr>
             <w:r>
               <w:t>1</w:t>
@@ -8343,6 +9018,9 @@
           <w:p>
             <w:pPr>
               <w:jc w:val="center"/>
+              <w:rPr>
+                <w:rFonts w:hint="eastAsia"/>
+              </w:rPr>
             </w:pPr>
             <w:r>
               <w:t>是</w:t>
@@ -8365,6 +9043,9 @@
           <w:p>
             <w:pPr>
               <w:jc w:val="center"/>
+              <w:rPr>
+                <w:rFonts w:hint="eastAsia"/>
+              </w:rPr>
             </w:pPr>
             <w:r>
               <w:t>否</w:t>
@@ -8387,6 +9068,9 @@
           <w:p>
             <w:pPr>
               <w:jc w:val="left"/>
+              <w:rPr>
+                <w:rFonts w:hint="eastAsia"/>
+              </w:rPr>
             </w:pPr>
             <w:r>
               <w:t>是否关闭</w:t>
@@ -8409,6 +9093,9 @@
           <w:ilvl w:val="0"/>
           <w:numId w:val="5"/>
         </w:numPr>
+        <w:rPr>
+          <w:rFonts w:hint="eastAsia"/>
+        </w:rPr>
       </w:pPr>
       <w:r>
         <w:rPr>
@@ -8467,6 +9154,7 @@
           <w:p>
             <w:pPr>
               <w:rPr>
+                <w:rFonts w:hint="eastAsia"/>
                 <w:b/>
                 <w:bCs/>
               </w:rPr>
@@ -8496,6 +9184,7 @@
           <w:p>
             <w:pPr>
               <w:rPr>
+                <w:rFonts w:hint="eastAsia"/>
                 <w:b/>
                 <w:bCs/>
               </w:rPr>
@@ -8525,6 +9214,7 @@
           <w:p>
             <w:pPr>
               <w:rPr>
+                <w:rFonts w:hint="eastAsia"/>
                 <w:b/>
                 <w:bCs/>
               </w:rPr>
@@ -8554,6 +9244,7 @@
           <w:p>
             <w:pPr>
               <w:rPr>
+                <w:rFonts w:hint="eastAsia"/>
                 <w:b/>
                 <w:bCs/>
               </w:rPr>
@@ -8583,6 +9274,7 @@
           <w:p>
             <w:pPr>
               <w:rPr>
+                <w:rFonts w:hint="eastAsia"/>
                 <w:b/>
                 <w:bCs/>
               </w:rPr>
@@ -8612,6 +9304,7 @@
           <w:p>
             <w:pPr>
               <w:rPr>
+                <w:rFonts w:hint="eastAsia"/>
                 <w:b/>
                 <w:bCs/>
               </w:rPr>
@@ -8644,6 +9337,11 @@
             <w:hideMark/>
           </w:tcPr>
           <w:p>
+            <w:pPr>
+              <w:rPr>
+                <w:rFonts w:hint="eastAsia"/>
+              </w:rPr>
+            </w:pPr>
             <w:r>
               <w:t>id</w:t>
             </w:r>
@@ -8663,6 +9361,11 @@
             <w:hideMark/>
           </w:tcPr>
           <w:p>
+            <w:pPr>
+              <w:rPr>
+                <w:rFonts w:hint="eastAsia"/>
+              </w:rPr>
+            </w:pPr>
             <w:r>
               <w:t>int</w:t>
             </w:r>
@@ -8682,6 +9385,11 @@
             <w:hideMark/>
           </w:tcPr>
           <w:p>
+            <w:pPr>
+              <w:rPr>
+                <w:rFonts w:hint="eastAsia"/>
+              </w:rPr>
+            </w:pPr>
             <w:r>
               <w:t>-</w:t>
             </w:r>
@@ -8701,6 +9409,11 @@
             <w:hideMark/>
           </w:tcPr>
           <w:p>
+            <w:pPr>
+              <w:rPr>
+                <w:rFonts w:hint="eastAsia"/>
+              </w:rPr>
+            </w:pPr>
             <w:r>
               <w:t>否</w:t>
             </w:r>
@@ -8720,6 +9433,11 @@
             <w:hideMark/>
           </w:tcPr>
           <w:p>
+            <w:pPr>
+              <w:rPr>
+                <w:rFonts w:hint="eastAsia"/>
+              </w:rPr>
+            </w:pPr>
             <w:r>
               <w:t>是</w:t>
             </w:r>
@@ -8739,6 +9457,11 @@
             <w:hideMark/>
           </w:tcPr>
           <w:p>
+            <w:pPr>
+              <w:rPr>
+                <w:rFonts w:hint="eastAsia"/>
+              </w:rPr>
+            </w:pPr>
             <w:r>
               <w:t>主键 ID</w:t>
             </w:r>
@@ -8763,6 +9486,11 @@
             <w:hideMark/>
           </w:tcPr>
           <w:p>
+            <w:pPr>
+              <w:rPr>
+                <w:rFonts w:hint="eastAsia"/>
+              </w:rPr>
+            </w:pPr>
             <w:r>
               <w:t>name</w:t>
             </w:r>
@@ -8782,6 +9510,11 @@
             <w:hideMark/>
           </w:tcPr>
           <w:p>
+            <w:pPr>
+              <w:rPr>
+                <w:rFonts w:hint="eastAsia"/>
+              </w:rPr>
+            </w:pPr>
             <w:r>
               <w:t>varchar</w:t>
             </w:r>
@@ -8801,6 +9534,11 @@
             <w:hideMark/>
           </w:tcPr>
           <w:p>
+            <w:pPr>
+              <w:rPr>
+                <w:rFonts w:hint="eastAsia"/>
+              </w:rPr>
+            </w:pPr>
             <w:r>
               <w:t>100</w:t>
             </w:r>
@@ -8820,6 +9558,11 @@
             <w:hideMark/>
           </w:tcPr>
           <w:p>
+            <w:pPr>
+              <w:rPr>
+                <w:rFonts w:hint="eastAsia"/>
+              </w:rPr>
+            </w:pPr>
             <w:r>
               <w:t>否</w:t>
             </w:r>
@@ -8839,6 +9582,11 @@
             <w:hideMark/>
           </w:tcPr>
           <w:p>
+            <w:pPr>
+              <w:rPr>
+                <w:rFonts w:hint="eastAsia"/>
+              </w:rPr>
+            </w:pPr>
             <w:r>
               <w:t>否</w:t>
             </w:r>
@@ -8858,6 +9606,11 @@
             <w:hideMark/>
           </w:tcPr>
           <w:p>
+            <w:pPr>
+              <w:rPr>
+                <w:rFonts w:hint="eastAsia"/>
+              </w:rPr>
+            </w:pPr>
             <w:r>
               <w:t>名称</w:t>
             </w:r>
@@ -8879,6 +9632,9 @@
           <w:ilvl w:val="0"/>
           <w:numId w:val="5"/>
         </w:numPr>
+        <w:rPr>
+          <w:rFonts w:hint="eastAsia"/>
+        </w:rPr>
       </w:pPr>
       <w:r>
         <w:rPr>
@@ -8951,6 +9707,7 @@
           <w:p>
             <w:pPr>
               <w:rPr>
+                <w:rFonts w:hint="eastAsia"/>
                 <w:b/>
                 <w:bCs/>
               </w:rPr>
@@ -8980,6 +9737,7 @@
           <w:p>
             <w:pPr>
               <w:rPr>
+                <w:rFonts w:hint="eastAsia"/>
                 <w:b/>
                 <w:bCs/>
               </w:rPr>
@@ -9009,6 +9767,7 @@
           <w:p>
             <w:pPr>
               <w:rPr>
+                <w:rFonts w:hint="eastAsia"/>
                 <w:b/>
                 <w:bCs/>
               </w:rPr>
@@ -9038,6 +9797,7 @@
           <w:p>
             <w:pPr>
               <w:rPr>
+                <w:rFonts w:hint="eastAsia"/>
                 <w:b/>
                 <w:bCs/>
               </w:rPr>
@@ -9067,6 +9827,7 @@
           <w:p>
             <w:pPr>
               <w:rPr>
+                <w:rFonts w:hint="eastAsia"/>
                 <w:b/>
                 <w:bCs/>
               </w:rPr>
@@ -9096,6 +9857,7 @@
           <w:p>
             <w:pPr>
               <w:rPr>
+                <w:rFonts w:hint="eastAsia"/>
                 <w:b/>
                 <w:bCs/>
               </w:rPr>
@@ -9128,6 +9890,11 @@
             <w:hideMark/>
           </w:tcPr>
           <w:p>
+            <w:pPr>
+              <w:rPr>
+                <w:rFonts w:hint="eastAsia"/>
+              </w:rPr>
+            </w:pPr>
             <w:r>
               <w:t>id</w:t>
             </w:r>
@@ -9147,6 +9914,11 @@
             <w:hideMark/>
           </w:tcPr>
           <w:p>
+            <w:pPr>
+              <w:rPr>
+                <w:rFonts w:hint="eastAsia"/>
+              </w:rPr>
+            </w:pPr>
             <w:r>
               <w:t>int</w:t>
             </w:r>
@@ -9166,6 +9938,11 @@
             <w:hideMark/>
           </w:tcPr>
           <w:p>
+            <w:pPr>
+              <w:rPr>
+                <w:rFonts w:hint="eastAsia"/>
+              </w:rPr>
+            </w:pPr>
             <w:r>
               <w:t>-</w:t>
             </w:r>
@@ -9185,6 +9962,11 @@
             <w:hideMark/>
           </w:tcPr>
           <w:p>
+            <w:pPr>
+              <w:rPr>
+                <w:rFonts w:hint="eastAsia"/>
+              </w:rPr>
+            </w:pPr>
             <w:r>
               <w:t>否</w:t>
             </w:r>
@@ -9204,6 +9986,11 @@
             <w:hideMark/>
           </w:tcPr>
           <w:p>
+            <w:pPr>
+              <w:rPr>
+                <w:rFonts w:hint="eastAsia"/>
+              </w:rPr>
+            </w:pPr>
             <w:r>
               <w:t>是</w:t>
             </w:r>
@@ -9223,6 +10010,11 @@
             <w:hideMark/>
           </w:tcPr>
           <w:p>
+            <w:pPr>
+              <w:rPr>
+                <w:rFonts w:hint="eastAsia"/>
+              </w:rPr>
+            </w:pPr>
             <w:r>
               <w:t>主键 ID</w:t>
             </w:r>
@@ -9247,6 +10039,11 @@
             <w:hideMark/>
           </w:tcPr>
           <w:p>
+            <w:pPr>
+              <w:rPr>
+                <w:rFonts w:hint="eastAsia"/>
+              </w:rPr>
+            </w:pPr>
             <w:proofErr w:type="spellStart"/>
             <w:r>
               <w:t>work_package_id</w:t>
@@ -9268,6 +10065,11 @@
             <w:hideMark/>
           </w:tcPr>
           <w:p>
+            <w:pPr>
+              <w:rPr>
+                <w:rFonts w:hint="eastAsia"/>
+              </w:rPr>
+            </w:pPr>
             <w:r>
               <w:t>int</w:t>
             </w:r>
@@ -9287,6 +10089,11 @@
             <w:hideMark/>
           </w:tcPr>
           <w:p>
+            <w:pPr>
+              <w:rPr>
+                <w:rFonts w:hint="eastAsia"/>
+              </w:rPr>
+            </w:pPr>
             <w:r>
               <w:t>-</w:t>
             </w:r>
@@ -9306,6 +10113,11 @@
             <w:hideMark/>
           </w:tcPr>
           <w:p>
+            <w:pPr>
+              <w:rPr>
+                <w:rFonts w:hint="eastAsia"/>
+              </w:rPr>
+            </w:pPr>
             <w:r>
               <w:t>否</w:t>
             </w:r>
@@ -9325,6 +10137,11 @@
             <w:hideMark/>
           </w:tcPr>
           <w:p>
+            <w:pPr>
+              <w:rPr>
+                <w:rFonts w:hint="eastAsia"/>
+              </w:rPr>
+            </w:pPr>
             <w:r>
               <w:t>否</w:t>
             </w:r>
@@ -9344,6 +10161,11 @@
             <w:hideMark/>
           </w:tcPr>
           <w:p>
+            <w:pPr>
+              <w:rPr>
+                <w:rFonts w:hint="eastAsia"/>
+              </w:rPr>
+            </w:pPr>
             <w:r>
               <w:rPr>
                 <w:rFonts w:hint="eastAsia"/>
@@ -9374,6 +10196,11 @@
             <w:hideMark/>
           </w:tcPr>
           <w:p>
+            <w:pPr>
+              <w:rPr>
+                <w:rFonts w:hint="eastAsia"/>
+              </w:rPr>
+            </w:pPr>
             <w:proofErr w:type="spellStart"/>
             <w:r>
               <w:t>applicant_id</w:t>
@@ -9395,6 +10222,11 @@
             <w:hideMark/>
           </w:tcPr>
           <w:p>
+            <w:pPr>
+              <w:rPr>
+                <w:rFonts w:hint="eastAsia"/>
+              </w:rPr>
+            </w:pPr>
             <w:r>
               <w:t>varchar</w:t>
             </w:r>
@@ -9414,6 +10246,11 @@
             <w:hideMark/>
           </w:tcPr>
           <w:p>
+            <w:pPr>
+              <w:rPr>
+                <w:rFonts w:hint="eastAsia"/>
+              </w:rPr>
+            </w:pPr>
             <w:r>
               <w:t>50</w:t>
             </w:r>
@@ -9433,6 +10270,11 @@
             <w:hideMark/>
           </w:tcPr>
           <w:p>
+            <w:pPr>
+              <w:rPr>
+                <w:rFonts w:hint="eastAsia"/>
+              </w:rPr>
+            </w:pPr>
             <w:r>
               <w:t>否</w:t>
             </w:r>
@@ -9452,6 +10294,11 @@
             <w:hideMark/>
           </w:tcPr>
           <w:p>
+            <w:pPr>
+              <w:rPr>
+                <w:rFonts w:hint="eastAsia"/>
+              </w:rPr>
+            </w:pPr>
             <w:r>
               <w:t>否</w:t>
             </w:r>
@@ -9471,6 +10318,11 @@
             <w:hideMark/>
           </w:tcPr>
           <w:p>
+            <w:pPr>
+              <w:rPr>
+                <w:rFonts w:hint="eastAsia"/>
+              </w:rPr>
+            </w:pPr>
             <w:r>
               <w:t>申请人 ID</w:t>
             </w:r>
@@ -9495,6 +10347,11 @@
             <w:hideMark/>
           </w:tcPr>
           <w:p>
+            <w:pPr>
+              <w:rPr>
+                <w:rFonts w:hint="eastAsia"/>
+              </w:rPr>
+            </w:pPr>
             <w:r>
               <w:t>reason</w:t>
             </w:r>
@@ -9514,6 +10371,11 @@
             <w:hideMark/>
           </w:tcPr>
           <w:p>
+            <w:pPr>
+              <w:rPr>
+                <w:rFonts w:hint="eastAsia"/>
+              </w:rPr>
+            </w:pPr>
             <w:r>
               <w:t>text</w:t>
             </w:r>
@@ -9533,6 +10395,11 @@
             <w:hideMark/>
           </w:tcPr>
           <w:p>
+            <w:pPr>
+              <w:rPr>
+                <w:rFonts w:hint="eastAsia"/>
+              </w:rPr>
+            </w:pPr>
             <w:r>
               <w:t>-</w:t>
             </w:r>
@@ -9552,6 +10419,11 @@
             <w:hideMark/>
           </w:tcPr>
           <w:p>
+            <w:pPr>
+              <w:rPr>
+                <w:rFonts w:hint="eastAsia"/>
+              </w:rPr>
+            </w:pPr>
             <w:r>
               <w:t>否</w:t>
             </w:r>
@@ -9571,6 +10443,11 @@
             <w:hideMark/>
           </w:tcPr>
           <w:p>
+            <w:pPr>
+              <w:rPr>
+                <w:rFonts w:hint="eastAsia"/>
+              </w:rPr>
+            </w:pPr>
             <w:r>
               <w:t>否</w:t>
             </w:r>
@@ -9590,6 +10467,11 @@
             <w:hideMark/>
           </w:tcPr>
           <w:p>
+            <w:pPr>
+              <w:rPr>
+                <w:rFonts w:hint="eastAsia"/>
+              </w:rPr>
+            </w:pPr>
             <w:r>
               <w:t>申请原因</w:t>
             </w:r>
@@ -9614,6 +10496,11 @@
             <w:hideMark/>
           </w:tcPr>
           <w:p>
+            <w:pPr>
+              <w:rPr>
+                <w:rFonts w:hint="eastAsia"/>
+              </w:rPr>
+            </w:pPr>
             <w:proofErr w:type="spellStart"/>
             <w:r>
               <w:t>split_items</w:t>
@@ -9635,6 +10522,11 @@
             <w:hideMark/>
           </w:tcPr>
           <w:p>
+            <w:pPr>
+              <w:rPr>
+                <w:rFonts w:hint="eastAsia"/>
+              </w:rPr>
+            </w:pPr>
             <w:r>
               <w:t>text</w:t>
             </w:r>
@@ -9654,6 +10546,11 @@
             <w:hideMark/>
           </w:tcPr>
           <w:p>
+            <w:pPr>
+              <w:rPr>
+                <w:rFonts w:hint="eastAsia"/>
+              </w:rPr>
+            </w:pPr>
             <w:r>
               <w:t>-</w:t>
             </w:r>
@@ -9673,6 +10570,11 @@
             <w:hideMark/>
           </w:tcPr>
           <w:p>
+            <w:pPr>
+              <w:rPr>
+                <w:rFonts w:hint="eastAsia"/>
+              </w:rPr>
+            </w:pPr>
             <w:r>
               <w:t>否</w:t>
             </w:r>
@@ -9692,6 +10594,11 @@
             <w:hideMark/>
           </w:tcPr>
           <w:p>
+            <w:pPr>
+              <w:rPr>
+                <w:rFonts w:hint="eastAsia"/>
+              </w:rPr>
+            </w:pPr>
             <w:r>
               <w:t>否</w:t>
             </w:r>
@@ -9713,6 +10620,9 @@
           <w:p>
             <w:pPr>
               <w:jc w:val="left"/>
+              <w:rPr>
+                <w:rFonts w:hint="eastAsia"/>
+              </w:rPr>
             </w:pPr>
             <w:r>
               <w:t>拆分项内容</w:t>
@@ -9744,6 +10654,11 @@
             <w:hideMark/>
           </w:tcPr>
           <w:p>
+            <w:pPr>
+              <w:rPr>
+                <w:rFonts w:hint="eastAsia"/>
+              </w:rPr>
+            </w:pPr>
             <w:r>
               <w:t>status</w:t>
             </w:r>
@@ -9763,6 +10678,11 @@
             <w:hideMark/>
           </w:tcPr>
           <w:p>
+            <w:pPr>
+              <w:rPr>
+                <w:rFonts w:hint="eastAsia"/>
+              </w:rPr>
+            </w:pPr>
             <w:r>
               <w:t>varchar</w:t>
             </w:r>
@@ -9782,6 +10702,11 @@
             <w:hideMark/>
           </w:tcPr>
           <w:p>
+            <w:pPr>
+              <w:rPr>
+                <w:rFonts w:hint="eastAsia"/>
+              </w:rPr>
+            </w:pPr>
             <w:r>
               <w:t>20</w:t>
             </w:r>
@@ -9801,6 +10726,11 @@
             <w:hideMark/>
           </w:tcPr>
           <w:p>
+            <w:pPr>
+              <w:rPr>
+                <w:rFonts w:hint="eastAsia"/>
+              </w:rPr>
+            </w:pPr>
             <w:r>
               <w:t>是</w:t>
             </w:r>
@@ -9820,6 +10750,11 @@
             <w:hideMark/>
           </w:tcPr>
           <w:p>
+            <w:pPr>
+              <w:rPr>
+                <w:rFonts w:hint="eastAsia"/>
+              </w:rPr>
+            </w:pPr>
             <w:r>
               <w:t>否</w:t>
             </w:r>
@@ -9839,6 +10774,11 @@
             <w:hideMark/>
           </w:tcPr>
           <w:p>
+            <w:pPr>
+              <w:rPr>
+                <w:rFonts w:hint="eastAsia"/>
+              </w:rPr>
+            </w:pPr>
             <w:r>
               <w:t>审批状态</w:t>
             </w:r>
@@ -9863,6 +10803,11 @@
             <w:hideMark/>
           </w:tcPr>
           <w:p>
+            <w:pPr>
+              <w:rPr>
+                <w:rFonts w:hint="eastAsia"/>
+              </w:rPr>
+            </w:pPr>
             <w:proofErr w:type="spellStart"/>
             <w:r>
               <w:t>reviewer_id</w:t>
@@ -9884,6 +10829,11 @@
             <w:hideMark/>
           </w:tcPr>
           <w:p>
+            <w:pPr>
+              <w:rPr>
+                <w:rFonts w:hint="eastAsia"/>
+              </w:rPr>
+            </w:pPr>
             <w:r>
               <w:t>varchar</w:t>
             </w:r>
@@ -9903,6 +10853,11 @@
             <w:hideMark/>
           </w:tcPr>
           <w:p>
+            <w:pPr>
+              <w:rPr>
+                <w:rFonts w:hint="eastAsia"/>
+              </w:rPr>
+            </w:pPr>
             <w:r>
               <w:t>50</w:t>
             </w:r>
@@ -9922,6 +10877,11 @@
             <w:hideMark/>
           </w:tcPr>
           <w:p>
+            <w:pPr>
+              <w:rPr>
+                <w:rFonts w:hint="eastAsia"/>
+              </w:rPr>
+            </w:pPr>
             <w:r>
               <w:t>是</w:t>
             </w:r>
@@ -9941,6 +10901,11 @@
             <w:hideMark/>
           </w:tcPr>
           <w:p>
+            <w:pPr>
+              <w:rPr>
+                <w:rFonts w:hint="eastAsia"/>
+              </w:rPr>
+            </w:pPr>
             <w:r>
               <w:t>否</w:t>
             </w:r>
@@ -9960,6 +10925,11 @@
             <w:hideMark/>
           </w:tcPr>
           <w:p>
+            <w:pPr>
+              <w:rPr>
+                <w:rFonts w:hint="eastAsia"/>
+              </w:rPr>
+            </w:pPr>
             <w:r>
               <w:t>审核人 ID</w:t>
             </w:r>
@@ -9984,6 +10954,11 @@
             <w:hideMark/>
           </w:tcPr>
           <w:p>
+            <w:pPr>
+              <w:rPr>
+                <w:rFonts w:hint="eastAsia"/>
+              </w:rPr>
+            </w:pPr>
             <w:proofErr w:type="spellStart"/>
             <w:r>
               <w:lastRenderedPageBreak/>
@@ -10006,6 +10981,11 @@
             <w:hideMark/>
           </w:tcPr>
           <w:p>
+            <w:pPr>
+              <w:rPr>
+                <w:rFonts w:hint="eastAsia"/>
+              </w:rPr>
+            </w:pPr>
             <w:r>
               <w:t>text</w:t>
             </w:r>
@@ -10025,6 +11005,11 @@
             <w:hideMark/>
           </w:tcPr>
           <w:p>
+            <w:pPr>
+              <w:rPr>
+                <w:rFonts w:hint="eastAsia"/>
+              </w:rPr>
+            </w:pPr>
             <w:r>
               <w:t>-</w:t>
             </w:r>
@@ -10044,6 +11029,11 @@
             <w:hideMark/>
           </w:tcPr>
           <w:p>
+            <w:pPr>
+              <w:rPr>
+                <w:rFonts w:hint="eastAsia"/>
+              </w:rPr>
+            </w:pPr>
             <w:r>
               <w:t>是</w:t>
             </w:r>
@@ -10063,6 +11053,11 @@
             <w:hideMark/>
           </w:tcPr>
           <w:p>
+            <w:pPr>
+              <w:rPr>
+                <w:rFonts w:hint="eastAsia"/>
+              </w:rPr>
+            </w:pPr>
             <w:r>
               <w:t>否</w:t>
             </w:r>
@@ -10082,6 +11077,11 @@
             <w:hideMark/>
           </w:tcPr>
           <w:p>
+            <w:pPr>
+              <w:rPr>
+                <w:rFonts w:hint="eastAsia"/>
+              </w:rPr>
+            </w:pPr>
             <w:r>
               <w:t>审核意见</w:t>
             </w:r>
@@ -10106,6 +11106,11 @@
             <w:hideMark/>
           </w:tcPr>
           <w:p>
+            <w:pPr>
+              <w:rPr>
+                <w:rFonts w:hint="eastAsia"/>
+              </w:rPr>
+            </w:pPr>
             <w:r>
               <w:t>created_at</w:t>
             </w:r>
@@ -10125,6 +11130,11 @@
             <w:hideMark/>
           </w:tcPr>
           <w:p>
+            <w:pPr>
+              <w:rPr>
+                <w:rFonts w:hint="eastAsia"/>
+              </w:rPr>
+            </w:pPr>
             <w:r>
               <w:t>datetime</w:t>
             </w:r>
@@ -10144,6 +11154,11 @@
             <w:hideMark/>
           </w:tcPr>
           <w:p>
+            <w:pPr>
+              <w:rPr>
+                <w:rFonts w:hint="eastAsia"/>
+              </w:rPr>
+            </w:pPr>
             <w:r>
               <w:t>-</w:t>
             </w:r>
@@ -10163,6 +11178,11 @@
             <w:hideMark/>
           </w:tcPr>
           <w:p>
+            <w:pPr>
+              <w:rPr>
+                <w:rFonts w:hint="eastAsia"/>
+              </w:rPr>
+            </w:pPr>
             <w:r>
               <w:t>是</w:t>
             </w:r>
@@ -10182,6 +11202,11 @@
             <w:hideMark/>
           </w:tcPr>
           <w:p>
+            <w:pPr>
+              <w:rPr>
+                <w:rFonts w:hint="eastAsia"/>
+              </w:rPr>
+            </w:pPr>
             <w:r>
               <w:t>否</w:t>
             </w:r>
@@ -10201,6 +11226,11 @@
             <w:hideMark/>
           </w:tcPr>
           <w:p>
+            <w:pPr>
+              <w:rPr>
+                <w:rFonts w:hint="eastAsia"/>
+              </w:rPr>
+            </w:pPr>
             <w:r>
               <w:rPr>
                 <w:rFonts w:hint="eastAsia"/>
@@ -10231,6 +11261,11 @@
             <w:hideMark/>
           </w:tcPr>
           <w:p>
+            <w:pPr>
+              <w:rPr>
+                <w:rFonts w:hint="eastAsia"/>
+              </w:rPr>
+            </w:pPr>
             <w:r>
               <w:t>reviewed_at</w:t>
             </w:r>
@@ -10250,6 +11285,11 @@
             <w:hideMark/>
           </w:tcPr>
           <w:p>
+            <w:pPr>
+              <w:rPr>
+                <w:rFonts w:hint="eastAsia"/>
+              </w:rPr>
+            </w:pPr>
             <w:r>
               <w:t>datetime</w:t>
             </w:r>
@@ -10269,6 +11309,11 @@
             <w:hideMark/>
           </w:tcPr>
           <w:p>
+            <w:pPr>
+              <w:rPr>
+                <w:rFonts w:hint="eastAsia"/>
+              </w:rPr>
+            </w:pPr>
             <w:r>
               <w:t>-</w:t>
             </w:r>
@@ -10288,6 +11333,11 @@
             <w:hideMark/>
           </w:tcPr>
           <w:p>
+            <w:pPr>
+              <w:rPr>
+                <w:rFonts w:hint="eastAsia"/>
+              </w:rPr>
+            </w:pPr>
             <w:r>
               <w:t>是</w:t>
             </w:r>
@@ -10307,6 +11357,11 @@
             <w:hideMark/>
           </w:tcPr>
           <w:p>
+            <w:pPr>
+              <w:rPr>
+                <w:rFonts w:hint="eastAsia"/>
+              </w:rPr>
+            </w:pPr>
             <w:r>
               <w:t>否</w:t>
             </w:r>
@@ -10326,6 +11381,11 @@
             <w:hideMark/>
           </w:tcPr>
           <w:p>
+            <w:pPr>
+              <w:rPr>
+                <w:rFonts w:hint="eastAsia"/>
+              </w:rPr>
+            </w:pPr>
             <w:r>
               <w:t>审核时间</w:t>
             </w:r>
@@ -10347,6 +11407,9 @@
           <w:ilvl w:val="0"/>
           <w:numId w:val="5"/>
         </w:numPr>
+        <w:rPr>
+          <w:rFonts w:hint="eastAsia"/>
+        </w:rPr>
       </w:pPr>
       <w:r>
         <w:rPr>
@@ -10404,6 +11467,7 @@
           <w:p>
             <w:pPr>
               <w:rPr>
+                <w:rFonts w:hint="eastAsia"/>
                 <w:b/>
                 <w:bCs/>
               </w:rPr>
@@ -10433,6 +11497,7 @@
           <w:p>
             <w:pPr>
               <w:rPr>
+                <w:rFonts w:hint="eastAsia"/>
                 <w:b/>
                 <w:bCs/>
               </w:rPr>
@@ -10462,6 +11527,7 @@
           <w:p>
             <w:pPr>
               <w:rPr>
+                <w:rFonts w:hint="eastAsia"/>
                 <w:b/>
                 <w:bCs/>
               </w:rPr>
@@ -10491,6 +11557,7 @@
           <w:p>
             <w:pPr>
               <w:rPr>
+                <w:rFonts w:hint="eastAsia"/>
                 <w:b/>
                 <w:bCs/>
               </w:rPr>
@@ -10520,6 +11587,7 @@
           <w:p>
             <w:pPr>
               <w:rPr>
+                <w:rFonts w:hint="eastAsia"/>
                 <w:b/>
                 <w:bCs/>
               </w:rPr>
@@ -10549,6 +11617,7 @@
           <w:p>
             <w:pPr>
               <w:rPr>
+                <w:rFonts w:hint="eastAsia"/>
                 <w:b/>
                 <w:bCs/>
               </w:rPr>
@@ -10578,6 +11647,11 @@
             <w:hideMark/>
           </w:tcPr>
           <w:p>
+            <w:pPr>
+              <w:rPr>
+                <w:rFonts w:hint="eastAsia"/>
+              </w:rPr>
+            </w:pPr>
             <w:r>
               <w:t>id</w:t>
             </w:r>
@@ -10597,6 +11671,11 @@
             <w:hideMark/>
           </w:tcPr>
           <w:p>
+            <w:pPr>
+              <w:rPr>
+                <w:rFonts w:hint="eastAsia"/>
+              </w:rPr>
+            </w:pPr>
             <w:r>
               <w:t>int</w:t>
             </w:r>
@@ -10616,6 +11695,11 @@
             <w:hideMark/>
           </w:tcPr>
           <w:p>
+            <w:pPr>
+              <w:rPr>
+                <w:rFonts w:hint="eastAsia"/>
+              </w:rPr>
+            </w:pPr>
             <w:r>
               <w:t>-</w:t>
             </w:r>
@@ -10635,6 +11719,11 @@
             <w:hideMark/>
           </w:tcPr>
           <w:p>
+            <w:pPr>
+              <w:rPr>
+                <w:rFonts w:hint="eastAsia"/>
+              </w:rPr>
+            </w:pPr>
             <w:r>
               <w:t>否</w:t>
             </w:r>
@@ -10654,6 +11743,11 @@
             <w:hideMark/>
           </w:tcPr>
           <w:p>
+            <w:pPr>
+              <w:rPr>
+                <w:rFonts w:hint="eastAsia"/>
+              </w:rPr>
+            </w:pPr>
             <w:r>
               <w:t>是</w:t>
             </w:r>
@@ -10673,6 +11767,11 @@
             <w:hideMark/>
           </w:tcPr>
           <w:p>
+            <w:pPr>
+              <w:rPr>
+                <w:rFonts w:hint="eastAsia"/>
+              </w:rPr>
+            </w:pPr>
             <w:r>
               <w:t>主键 ID</w:t>
             </w:r>
@@ -10694,6 +11793,11 @@
             <w:hideMark/>
           </w:tcPr>
           <w:p>
+            <w:pPr>
+              <w:rPr>
+                <w:rFonts w:hint="eastAsia"/>
+              </w:rPr>
+            </w:pPr>
             <w:proofErr w:type="spellStart"/>
             <w:r>
               <w:t>work_item_id</w:t>
@@ -10715,6 +11819,11 @@
             <w:hideMark/>
           </w:tcPr>
           <w:p>
+            <w:pPr>
+              <w:rPr>
+                <w:rFonts w:hint="eastAsia"/>
+              </w:rPr>
+            </w:pPr>
             <w:r>
               <w:t>int</w:t>
             </w:r>
@@ -10734,6 +11843,11 @@
             <w:hideMark/>
           </w:tcPr>
           <w:p>
+            <w:pPr>
+              <w:rPr>
+                <w:rFonts w:hint="eastAsia"/>
+              </w:rPr>
+            </w:pPr>
             <w:r>
               <w:t>-</w:t>
             </w:r>
@@ -10753,6 +11867,11 @@
             <w:hideMark/>
           </w:tcPr>
           <w:p>
+            <w:pPr>
+              <w:rPr>
+                <w:rFonts w:hint="eastAsia"/>
+              </w:rPr>
+            </w:pPr>
             <w:r>
               <w:t>否</w:t>
             </w:r>
@@ -10772,6 +11891,11 @@
             <w:hideMark/>
           </w:tcPr>
           <w:p>
+            <w:pPr>
+              <w:rPr>
+                <w:rFonts w:hint="eastAsia"/>
+              </w:rPr>
+            </w:pPr>
             <w:r>
               <w:t>否</w:t>
             </w:r>
@@ -10791,6 +11915,11 @@
             <w:hideMark/>
           </w:tcPr>
           <w:p>
+            <w:pPr>
+              <w:rPr>
+                <w:rFonts w:hint="eastAsia"/>
+              </w:rPr>
+            </w:pPr>
             <w:r>
               <w:t>关联的工作项 ID</w:t>
             </w:r>
@@ -10812,6 +11941,11 @@
             <w:hideMark/>
           </w:tcPr>
           <w:p>
+            <w:pPr>
+              <w:rPr>
+                <w:rFonts w:hint="eastAsia"/>
+              </w:rPr>
+            </w:pPr>
             <w:proofErr w:type="spellStart"/>
             <w:r>
               <w:t>user_id</w:t>
@@ -10833,6 +11967,11 @@
             <w:hideMark/>
           </w:tcPr>
           <w:p>
+            <w:pPr>
+              <w:rPr>
+                <w:rFonts w:hint="eastAsia"/>
+              </w:rPr>
+            </w:pPr>
             <w:r>
               <w:t>varchar</w:t>
             </w:r>
@@ -10852,6 +11991,11 @@
             <w:hideMark/>
           </w:tcPr>
           <w:p>
+            <w:pPr>
+              <w:rPr>
+                <w:rFonts w:hint="eastAsia"/>
+              </w:rPr>
+            </w:pPr>
             <w:r>
               <w:t>50</w:t>
             </w:r>
@@ -10871,6 +12015,11 @@
             <w:hideMark/>
           </w:tcPr>
           <w:p>
+            <w:pPr>
+              <w:rPr>
+                <w:rFonts w:hint="eastAsia"/>
+              </w:rPr>
+            </w:pPr>
             <w:r>
               <w:t>否</w:t>
             </w:r>
@@ -10890,6 +12039,11 @@
             <w:hideMark/>
           </w:tcPr>
           <w:p>
+            <w:pPr>
+              <w:rPr>
+                <w:rFonts w:hint="eastAsia"/>
+              </w:rPr>
+            </w:pPr>
             <w:r>
               <w:t>否</w:t>
             </w:r>
@@ -10909,6 +12063,11 @@
             <w:hideMark/>
           </w:tcPr>
           <w:p>
+            <w:pPr>
+              <w:rPr>
+                <w:rFonts w:hint="eastAsia"/>
+              </w:rPr>
+            </w:pPr>
             <w:r>
               <w:t>用户 ID</w:t>
             </w:r>
@@ -10930,6 +12089,11 @@
             <w:hideMark/>
           </w:tcPr>
           <w:p>
+            <w:pPr>
+              <w:rPr>
+                <w:rFonts w:hint="eastAsia"/>
+              </w:rPr>
+            </w:pPr>
             <w:r>
               <w:t>month</w:t>
             </w:r>
@@ -10949,6 +12113,11 @@
             <w:hideMark/>
           </w:tcPr>
           <w:p>
+            <w:pPr>
+              <w:rPr>
+                <w:rFonts w:hint="eastAsia"/>
+              </w:rPr>
+            </w:pPr>
             <w:r>
               <w:t>varchar</w:t>
             </w:r>
@@ -10968,6 +12137,11 @@
             <w:hideMark/>
           </w:tcPr>
           <w:p>
+            <w:pPr>
+              <w:rPr>
+                <w:rFonts w:hint="eastAsia"/>
+              </w:rPr>
+            </w:pPr>
             <w:r>
               <w:t>7</w:t>
             </w:r>
@@ -10987,6 +12161,11 @@
             <w:hideMark/>
           </w:tcPr>
           <w:p>
+            <w:pPr>
+              <w:rPr>
+                <w:rFonts w:hint="eastAsia"/>
+              </w:rPr>
+            </w:pPr>
             <w:r>
               <w:t>否</w:t>
             </w:r>
@@ -11006,6 +12185,11 @@
             <w:hideMark/>
           </w:tcPr>
           <w:p>
+            <w:pPr>
+              <w:rPr>
+                <w:rFonts w:hint="eastAsia"/>
+              </w:rPr>
+            </w:pPr>
             <w:r>
               <w:t>否</w:t>
             </w:r>
@@ -11025,6 +12209,11 @@
             <w:hideMark/>
           </w:tcPr>
           <w:p>
+            <w:pPr>
+              <w:rPr>
+                <w:rFonts w:hint="eastAsia"/>
+              </w:rPr>
+            </w:pPr>
             <w:r>
               <w:t>月份（格式如 2024-09）</w:t>
             </w:r>
@@ -11046,6 +12235,11 @@
             <w:hideMark/>
           </w:tcPr>
           <w:p>
+            <w:pPr>
+              <w:rPr>
+                <w:rFonts w:hint="eastAsia"/>
+              </w:rPr>
+            </w:pPr>
             <w:r>
               <w:t>score</w:t>
             </w:r>
@@ -11065,6 +12259,11 @@
             <w:hideMark/>
           </w:tcPr>
           <w:p>
+            <w:pPr>
+              <w:rPr>
+                <w:rFonts w:hint="eastAsia"/>
+              </w:rPr>
+            </w:pPr>
             <w:r>
               <w:t>float</w:t>
             </w:r>
@@ -11084,6 +12283,11 @@
             <w:hideMark/>
           </w:tcPr>
           <w:p>
+            <w:pPr>
+              <w:rPr>
+                <w:rFonts w:hint="eastAsia"/>
+              </w:rPr>
+            </w:pPr>
             <w:r>
               <w:t>-</w:t>
             </w:r>
@@ -11103,6 +12307,11 @@
             <w:hideMark/>
           </w:tcPr>
           <w:p>
+            <w:pPr>
+              <w:rPr>
+                <w:rFonts w:hint="eastAsia"/>
+              </w:rPr>
+            </w:pPr>
             <w:r>
               <w:t>是</w:t>
             </w:r>
@@ -11122,6 +12331,11 @@
             <w:hideMark/>
           </w:tcPr>
           <w:p>
+            <w:pPr>
+              <w:rPr>
+                <w:rFonts w:hint="eastAsia"/>
+              </w:rPr>
+            </w:pPr>
             <w:r>
               <w:t>否</w:t>
             </w:r>
@@ -11141,6 +12355,11 @@
             <w:hideMark/>
           </w:tcPr>
           <w:p>
+            <w:pPr>
+              <w:rPr>
+                <w:rFonts w:hint="eastAsia"/>
+              </w:rPr>
+            </w:pPr>
             <w:r>
               <w:t>分数</w:t>
             </w:r>
@@ -11162,6 +12381,11 @@
             <w:hideMark/>
           </w:tcPr>
           <w:p>
+            <w:pPr>
+              <w:rPr>
+                <w:rFonts w:hint="eastAsia"/>
+              </w:rPr>
+            </w:pPr>
             <w:proofErr w:type="spellStart"/>
             <w:r>
               <w:t>calculate_score</w:t>
@@ -11183,6 +12407,11 @@
             <w:hideMark/>
           </w:tcPr>
           <w:p>
+            <w:pPr>
+              <w:rPr>
+                <w:rFonts w:hint="eastAsia"/>
+              </w:rPr>
+            </w:pPr>
             <w:r>
               <w:t>float</w:t>
             </w:r>
@@ -11202,6 +12431,11 @@
             <w:hideMark/>
           </w:tcPr>
           <w:p>
+            <w:pPr>
+              <w:rPr>
+                <w:rFonts w:hint="eastAsia"/>
+              </w:rPr>
+            </w:pPr>
             <w:r>
               <w:t>-</w:t>
             </w:r>
@@ -11221,6 +12455,11 @@
             <w:hideMark/>
           </w:tcPr>
           <w:p>
+            <w:pPr>
+              <w:rPr>
+                <w:rFonts w:hint="eastAsia"/>
+              </w:rPr>
+            </w:pPr>
             <w:r>
               <w:t>是</w:t>
             </w:r>
@@ -11240,6 +12479,11 @@
             <w:hideMark/>
           </w:tcPr>
           <w:p>
+            <w:pPr>
+              <w:rPr>
+                <w:rFonts w:hint="eastAsia"/>
+              </w:rPr>
+            </w:pPr>
             <w:r>
               <w:t>否</w:t>
             </w:r>
@@ -11259,6 +12503,11 @@
             <w:hideMark/>
           </w:tcPr>
           <w:p>
+            <w:pPr>
+              <w:rPr>
+                <w:rFonts w:hint="eastAsia"/>
+              </w:rPr>
+            </w:pPr>
             <w:r>
               <w:t>计算得分</w:t>
             </w:r>
@@ -11280,6 +12529,11 @@
             <w:hideMark/>
           </w:tcPr>
           <w:p>
+            <w:pPr>
+              <w:rPr>
+                <w:rFonts w:hint="eastAsia"/>
+              </w:rPr>
+            </w:pPr>
             <w:proofErr w:type="spellStart"/>
             <w:r>
               <w:t>quality_score</w:t>
@@ -11301,6 +12555,11 @@
             <w:hideMark/>
           </w:tcPr>
           <w:p>
+            <w:pPr>
+              <w:rPr>
+                <w:rFonts w:hint="eastAsia"/>
+              </w:rPr>
+            </w:pPr>
             <w:r>
               <w:t>float</w:t>
             </w:r>
@@ -11320,6 +12579,11 @@
             <w:hideMark/>
           </w:tcPr>
           <w:p>
+            <w:pPr>
+              <w:rPr>
+                <w:rFonts w:hint="eastAsia"/>
+              </w:rPr>
+            </w:pPr>
             <w:r>
               <w:t>-</w:t>
             </w:r>
@@ -11339,6 +12603,11 @@
             <w:hideMark/>
           </w:tcPr>
           <w:p>
+            <w:pPr>
+              <w:rPr>
+                <w:rFonts w:hint="eastAsia"/>
+              </w:rPr>
+            </w:pPr>
             <w:r>
               <w:t>是</w:t>
             </w:r>
@@ -11358,6 +12627,11 @@
             <w:hideMark/>
           </w:tcPr>
           <w:p>
+            <w:pPr>
+              <w:rPr>
+                <w:rFonts w:hint="eastAsia"/>
+              </w:rPr>
+            </w:pPr>
             <w:r>
               <w:t>否</w:t>
             </w:r>
@@ -11377,6 +12651,11 @@
             <w:hideMark/>
           </w:tcPr>
           <w:p>
+            <w:pPr>
+              <w:rPr>
+                <w:rFonts w:hint="eastAsia"/>
+              </w:rPr>
+            </w:pPr>
             <w:r>
               <w:t>质量分</w:t>
             </w:r>
@@ -11398,6 +12677,11 @@
             <w:hideMark/>
           </w:tcPr>
           <w:p>
+            <w:pPr>
+              <w:rPr>
+                <w:rFonts w:hint="eastAsia"/>
+              </w:rPr>
+            </w:pPr>
             <w:proofErr w:type="spellStart"/>
             <w:r>
               <w:t>quality_score_updated_at</w:t>
@@ -11419,6 +12703,11 @@
             <w:hideMark/>
           </w:tcPr>
           <w:p>
+            <w:pPr>
+              <w:rPr>
+                <w:rFonts w:hint="eastAsia"/>
+              </w:rPr>
+            </w:pPr>
             <w:r>
               <w:t>datetime</w:t>
             </w:r>
@@ -11438,6 +12727,11 @@
             <w:hideMark/>
           </w:tcPr>
           <w:p>
+            <w:pPr>
+              <w:rPr>
+                <w:rFonts w:hint="eastAsia"/>
+              </w:rPr>
+            </w:pPr>
             <w:r>
               <w:t>-</w:t>
             </w:r>
@@ -11457,6 +12751,11 @@
             <w:hideMark/>
           </w:tcPr>
           <w:p>
+            <w:pPr>
+              <w:rPr>
+                <w:rFonts w:hint="eastAsia"/>
+              </w:rPr>
+            </w:pPr>
             <w:r>
               <w:t>是</w:t>
             </w:r>
@@ -11476,6 +12775,11 @@
             <w:hideMark/>
           </w:tcPr>
           <w:p>
+            <w:pPr>
+              <w:rPr>
+                <w:rFonts w:hint="eastAsia"/>
+              </w:rPr>
+            </w:pPr>
             <w:r>
               <w:t>否</w:t>
             </w:r>
@@ -11495,6 +12799,11 @@
             <w:hideMark/>
           </w:tcPr>
           <w:p>
+            <w:pPr>
+              <w:rPr>
+                <w:rFonts w:hint="eastAsia"/>
+              </w:rPr>
+            </w:pPr>
             <w:r>
               <w:t>质量分更新时间</w:t>
             </w:r>
@@ -11516,6 +12825,11 @@
             <w:hideMark/>
           </w:tcPr>
           <w:p>
+            <w:pPr>
+              <w:rPr>
+                <w:rFonts w:hint="eastAsia"/>
+              </w:rPr>
+            </w:pPr>
             <w:r>
               <w:t>created_at</w:t>
             </w:r>
@@ -11535,6 +12849,11 @@
             <w:hideMark/>
           </w:tcPr>
           <w:p>
+            <w:pPr>
+              <w:rPr>
+                <w:rFonts w:hint="eastAsia"/>
+              </w:rPr>
+            </w:pPr>
             <w:r>
               <w:t>datetime</w:t>
             </w:r>
@@ -11554,6 +12873,11 @@
             <w:hideMark/>
           </w:tcPr>
           <w:p>
+            <w:pPr>
+              <w:rPr>
+                <w:rFonts w:hint="eastAsia"/>
+              </w:rPr>
+            </w:pPr>
             <w:r>
               <w:t>-</w:t>
             </w:r>
@@ -11573,6 +12897,11 @@
             <w:hideMark/>
           </w:tcPr>
           <w:p>
+            <w:pPr>
+              <w:rPr>
+                <w:rFonts w:hint="eastAsia"/>
+              </w:rPr>
+            </w:pPr>
             <w:r>
               <w:t>是</w:t>
             </w:r>
@@ -11592,6 +12921,11 @@
             <w:hideMark/>
           </w:tcPr>
           <w:p>
+            <w:pPr>
+              <w:rPr>
+                <w:rFonts w:hint="eastAsia"/>
+              </w:rPr>
+            </w:pPr>
             <w:r>
               <w:t>否</w:t>
             </w:r>
@@ -11611,6 +12945,11 @@
             <w:hideMark/>
           </w:tcPr>
           <w:p>
+            <w:pPr>
+              <w:rPr>
+                <w:rFonts w:hint="eastAsia"/>
+              </w:rPr>
+            </w:pPr>
             <w:r>
               <w:t>创建时间</w:t>
             </w:r>
@@ -11632,6 +12971,11 @@
             <w:hideMark/>
           </w:tcPr>
           <w:p>
+            <w:pPr>
+              <w:rPr>
+                <w:rFonts w:hint="eastAsia"/>
+              </w:rPr>
+            </w:pPr>
             <w:proofErr w:type="spellStart"/>
             <w:r>
               <w:t>updated_at</w:t>
@@ -11653,6 +12997,11 @@
             <w:hideMark/>
           </w:tcPr>
           <w:p>
+            <w:pPr>
+              <w:rPr>
+                <w:rFonts w:hint="eastAsia"/>
+              </w:rPr>
+            </w:pPr>
             <w:r>
               <w:t>datetime</w:t>
             </w:r>
@@ -11672,6 +13021,11 @@
             <w:hideMark/>
           </w:tcPr>
           <w:p>
+            <w:pPr>
+              <w:rPr>
+                <w:rFonts w:hint="eastAsia"/>
+              </w:rPr>
+            </w:pPr>
             <w:r>
               <w:t>-</w:t>
             </w:r>
@@ -11691,6 +13045,11 @@
             <w:hideMark/>
           </w:tcPr>
           <w:p>
+            <w:pPr>
+              <w:rPr>
+                <w:rFonts w:hint="eastAsia"/>
+              </w:rPr>
+            </w:pPr>
             <w:r>
               <w:t>是</w:t>
             </w:r>
@@ -11710,6 +13069,11 @@
             <w:hideMark/>
           </w:tcPr>
           <w:p>
+            <w:pPr>
+              <w:rPr>
+                <w:rFonts w:hint="eastAsia"/>
+              </w:rPr>
+            </w:pPr>
             <w:r>
               <w:t>否</w:t>
             </w:r>
@@ -11729,6 +13093,11 @@
             <w:hideMark/>
           </w:tcPr>
           <w:p>
+            <w:pPr>
+              <w:rPr>
+                <w:rFonts w:hint="eastAsia"/>
+              </w:rPr>
+            </w:pPr>
             <w:r>
               <w:rPr>
                 <w:rFonts w:hint="eastAsia"/>
@@ -11756,6 +13125,9 @@
           <w:ilvl w:val="0"/>
           <w:numId w:val="5"/>
         </w:numPr>
+        <w:rPr>
+          <w:rFonts w:hint="eastAsia"/>
+        </w:rPr>
       </w:pPr>
       <w:r>
         <w:rPr>
@@ -11815,6 +13187,7 @@
           <w:p>
             <w:pPr>
               <w:rPr>
+                <w:rFonts w:hint="eastAsia"/>
                 <w:b/>
                 <w:bCs/>
               </w:rPr>
@@ -11844,6 +13217,7 @@
           <w:p>
             <w:pPr>
               <w:rPr>
+                <w:rFonts w:hint="eastAsia"/>
                 <w:b/>
                 <w:bCs/>
               </w:rPr>
@@ -11873,6 +13247,7 @@
           <w:p>
             <w:pPr>
               <w:rPr>
+                <w:rFonts w:hint="eastAsia"/>
                 <w:b/>
                 <w:bCs/>
               </w:rPr>
@@ -11902,6 +13277,7 @@
           <w:p>
             <w:pPr>
               <w:rPr>
+                <w:rFonts w:hint="eastAsia"/>
                 <w:b/>
                 <w:bCs/>
               </w:rPr>
@@ -11931,6 +13307,7 @@
           <w:p>
             <w:pPr>
               <w:rPr>
+                <w:rFonts w:hint="eastAsia"/>
                 <w:b/>
                 <w:bCs/>
               </w:rPr>
@@ -11960,6 +13337,7 @@
           <w:p>
             <w:pPr>
               <w:rPr>
+                <w:rFonts w:hint="eastAsia"/>
                 <w:b/>
                 <w:bCs/>
               </w:rPr>
@@ -11992,6 +13370,11 @@
             <w:hideMark/>
           </w:tcPr>
           <w:p>
+            <w:pPr>
+              <w:rPr>
+                <w:rFonts w:hint="eastAsia"/>
+              </w:rPr>
+            </w:pPr>
             <w:r>
               <w:t>id</w:t>
             </w:r>
@@ -12011,6 +13394,11 @@
             <w:hideMark/>
           </w:tcPr>
           <w:p>
+            <w:pPr>
+              <w:rPr>
+                <w:rFonts w:hint="eastAsia"/>
+              </w:rPr>
+            </w:pPr>
             <w:r>
               <w:t>int</w:t>
             </w:r>
@@ -12030,6 +13418,11 @@
             <w:hideMark/>
           </w:tcPr>
           <w:p>
+            <w:pPr>
+              <w:rPr>
+                <w:rFonts w:hint="eastAsia"/>
+              </w:rPr>
+            </w:pPr>
             <w:r>
               <w:t>-</w:t>
             </w:r>
@@ -12049,6 +13442,11 @@
             <w:hideMark/>
           </w:tcPr>
           <w:p>
+            <w:pPr>
+              <w:rPr>
+                <w:rFonts w:hint="eastAsia"/>
+              </w:rPr>
+            </w:pPr>
             <w:r>
               <w:t>否</w:t>
             </w:r>
@@ -12068,6 +13466,11 @@
             <w:hideMark/>
           </w:tcPr>
           <w:p>
+            <w:pPr>
+              <w:rPr>
+                <w:rFonts w:hint="eastAsia"/>
+              </w:rPr>
+            </w:pPr>
             <w:r>
               <w:t>是</w:t>
             </w:r>
@@ -12089,6 +13492,9 @@
           <w:p>
             <w:pPr>
               <w:jc w:val="left"/>
+              <w:rPr>
+                <w:rFonts w:hint="eastAsia"/>
+              </w:rPr>
             </w:pPr>
             <w:r>
               <w:t>主键 ID</w:t>
@@ -12114,6 +13520,11 @@
             <w:hideMark/>
           </w:tcPr>
           <w:p>
+            <w:pPr>
+              <w:rPr>
+                <w:rFonts w:hint="eastAsia"/>
+              </w:rPr>
+            </w:pPr>
             <w:proofErr w:type="spellStart"/>
             <w:r>
               <w:t>work_package_id</w:t>
@@ -12135,6 +13546,11 @@
             <w:hideMark/>
           </w:tcPr>
           <w:p>
+            <w:pPr>
+              <w:rPr>
+                <w:rFonts w:hint="eastAsia"/>
+              </w:rPr>
+            </w:pPr>
             <w:r>
               <w:t>int</w:t>
             </w:r>
@@ -12154,6 +13570,11 @@
             <w:hideMark/>
           </w:tcPr>
           <w:p>
+            <w:pPr>
+              <w:rPr>
+                <w:rFonts w:hint="eastAsia"/>
+              </w:rPr>
+            </w:pPr>
             <w:r>
               <w:t>-</w:t>
             </w:r>
@@ -12173,6 +13594,11 @@
             <w:hideMark/>
           </w:tcPr>
           <w:p>
+            <w:pPr>
+              <w:rPr>
+                <w:rFonts w:hint="eastAsia"/>
+              </w:rPr>
+            </w:pPr>
             <w:r>
               <w:t>否</w:t>
             </w:r>
@@ -12192,6 +13618,11 @@
             <w:hideMark/>
           </w:tcPr>
           <w:p>
+            <w:pPr>
+              <w:rPr>
+                <w:rFonts w:hint="eastAsia"/>
+              </w:rPr>
+            </w:pPr>
             <w:r>
               <w:t>否</w:t>
             </w:r>
@@ -12213,6 +13644,9 @@
           <w:p>
             <w:pPr>
               <w:jc w:val="left"/>
+              <w:rPr>
+                <w:rFonts w:hint="eastAsia"/>
+              </w:rPr>
             </w:pPr>
             <w:r>
               <w:rPr>
@@ -12244,6 +13678,11 @@
             <w:hideMark/>
           </w:tcPr>
           <w:p>
+            <w:pPr>
+              <w:rPr>
+                <w:rFonts w:hint="eastAsia"/>
+              </w:rPr>
+            </w:pPr>
             <w:proofErr w:type="spellStart"/>
             <w:r>
               <w:t>from_user_id</w:t>
@@ -12265,6 +13704,11 @@
             <w:hideMark/>
           </w:tcPr>
           <w:p>
+            <w:pPr>
+              <w:rPr>
+                <w:rFonts w:hint="eastAsia"/>
+              </w:rPr>
+            </w:pPr>
             <w:r>
               <w:t>varchar</w:t>
             </w:r>
@@ -12284,6 +13728,11 @@
             <w:hideMark/>
           </w:tcPr>
           <w:p>
+            <w:pPr>
+              <w:rPr>
+                <w:rFonts w:hint="eastAsia"/>
+              </w:rPr>
+            </w:pPr>
             <w:r>
               <w:t>50</w:t>
             </w:r>
@@ -12303,6 +13752,11 @@
             <w:hideMark/>
           </w:tcPr>
           <w:p>
+            <w:pPr>
+              <w:rPr>
+                <w:rFonts w:hint="eastAsia"/>
+              </w:rPr>
+            </w:pPr>
             <w:r>
               <w:t>否</w:t>
             </w:r>
@@ -12322,6 +13776,11 @@
             <w:hideMark/>
           </w:tcPr>
           <w:p>
+            <w:pPr>
+              <w:rPr>
+                <w:rFonts w:hint="eastAsia"/>
+              </w:rPr>
+            </w:pPr>
             <w:r>
               <w:t>否</w:t>
             </w:r>
@@ -12343,6 +13802,9 @@
           <w:p>
             <w:pPr>
               <w:jc w:val="left"/>
+              <w:rPr>
+                <w:rFonts w:hint="eastAsia"/>
+              </w:rPr>
             </w:pPr>
             <w:r>
               <w:t>发起人（原负责</w:t>
@@ -12372,6 +13834,11 @@
             <w:hideMark/>
           </w:tcPr>
           <w:p>
+            <w:pPr>
+              <w:rPr>
+                <w:rFonts w:hint="eastAsia"/>
+              </w:rPr>
+            </w:pPr>
             <w:proofErr w:type="spellStart"/>
             <w:r>
               <w:lastRenderedPageBreak/>
@@ -12394,6 +13861,11 @@
             <w:hideMark/>
           </w:tcPr>
           <w:p>
+            <w:pPr>
+              <w:rPr>
+                <w:rFonts w:hint="eastAsia"/>
+              </w:rPr>
+            </w:pPr>
             <w:r>
               <w:t>varchar</w:t>
             </w:r>
@@ -12413,6 +13885,11 @@
             <w:hideMark/>
           </w:tcPr>
           <w:p>
+            <w:pPr>
+              <w:rPr>
+                <w:rFonts w:hint="eastAsia"/>
+              </w:rPr>
+            </w:pPr>
             <w:r>
               <w:t>50</w:t>
             </w:r>
@@ -12432,6 +13909,11 @@
             <w:hideMark/>
           </w:tcPr>
           <w:p>
+            <w:pPr>
+              <w:rPr>
+                <w:rFonts w:hint="eastAsia"/>
+              </w:rPr>
+            </w:pPr>
             <w:r>
               <w:t>否</w:t>
             </w:r>
@@ -12451,6 +13933,11 @@
             <w:hideMark/>
           </w:tcPr>
           <w:p>
+            <w:pPr>
+              <w:rPr>
+                <w:rFonts w:hint="eastAsia"/>
+              </w:rPr>
+            </w:pPr>
             <w:r>
               <w:t>否</w:t>
             </w:r>
@@ -12472,6 +13959,9 @@
           <w:p>
             <w:pPr>
               <w:jc w:val="left"/>
+              <w:rPr>
+                <w:rFonts w:hint="eastAsia"/>
+              </w:rPr>
             </w:pPr>
             <w:r>
               <w:t>接收人（新负责人）</w:t>
@@ -12497,6 +13987,11 @@
             <w:hideMark/>
           </w:tcPr>
           <w:p>
+            <w:pPr>
+              <w:rPr>
+                <w:rFonts w:hint="eastAsia"/>
+              </w:rPr>
+            </w:pPr>
             <w:r>
               <w:t>status</w:t>
             </w:r>
@@ -12516,6 +14011,11 @@
             <w:hideMark/>
           </w:tcPr>
           <w:p>
+            <w:pPr>
+              <w:rPr>
+                <w:rFonts w:hint="eastAsia"/>
+              </w:rPr>
+            </w:pPr>
             <w:r>
               <w:t>varchar</w:t>
             </w:r>
@@ -12535,6 +14035,11 @@
             <w:hideMark/>
           </w:tcPr>
           <w:p>
+            <w:pPr>
+              <w:rPr>
+                <w:rFonts w:hint="eastAsia"/>
+              </w:rPr>
+            </w:pPr>
             <w:r>
               <w:t>20</w:t>
             </w:r>
@@ -12554,6 +14059,11 @@
             <w:hideMark/>
           </w:tcPr>
           <w:p>
+            <w:pPr>
+              <w:rPr>
+                <w:rFonts w:hint="eastAsia"/>
+              </w:rPr>
+            </w:pPr>
             <w:r>
               <w:t>是</w:t>
             </w:r>
@@ -12573,6 +14083,11 @@
             <w:hideMark/>
           </w:tcPr>
           <w:p>
+            <w:pPr>
+              <w:rPr>
+                <w:rFonts w:hint="eastAsia"/>
+              </w:rPr>
+            </w:pPr>
             <w:r>
               <w:t>否</w:t>
             </w:r>
@@ -12594,6 +14109,9 @@
           <w:p>
             <w:pPr>
               <w:jc w:val="left"/>
+              <w:rPr>
+                <w:rFonts w:hint="eastAsia"/>
+              </w:rPr>
             </w:pPr>
             <w:r>
               <w:t>状态：PENDING / ACCEPTED / REJECTED</w:t>
@@ -12619,6 +14137,11 @@
             <w:hideMark/>
           </w:tcPr>
           <w:p>
+            <w:pPr>
+              <w:rPr>
+                <w:rFonts w:hint="eastAsia"/>
+              </w:rPr>
+            </w:pPr>
             <w:r>
               <w:t>created_at</w:t>
             </w:r>
@@ -12638,6 +14161,11 @@
             <w:hideMark/>
           </w:tcPr>
           <w:p>
+            <w:pPr>
+              <w:rPr>
+                <w:rFonts w:hint="eastAsia"/>
+              </w:rPr>
+            </w:pPr>
             <w:r>
               <w:t>datetime</w:t>
             </w:r>
@@ -12657,6 +14185,11 @@
             <w:hideMark/>
           </w:tcPr>
           <w:p>
+            <w:pPr>
+              <w:rPr>
+                <w:rFonts w:hint="eastAsia"/>
+              </w:rPr>
+            </w:pPr>
             <w:r>
               <w:t>-</w:t>
             </w:r>
@@ -12676,6 +14209,11 @@
             <w:hideMark/>
           </w:tcPr>
           <w:p>
+            <w:pPr>
+              <w:rPr>
+                <w:rFonts w:hint="eastAsia"/>
+              </w:rPr>
+            </w:pPr>
             <w:r>
               <w:t>是</w:t>
             </w:r>
@@ -12695,6 +14233,11 @@
             <w:hideMark/>
           </w:tcPr>
           <w:p>
+            <w:pPr>
+              <w:rPr>
+                <w:rFonts w:hint="eastAsia"/>
+              </w:rPr>
+            </w:pPr>
             <w:r>
               <w:t>否</w:t>
             </w:r>
@@ -12716,6 +14259,9 @@
           <w:p>
             <w:pPr>
               <w:jc w:val="left"/>
+              <w:rPr>
+                <w:rFonts w:hint="eastAsia"/>
+              </w:rPr>
             </w:pPr>
             <w:r>
               <w:t>创建时间</w:t>
@@ -12741,6 +14287,11 @@
             <w:hideMark/>
           </w:tcPr>
           <w:p>
+            <w:pPr>
+              <w:rPr>
+                <w:rFonts w:hint="eastAsia"/>
+              </w:rPr>
+            </w:pPr>
             <w:proofErr w:type="spellStart"/>
             <w:r>
               <w:t>transfer_type</w:t>
@@ -12762,6 +14313,11 @@
             <w:hideMark/>
           </w:tcPr>
           <w:p>
+            <w:pPr>
+              <w:rPr>
+                <w:rFonts w:hint="eastAsia"/>
+              </w:rPr>
+            </w:pPr>
             <w:r>
               <w:t>varchar</w:t>
             </w:r>
@@ -12781,6 +14337,11 @@
             <w:hideMark/>
           </w:tcPr>
           <w:p>
+            <w:pPr>
+              <w:rPr>
+                <w:rFonts w:hint="eastAsia"/>
+              </w:rPr>
+            </w:pPr>
             <w:r>
               <w:t>20</w:t>
             </w:r>
@@ -12800,6 +14361,11 @@
             <w:hideMark/>
           </w:tcPr>
           <w:p>
+            <w:pPr>
+              <w:rPr>
+                <w:rFonts w:hint="eastAsia"/>
+              </w:rPr>
+            </w:pPr>
             <w:r>
               <w:t>是</w:t>
             </w:r>
@@ -12819,6 +14385,11 @@
             <w:hideMark/>
           </w:tcPr>
           <w:p>
+            <w:pPr>
+              <w:rPr>
+                <w:rFonts w:hint="eastAsia"/>
+              </w:rPr>
+            </w:pPr>
             <w:r>
               <w:t>否</w:t>
             </w:r>
@@ -12876,6 +14447,11 @@
             <w:hideMark/>
           </w:tcPr>
           <w:p>
+            <w:pPr>
+              <w:rPr>
+                <w:rFonts w:hint="eastAsia"/>
+              </w:rPr>
+            </w:pPr>
             <w:proofErr w:type="spellStart"/>
             <w:r>
               <w:t>work_item_id</w:t>
@@ -12897,6 +14473,11 @@
             <w:hideMark/>
           </w:tcPr>
           <w:p>
+            <w:pPr>
+              <w:rPr>
+                <w:rFonts w:hint="eastAsia"/>
+              </w:rPr>
+            </w:pPr>
             <w:r>
               <w:t>int</w:t>
             </w:r>
@@ -12916,6 +14497,11 @@
             <w:hideMark/>
           </w:tcPr>
           <w:p>
+            <w:pPr>
+              <w:rPr>
+                <w:rFonts w:hint="eastAsia"/>
+              </w:rPr>
+            </w:pPr>
             <w:r>
               <w:t>-</w:t>
             </w:r>
@@ -12935,6 +14521,11 @@
             <w:hideMark/>
           </w:tcPr>
           <w:p>
+            <w:pPr>
+              <w:rPr>
+                <w:rFonts w:hint="eastAsia"/>
+              </w:rPr>
+            </w:pPr>
             <w:r>
               <w:t>是</w:t>
             </w:r>
@@ -12954,6 +14545,11 @@
             <w:hideMark/>
           </w:tcPr>
           <w:p>
+            <w:pPr>
+              <w:rPr>
+                <w:rFonts w:hint="eastAsia"/>
+              </w:rPr>
+            </w:pPr>
             <w:r>
               <w:t>否</w:t>
             </w:r>
@@ -12975,6 +14571,9 @@
           <w:p>
             <w:pPr>
               <w:jc w:val="left"/>
+              <w:rPr>
+                <w:rFonts w:hint="eastAsia"/>
+              </w:rPr>
             </w:pPr>
             <w:r>
               <w:rPr>
@@ -13006,6 +14605,11 @@
             <w:hideMark/>
           </w:tcPr>
           <w:p>
+            <w:pPr>
+              <w:rPr>
+                <w:rFonts w:hint="eastAsia"/>
+              </w:rPr>
+            </w:pPr>
             <w:proofErr w:type="spellStart"/>
             <w:r>
               <w:t>transfer_score</w:t>
@@ -13027,6 +14631,11 @@
             <w:hideMark/>
           </w:tcPr>
           <w:p>
+            <w:pPr>
+              <w:rPr>
+                <w:rFonts w:hint="eastAsia"/>
+              </w:rPr>
+            </w:pPr>
             <w:r>
               <w:t>float</w:t>
             </w:r>
@@ -13046,6 +14655,11 @@
             <w:hideMark/>
           </w:tcPr>
           <w:p>
+            <w:pPr>
+              <w:rPr>
+                <w:rFonts w:hint="eastAsia"/>
+              </w:rPr>
+            </w:pPr>
             <w:r>
               <w:t>-</w:t>
             </w:r>
@@ -13065,6 +14679,11 @@
             <w:hideMark/>
           </w:tcPr>
           <w:p>
+            <w:pPr>
+              <w:rPr>
+                <w:rFonts w:hint="eastAsia"/>
+              </w:rPr>
+            </w:pPr>
             <w:r>
               <w:t>是</w:t>
             </w:r>
@@ -13084,6 +14703,11 @@
             <w:hideMark/>
           </w:tcPr>
           <w:p>
+            <w:pPr>
+              <w:rPr>
+                <w:rFonts w:hint="eastAsia"/>
+              </w:rPr>
+            </w:pPr>
             <w:r>
               <w:t>否</w:t>
             </w:r>
@@ -13105,6 +14729,9 @@
           <w:p>
             <w:pPr>
               <w:jc w:val="left"/>
+              <w:rPr>
+                <w:rFonts w:hint="eastAsia"/>
+              </w:rPr>
             </w:pPr>
             <w:r>
               <w:t>转移分数</w:t>
@@ -13127,6 +14754,9 @@
           <w:ilvl w:val="0"/>
           <w:numId w:val="5"/>
         </w:numPr>
+        <w:rPr>
+          <w:rFonts w:hint="eastAsia"/>
+        </w:rPr>
       </w:pPr>
       <w:r>
         <w:rPr>
@@ -13199,6 +14829,7 @@
           <w:p>
             <w:pPr>
               <w:rPr>
+                <w:rFonts w:hint="eastAsia"/>
                 <w:b/>
                 <w:bCs/>
               </w:rPr>
@@ -13228,6 +14859,7 @@
           <w:p>
             <w:pPr>
               <w:rPr>
+                <w:rFonts w:hint="eastAsia"/>
                 <w:b/>
                 <w:bCs/>
               </w:rPr>
@@ -13257,6 +14889,7 @@
           <w:p>
             <w:pPr>
               <w:rPr>
+                <w:rFonts w:hint="eastAsia"/>
                 <w:b/>
                 <w:bCs/>
               </w:rPr>
@@ -13286,6 +14919,7 @@
           <w:p>
             <w:pPr>
               <w:rPr>
+                <w:rFonts w:hint="eastAsia"/>
                 <w:b/>
                 <w:bCs/>
               </w:rPr>
@@ -13315,6 +14949,7 @@
           <w:p>
             <w:pPr>
               <w:rPr>
+                <w:rFonts w:hint="eastAsia"/>
                 <w:b/>
                 <w:bCs/>
               </w:rPr>
@@ -13344,6 +14979,7 @@
           <w:p>
             <w:pPr>
               <w:rPr>
+                <w:rFonts w:hint="eastAsia"/>
                 <w:b/>
                 <w:bCs/>
               </w:rPr>
@@ -13376,6 +15012,11 @@
             <w:hideMark/>
           </w:tcPr>
           <w:p>
+            <w:pPr>
+              <w:rPr>
+                <w:rFonts w:hint="eastAsia"/>
+              </w:rPr>
+            </w:pPr>
             <w:r>
               <w:t>id</w:t>
             </w:r>
@@ -13395,6 +15036,11 @@
             <w:hideMark/>
           </w:tcPr>
           <w:p>
+            <w:pPr>
+              <w:rPr>
+                <w:rFonts w:hint="eastAsia"/>
+              </w:rPr>
+            </w:pPr>
             <w:r>
               <w:t>int</w:t>
             </w:r>
@@ -13414,6 +15060,11 @@
             <w:hideMark/>
           </w:tcPr>
           <w:p>
+            <w:pPr>
+              <w:rPr>
+                <w:rFonts w:hint="eastAsia"/>
+              </w:rPr>
+            </w:pPr>
             <w:r>
               <w:t>-</w:t>
             </w:r>
@@ -13433,6 +15084,11 @@
             <w:hideMark/>
           </w:tcPr>
           <w:p>
+            <w:pPr>
+              <w:rPr>
+                <w:rFonts w:hint="eastAsia"/>
+              </w:rPr>
+            </w:pPr>
             <w:r>
               <w:t>否</w:t>
             </w:r>
@@ -13452,6 +15108,11 @@
             <w:hideMark/>
           </w:tcPr>
           <w:p>
+            <w:pPr>
+              <w:rPr>
+                <w:rFonts w:hint="eastAsia"/>
+              </w:rPr>
+            </w:pPr>
             <w:r>
               <w:t>是</w:t>
             </w:r>
@@ -13473,6 +15134,9 @@
           <w:p>
             <w:pPr>
               <w:jc w:val="left"/>
+              <w:rPr>
+                <w:rFonts w:hint="eastAsia"/>
+              </w:rPr>
             </w:pPr>
             <w:r>
               <w:t>主键 ID</w:t>
@@ -13498,6 +15162,11 @@
             <w:hideMark/>
           </w:tcPr>
           <w:p>
+            <w:pPr>
+              <w:rPr>
+                <w:rFonts w:hint="eastAsia"/>
+              </w:rPr>
+            </w:pPr>
             <w:r>
               <w:t>category</w:t>
             </w:r>
@@ -13517,6 +15186,11 @@
             <w:hideMark/>
           </w:tcPr>
           <w:p>
+            <w:pPr>
+              <w:rPr>
+                <w:rFonts w:hint="eastAsia"/>
+              </w:rPr>
+            </w:pPr>
             <w:r>
               <w:t>varchar</w:t>
             </w:r>
@@ -13536,6 +15210,11 @@
             <w:hideMark/>
           </w:tcPr>
           <w:p>
+            <w:pPr>
+              <w:rPr>
+                <w:rFonts w:hint="eastAsia"/>
+              </w:rPr>
+            </w:pPr>
             <w:r>
               <w:t>50</w:t>
             </w:r>
@@ -13555,6 +15234,11 @@
             <w:hideMark/>
           </w:tcPr>
           <w:p>
+            <w:pPr>
+              <w:rPr>
+                <w:rFonts w:hint="eastAsia"/>
+              </w:rPr>
+            </w:pPr>
             <w:r>
               <w:t>否</w:t>
             </w:r>
@@ -13574,6 +15258,11 @@
             <w:hideMark/>
           </w:tcPr>
           <w:p>
+            <w:pPr>
+              <w:rPr>
+                <w:rFonts w:hint="eastAsia"/>
+              </w:rPr>
+            </w:pPr>
             <w:r>
               <w:t>否</w:t>
             </w:r>
@@ -13595,6 +15284,9 @@
           <w:p>
             <w:pPr>
               <w:jc w:val="left"/>
+              <w:rPr>
+                <w:rFonts w:hint="eastAsia"/>
+              </w:rPr>
             </w:pPr>
             <w:r>
               <w:t>所属分类（</w:t>
@@ -13629,6 +15321,11 @@
             <w:hideMark/>
           </w:tcPr>
           <w:p>
+            <w:pPr>
+              <w:rPr>
+                <w:rFonts w:hint="eastAsia"/>
+              </w:rPr>
+            </w:pPr>
             <w:r>
               <w:t>name</w:t>
             </w:r>
@@ -13648,6 +15345,11 @@
             <w:hideMark/>
           </w:tcPr>
           <w:p>
+            <w:pPr>
+              <w:rPr>
+                <w:rFonts w:hint="eastAsia"/>
+              </w:rPr>
+            </w:pPr>
             <w:r>
               <w:t>varchar</w:t>
             </w:r>
@@ -13667,6 +15369,11 @@
             <w:hideMark/>
           </w:tcPr>
           <w:p>
+            <w:pPr>
+              <w:rPr>
+                <w:rFonts w:hint="eastAsia"/>
+              </w:rPr>
+            </w:pPr>
             <w:r>
               <w:t>50</w:t>
             </w:r>
@@ -13686,6 +15393,11 @@
             <w:hideMark/>
           </w:tcPr>
           <w:p>
+            <w:pPr>
+              <w:rPr>
+                <w:rFonts w:hint="eastAsia"/>
+              </w:rPr>
+            </w:pPr>
             <w:r>
               <w:t>否</w:t>
             </w:r>
@@ -13705,6 +15417,11 @@
             <w:hideMark/>
           </w:tcPr>
           <w:p>
+            <w:pPr>
+              <w:rPr>
+                <w:rFonts w:hint="eastAsia"/>
+              </w:rPr>
+            </w:pPr>
             <w:r>
               <w:t>否</w:t>
             </w:r>
@@ -13766,6 +15483,11 @@
             <w:hideMark/>
           </w:tcPr>
           <w:p>
+            <w:pPr>
+              <w:rPr>
+                <w:rFonts w:hint="eastAsia"/>
+              </w:rPr>
+            </w:pPr>
             <w:proofErr w:type="spellStart"/>
             <w:r>
               <w:t>sort_order</w:t>
@@ -13787,6 +15509,11 @@
             <w:hideMark/>
           </w:tcPr>
           <w:p>
+            <w:pPr>
+              <w:rPr>
+                <w:rFonts w:hint="eastAsia"/>
+              </w:rPr>
+            </w:pPr>
             <w:r>
               <w:t>int</w:t>
             </w:r>
@@ -13806,6 +15533,11 @@
             <w:hideMark/>
           </w:tcPr>
           <w:p>
+            <w:pPr>
+              <w:rPr>
+                <w:rFonts w:hint="eastAsia"/>
+              </w:rPr>
+            </w:pPr>
             <w:r>
               <w:t>-</w:t>
             </w:r>
@@ -13825,6 +15557,11 @@
             <w:hideMark/>
           </w:tcPr>
           <w:p>
+            <w:pPr>
+              <w:rPr>
+                <w:rFonts w:hint="eastAsia"/>
+              </w:rPr>
+            </w:pPr>
             <w:r>
               <w:t>是</w:t>
             </w:r>
@@ -13844,6 +15581,11 @@
             <w:hideMark/>
           </w:tcPr>
           <w:p>
+            <w:pPr>
+              <w:rPr>
+                <w:rFonts w:hint="eastAsia"/>
+              </w:rPr>
+            </w:pPr>
             <w:r>
               <w:t>否</w:t>
             </w:r>
@@ -13865,6 +15607,9 @@
           <w:p>
             <w:pPr>
               <w:jc w:val="left"/>
+              <w:rPr>
+                <w:rFonts w:hint="eastAsia"/>
+              </w:rPr>
             </w:pPr>
             <w:r>
               <w:t>排序序号</w:t>
@@ -13890,6 +15635,11 @@
             <w:hideMark/>
           </w:tcPr>
           <w:p>
+            <w:pPr>
+              <w:rPr>
+                <w:rFonts w:hint="eastAsia"/>
+              </w:rPr>
+            </w:pPr>
             <w:proofErr w:type="spellStart"/>
             <w:r>
               <w:t>is_active</w:t>
@@ -13911,6 +15661,11 @@
             <w:hideMark/>
           </w:tcPr>
           <w:p>
+            <w:pPr>
+              <w:rPr>
+                <w:rFonts w:hint="eastAsia"/>
+              </w:rPr>
+            </w:pPr>
             <w:r>
               <w:t>int</w:t>
             </w:r>
@@ -13930,6 +15685,11 @@
             <w:hideMark/>
           </w:tcPr>
           <w:p>
+            <w:pPr>
+              <w:rPr>
+                <w:rFonts w:hint="eastAsia"/>
+              </w:rPr>
+            </w:pPr>
             <w:r>
               <w:t>-</w:t>
             </w:r>
@@ -13949,6 +15709,11 @@
             <w:hideMark/>
           </w:tcPr>
           <w:p>
+            <w:pPr>
+              <w:rPr>
+                <w:rFonts w:hint="eastAsia"/>
+              </w:rPr>
+            </w:pPr>
             <w:r>
               <w:t>是</w:t>
             </w:r>
@@ -13968,6 +15733,11 @@
             <w:hideMark/>
           </w:tcPr>
           <w:p>
+            <w:pPr>
+              <w:rPr>
+                <w:rFonts w:hint="eastAsia"/>
+              </w:rPr>
+            </w:pPr>
             <w:r>
               <w:t>否</w:t>
             </w:r>
@@ -13989,6 +15759,9 @@
           <w:p>
             <w:pPr>
               <w:jc w:val="left"/>
+              <w:rPr>
+                <w:rFonts w:hint="eastAsia"/>
+              </w:rPr>
             </w:pPr>
             <w:r>
               <w:t>是否启用（1 启用 / 0 停用）</w:t>
@@ -14011,6 +15784,9 @@
           <w:ilvl w:val="0"/>
           <w:numId w:val="5"/>
         </w:numPr>
+        <w:rPr>
+          <w:rFonts w:hint="eastAsia"/>
+        </w:rPr>
       </w:pPr>
       <w:r>
         <w:rPr>
@@ -14070,6 +15846,7 @@
             <w:pPr>
               <w:jc w:val="center"/>
               <w:rPr>
+                <w:rFonts w:hint="eastAsia"/>
                 <w:b/>
                 <w:bCs/>
               </w:rPr>
@@ -14100,6 +15877,7 @@
             <w:pPr>
               <w:jc w:val="center"/>
               <w:rPr>
+                <w:rFonts w:hint="eastAsia"/>
                 <w:b/>
                 <w:bCs/>
               </w:rPr>
@@ -14130,6 +15908,7 @@
             <w:pPr>
               <w:jc w:val="center"/>
               <w:rPr>
+                <w:rFonts w:hint="eastAsia"/>
                 <w:b/>
                 <w:bCs/>
               </w:rPr>
@@ -14160,6 +15939,7 @@
             <w:pPr>
               <w:jc w:val="center"/>
               <w:rPr>
+                <w:rFonts w:hint="eastAsia"/>
                 <w:b/>
                 <w:bCs/>
               </w:rPr>
@@ -14190,6 +15970,7 @@
             <w:pPr>
               <w:jc w:val="center"/>
               <w:rPr>
+                <w:rFonts w:hint="eastAsia"/>
                 <w:b/>
                 <w:bCs/>
               </w:rPr>
@@ -14220,6 +16001,7 @@
             <w:pPr>
               <w:jc w:val="left"/>
               <w:rPr>
+                <w:rFonts w:hint="eastAsia"/>
                 <w:b/>
                 <w:bCs/>
               </w:rPr>
@@ -14254,6 +16036,9 @@
           <w:p>
             <w:pPr>
               <w:jc w:val="center"/>
+              <w:rPr>
+                <w:rFonts w:hint="eastAsia"/>
+              </w:rPr>
             </w:pPr>
             <w:r>
               <w:t>id</w:t>
@@ -14276,6 +16061,9 @@
           <w:p>
             <w:pPr>
               <w:jc w:val="center"/>
+              <w:rPr>
+                <w:rFonts w:hint="eastAsia"/>
+              </w:rPr>
             </w:pPr>
             <w:r>
               <w:t>int</w:t>
@@ -14298,6 +16086,9 @@
           <w:p>
             <w:pPr>
               <w:jc w:val="center"/>
+              <w:rPr>
+                <w:rFonts w:hint="eastAsia"/>
+              </w:rPr>
             </w:pPr>
             <w:r>
               <w:t>-</w:t>
@@ -14320,6 +16111,9 @@
           <w:p>
             <w:pPr>
               <w:jc w:val="center"/>
+              <w:rPr>
+                <w:rFonts w:hint="eastAsia"/>
+              </w:rPr>
             </w:pPr>
             <w:r>
               <w:t>否</w:t>
@@ -14342,6 +16136,9 @@
           <w:p>
             <w:pPr>
               <w:jc w:val="center"/>
+              <w:rPr>
+                <w:rFonts w:hint="eastAsia"/>
+              </w:rPr>
             </w:pPr>
             <w:r>
               <w:t>是</w:t>
@@ -14364,6 +16161,9 @@
           <w:p>
             <w:pPr>
               <w:jc w:val="left"/>
+              <w:rPr>
+                <w:rFonts w:hint="eastAsia"/>
+              </w:rPr>
             </w:pPr>
             <w:r>
               <w:t>主键 ID</w:t>
@@ -14391,6 +16191,9 @@
           <w:p>
             <w:pPr>
               <w:jc w:val="center"/>
+              <w:rPr>
+                <w:rFonts w:hint="eastAsia"/>
+              </w:rPr>
             </w:pPr>
             <w:r>
               <w:t>variable</w:t>
@@ -14413,6 +16216,9 @@
           <w:p>
             <w:pPr>
               <w:jc w:val="center"/>
+              <w:rPr>
+                <w:rFonts w:hint="eastAsia"/>
+              </w:rPr>
             </w:pPr>
             <w:r>
               <w:t>varchar</w:t>
@@ -14435,6 +16241,9 @@
           <w:p>
             <w:pPr>
               <w:jc w:val="center"/>
+              <w:rPr>
+                <w:rFonts w:hint="eastAsia"/>
+              </w:rPr>
             </w:pPr>
             <w:r>
               <w:t>50</w:t>
@@ -14457,6 +16266,9 @@
           <w:p>
             <w:pPr>
               <w:jc w:val="center"/>
+              <w:rPr>
+                <w:rFonts w:hint="eastAsia"/>
+              </w:rPr>
             </w:pPr>
             <w:r>
               <w:t>否</w:t>
@@ -14479,6 +16291,9 @@
           <w:p>
             <w:pPr>
               <w:jc w:val="center"/>
+              <w:rPr>
+                <w:rFonts w:hint="eastAsia"/>
+              </w:rPr>
             </w:pPr>
             <w:r>
               <w:t>否</w:t>
@@ -14501,6 +16316,9 @@
           <w:p>
             <w:pPr>
               <w:jc w:val="left"/>
+              <w:rPr>
+                <w:rFonts w:hint="eastAsia"/>
+              </w:rPr>
             </w:pPr>
             <w:r>
               <w:t>变量名（</w:t>
@@ -14544,6 +16362,9 @@
           <w:p>
             <w:pPr>
               <w:jc w:val="center"/>
+              <w:rPr>
+                <w:rFonts w:hint="eastAsia"/>
+              </w:rPr>
             </w:pPr>
             <w:r>
               <w:lastRenderedPageBreak/>
@@ -14567,6 +16388,9 @@
           <w:p>
             <w:pPr>
               <w:jc w:val="center"/>
+              <w:rPr>
+                <w:rFonts w:hint="eastAsia"/>
+              </w:rPr>
             </w:pPr>
             <w:r>
               <w:t>varchar</w:t>
@@ -14589,6 +16413,9 @@
           <w:p>
             <w:pPr>
               <w:jc w:val="center"/>
+              <w:rPr>
+                <w:rFonts w:hint="eastAsia"/>
+              </w:rPr>
             </w:pPr>
             <w:r>
               <w:t>50</w:t>
@@ -14611,6 +16438,9 @@
           <w:p>
             <w:pPr>
               <w:jc w:val="center"/>
+              <w:rPr>
+                <w:rFonts w:hint="eastAsia"/>
+              </w:rPr>
             </w:pPr>
             <w:r>
               <w:t>否</w:t>
@@ -14633,6 +16463,9 @@
           <w:p>
             <w:pPr>
               <w:jc w:val="center"/>
+              <w:rPr>
+                <w:rFonts w:hint="eastAsia"/>
+              </w:rPr>
             </w:pPr>
             <w:r>
               <w:t>否</w:t>
@@ -14655,6 +16488,9 @@
           <w:p>
             <w:pPr>
               <w:jc w:val="left"/>
+              <w:rPr>
+                <w:rFonts w:hint="eastAsia"/>
+              </w:rPr>
             </w:pPr>
             <w:r>
               <w:t>级别（</w:t>
@@ -14694,6 +16530,9 @@
           <w:p>
             <w:pPr>
               <w:jc w:val="center"/>
+              <w:rPr>
+                <w:rFonts w:hint="eastAsia"/>
+              </w:rPr>
             </w:pPr>
             <w:r>
               <w:t>factor</w:t>
@@ -14716,6 +16555,9 @@
           <w:p>
             <w:pPr>
               <w:jc w:val="center"/>
+              <w:rPr>
+                <w:rFonts w:hint="eastAsia"/>
+              </w:rPr>
             </w:pPr>
             <w:r>
               <w:t>float</w:t>
@@ -14738,6 +16580,9 @@
           <w:p>
             <w:pPr>
               <w:jc w:val="center"/>
+              <w:rPr>
+                <w:rFonts w:hint="eastAsia"/>
+              </w:rPr>
             </w:pPr>
             <w:r>
               <w:t>-</w:t>
@@ -14760,6 +16605,9 @@
           <w:p>
             <w:pPr>
               <w:jc w:val="center"/>
+              <w:rPr>
+                <w:rFonts w:hint="eastAsia"/>
+              </w:rPr>
             </w:pPr>
             <w:r>
               <w:t>是</w:t>
@@ -14782,6 +16630,9 @@
           <w:p>
             <w:pPr>
               <w:jc w:val="center"/>
+              <w:rPr>
+                <w:rFonts w:hint="eastAsia"/>
+              </w:rPr>
             </w:pPr>
             <w:r>
               <w:t>否</w:t>
@@ -14804,6 +16655,9 @@
           <w:p>
             <w:pPr>
               <w:jc w:val="left"/>
+              <w:rPr>
+                <w:rFonts w:hint="eastAsia"/>
+              </w:rPr>
             </w:pPr>
             <w:r>
               <w:t>系数值</w:t>
@@ -14831,6 +16685,9 @@
           <w:p>
             <w:pPr>
               <w:jc w:val="center"/>
+              <w:rPr>
+                <w:rFonts w:hint="eastAsia"/>
+              </w:rPr>
             </w:pPr>
             <w:proofErr w:type="spellStart"/>
             <w:r>
@@ -14855,6 +16712,9 @@
           <w:p>
             <w:pPr>
               <w:jc w:val="center"/>
+              <w:rPr>
+                <w:rFonts w:hint="eastAsia"/>
+              </w:rPr>
             </w:pPr>
             <w:r>
               <w:t>varchar</w:t>
@@ -14877,6 +16737,9 @@
           <w:p>
             <w:pPr>
               <w:jc w:val="center"/>
+              <w:rPr>
+                <w:rFonts w:hint="eastAsia"/>
+              </w:rPr>
             </w:pPr>
             <w:r>
               <w:t>50</w:t>
@@ -14899,6 +16762,9 @@
           <w:p>
             <w:pPr>
               <w:jc w:val="center"/>
+              <w:rPr>
+                <w:rFonts w:hint="eastAsia"/>
+              </w:rPr>
             </w:pPr>
             <w:r>
               <w:t>是</w:t>
@@ -14921,6 +16787,9 @@
           <w:p>
             <w:pPr>
               <w:jc w:val="center"/>
+              <w:rPr>
+                <w:rFonts w:hint="eastAsia"/>
+              </w:rPr>
             </w:pPr>
             <w:r>
               <w:t>否</w:t>
@@ -14943,6 +16812,9 @@
           <w:p>
             <w:pPr>
               <w:jc w:val="left"/>
+              <w:rPr>
+                <w:rFonts w:hint="eastAsia"/>
+              </w:rPr>
             </w:pPr>
             <w:r>
               <w:t>职级</w:t>
@@ -14965,6 +16837,9 @@
           <w:ilvl w:val="0"/>
           <w:numId w:val="5"/>
         </w:numPr>
+        <w:rPr>
+          <w:rFonts w:hint="eastAsia"/>
+        </w:rPr>
       </w:pPr>
       <w:r>
         <w:rPr>
@@ -15025,6 +16900,7 @@
             <w:pPr>
               <w:jc w:val="center"/>
               <w:rPr>
+                <w:rFonts w:hint="eastAsia"/>
                 <w:b/>
                 <w:bCs/>
               </w:rPr>
@@ -15054,6 +16930,7 @@
           <w:p>
             <w:pPr>
               <w:rPr>
+                <w:rFonts w:hint="eastAsia"/>
                 <w:b/>
                 <w:bCs/>
               </w:rPr>
@@ -15083,6 +16960,7 @@
           <w:p>
             <w:pPr>
               <w:rPr>
+                <w:rFonts w:hint="eastAsia"/>
                 <w:b/>
                 <w:bCs/>
               </w:rPr>
@@ -15112,6 +16990,7 @@
           <w:p>
             <w:pPr>
               <w:rPr>
+                <w:rFonts w:hint="eastAsia"/>
                 <w:b/>
                 <w:bCs/>
               </w:rPr>
@@ -15141,6 +17020,7 @@
           <w:p>
             <w:pPr>
               <w:rPr>
+                <w:rFonts w:hint="eastAsia"/>
                 <w:b/>
                 <w:bCs/>
               </w:rPr>
@@ -15171,6 +17051,7 @@
             <w:pPr>
               <w:jc w:val="left"/>
               <w:rPr>
+                <w:rFonts w:hint="eastAsia"/>
                 <w:b/>
                 <w:bCs/>
               </w:rPr>
@@ -15205,6 +17086,9 @@
           <w:p>
             <w:pPr>
               <w:jc w:val="center"/>
+              <w:rPr>
+                <w:rFonts w:hint="eastAsia"/>
+              </w:rPr>
             </w:pPr>
             <w:r>
               <w:t>id</w:t>
@@ -15225,6 +17109,11 @@
             <w:hideMark/>
           </w:tcPr>
           <w:p>
+            <w:pPr>
+              <w:rPr>
+                <w:rFonts w:hint="eastAsia"/>
+              </w:rPr>
+            </w:pPr>
             <w:r>
               <w:t>int</w:t>
             </w:r>
@@ -15244,6 +17133,11 @@
             <w:hideMark/>
           </w:tcPr>
           <w:p>
+            <w:pPr>
+              <w:rPr>
+                <w:rFonts w:hint="eastAsia"/>
+              </w:rPr>
+            </w:pPr>
             <w:r>
               <w:t>-</w:t>
             </w:r>
@@ -15263,6 +17157,11 @@
             <w:hideMark/>
           </w:tcPr>
           <w:p>
+            <w:pPr>
+              <w:rPr>
+                <w:rFonts w:hint="eastAsia"/>
+              </w:rPr>
+            </w:pPr>
             <w:r>
               <w:t>否</w:t>
             </w:r>
@@ -15282,6 +17181,11 @@
             <w:hideMark/>
           </w:tcPr>
           <w:p>
+            <w:pPr>
+              <w:rPr>
+                <w:rFonts w:hint="eastAsia"/>
+              </w:rPr>
+            </w:pPr>
             <w:r>
               <w:t>是</w:t>
             </w:r>
@@ -15303,6 +17207,9 @@
           <w:p>
             <w:pPr>
               <w:jc w:val="left"/>
+              <w:rPr>
+                <w:rFonts w:hint="eastAsia"/>
+              </w:rPr>
             </w:pPr>
             <w:r>
               <w:t>主键 ID</w:t>
@@ -15330,6 +17237,9 @@
           <w:p>
             <w:pPr>
               <w:jc w:val="center"/>
+              <w:rPr>
+                <w:rFonts w:hint="eastAsia"/>
+              </w:rPr>
             </w:pPr>
             <w:proofErr w:type="spellStart"/>
             <w:r>
@@ -15352,6 +17262,11 @@
             <w:hideMark/>
           </w:tcPr>
           <w:p>
+            <w:pPr>
+              <w:rPr>
+                <w:rFonts w:hint="eastAsia"/>
+              </w:rPr>
+            </w:pPr>
             <w:r>
               <w:t>varchar</w:t>
             </w:r>
@@ -15371,6 +17286,11 @@
             <w:hideMark/>
           </w:tcPr>
           <w:p>
+            <w:pPr>
+              <w:rPr>
+                <w:rFonts w:hint="eastAsia"/>
+              </w:rPr>
+            </w:pPr>
             <w:r>
               <w:t>50</w:t>
             </w:r>
@@ -15390,6 +17310,11 @@
             <w:hideMark/>
           </w:tcPr>
           <w:p>
+            <w:pPr>
+              <w:rPr>
+                <w:rFonts w:hint="eastAsia"/>
+              </w:rPr>
+            </w:pPr>
             <w:r>
               <w:t>否</w:t>
             </w:r>
@@ -15409,6 +17334,11 @@
             <w:hideMark/>
           </w:tcPr>
           <w:p>
+            <w:pPr>
+              <w:rPr>
+                <w:rFonts w:hint="eastAsia"/>
+              </w:rPr>
+            </w:pPr>
             <w:r>
               <w:t>否</w:t>
             </w:r>
@@ -15430,6 +17360,9 @@
           <w:p>
             <w:pPr>
               <w:jc w:val="left"/>
+              <w:rPr>
+                <w:rFonts w:hint="eastAsia"/>
+              </w:rPr>
             </w:pPr>
             <w:r>
               <w:t>用户 ID</w:t>
@@ -15457,6 +17390,9 @@
           <w:p>
             <w:pPr>
               <w:jc w:val="center"/>
+              <w:rPr>
+                <w:rFonts w:hint="eastAsia"/>
+              </w:rPr>
             </w:pPr>
             <w:proofErr w:type="spellStart"/>
             <w:r>
@@ -15479,6 +17415,11 @@
             <w:hideMark/>
           </w:tcPr>
           <w:p>
+            <w:pPr>
+              <w:rPr>
+                <w:rFonts w:hint="eastAsia"/>
+              </w:rPr>
+            </w:pPr>
             <w:r>
               <w:t>float</w:t>
             </w:r>
@@ -15498,6 +17439,11 @@
             <w:hideMark/>
           </w:tcPr>
           <w:p>
+            <w:pPr>
+              <w:rPr>
+                <w:rFonts w:hint="eastAsia"/>
+              </w:rPr>
+            </w:pPr>
             <w:r>
               <w:t>-</w:t>
             </w:r>
@@ -15517,6 +17463,11 @@
             <w:hideMark/>
           </w:tcPr>
           <w:p>
+            <w:pPr>
+              <w:rPr>
+                <w:rFonts w:hint="eastAsia"/>
+              </w:rPr>
+            </w:pPr>
             <w:r>
               <w:t>是</w:t>
             </w:r>
@@ -15536,6 +17487,11 @@
             <w:hideMark/>
           </w:tcPr>
           <w:p>
+            <w:pPr>
+              <w:rPr>
+                <w:rFonts w:hint="eastAsia"/>
+              </w:rPr>
+            </w:pPr>
             <w:r>
               <w:t>否</w:t>
             </w:r>
@@ -15557,6 +17513,9 @@
           <w:p>
             <w:pPr>
               <w:jc w:val="left"/>
+              <w:rPr>
+                <w:rFonts w:hint="eastAsia"/>
+              </w:rPr>
             </w:pPr>
             <w:r>
               <w:t>专利得分</w:t>
@@ -15593,6 +17552,9 @@
           <w:p>
             <w:pPr>
               <w:jc w:val="center"/>
+              <w:rPr>
+                <w:rFonts w:hint="eastAsia"/>
+              </w:rPr>
             </w:pPr>
             <w:proofErr w:type="spellStart"/>
             <w:r>
@@ -15615,6 +17577,11 @@
             <w:hideMark/>
           </w:tcPr>
           <w:p>
+            <w:pPr>
+              <w:rPr>
+                <w:rFonts w:hint="eastAsia"/>
+              </w:rPr>
+            </w:pPr>
             <w:r>
               <w:t>float</w:t>
             </w:r>
@@ -15634,6 +17601,11 @@
             <w:hideMark/>
           </w:tcPr>
           <w:p>
+            <w:pPr>
+              <w:rPr>
+                <w:rFonts w:hint="eastAsia"/>
+              </w:rPr>
+            </w:pPr>
             <w:r>
               <w:t>-</w:t>
             </w:r>
@@ -15653,6 +17625,11 @@
             <w:hideMark/>
           </w:tcPr>
           <w:p>
+            <w:pPr>
+              <w:rPr>
+                <w:rFonts w:hint="eastAsia"/>
+              </w:rPr>
+            </w:pPr>
             <w:r>
               <w:t>是</w:t>
             </w:r>
@@ -15672,6 +17649,11 @@
             <w:hideMark/>
           </w:tcPr>
           <w:p>
+            <w:pPr>
+              <w:rPr>
+                <w:rFonts w:hint="eastAsia"/>
+              </w:rPr>
+            </w:pPr>
             <w:r>
               <w:t>否</w:t>
             </w:r>
@@ -15723,6 +17705,9 @@
           <w:p>
             <w:pPr>
               <w:jc w:val="center"/>
+              <w:rPr>
+                <w:rFonts w:hint="eastAsia"/>
+              </w:rPr>
             </w:pPr>
             <w:proofErr w:type="spellStart"/>
             <w:r>
@@ -15745,6 +17730,11 @@
             <w:hideMark/>
           </w:tcPr>
           <w:p>
+            <w:pPr>
+              <w:rPr>
+                <w:rFonts w:hint="eastAsia"/>
+              </w:rPr>
+            </w:pPr>
             <w:r>
               <w:t>float</w:t>
             </w:r>
@@ -15764,6 +17754,11 @@
             <w:hideMark/>
           </w:tcPr>
           <w:p>
+            <w:pPr>
+              <w:rPr>
+                <w:rFonts w:hint="eastAsia"/>
+              </w:rPr>
+            </w:pPr>
             <w:r>
               <w:t>-</w:t>
             </w:r>
@@ -15783,6 +17778,11 @@
             <w:hideMark/>
           </w:tcPr>
           <w:p>
+            <w:pPr>
+              <w:rPr>
+                <w:rFonts w:hint="eastAsia"/>
+              </w:rPr>
+            </w:pPr>
             <w:r>
               <w:t>是</w:t>
             </w:r>
@@ -15802,6 +17802,11 @@
             <w:hideMark/>
           </w:tcPr>
           <w:p>
+            <w:pPr>
+              <w:rPr>
+                <w:rFonts w:hint="eastAsia"/>
+              </w:rPr>
+            </w:pPr>
             <w:r>
               <w:t>否</w:t>
             </w:r>
@@ -15823,6 +17828,9 @@
           <w:p>
             <w:pPr>
               <w:jc w:val="left"/>
+              <w:rPr>
+                <w:rFonts w:hint="eastAsia"/>
+              </w:rPr>
             </w:pPr>
             <w:r>
               <w:t>培训得分</w:t>
@@ -15859,6 +17867,9 @@
           <w:p>
             <w:pPr>
               <w:jc w:val="center"/>
+              <w:rPr>
+                <w:rFonts w:hint="eastAsia"/>
+              </w:rPr>
             </w:pPr>
             <w:proofErr w:type="spellStart"/>
             <w:r>
@@ -15881,6 +17892,11 @@
             <w:hideMark/>
           </w:tcPr>
           <w:p>
+            <w:pPr>
+              <w:rPr>
+                <w:rFonts w:hint="eastAsia"/>
+              </w:rPr>
+            </w:pPr>
             <w:r>
               <w:t>float</w:t>
             </w:r>
@@ -15900,6 +17916,11 @@
             <w:hideMark/>
           </w:tcPr>
           <w:p>
+            <w:pPr>
+              <w:rPr>
+                <w:rFonts w:hint="eastAsia"/>
+              </w:rPr>
+            </w:pPr>
             <w:r>
               <w:t>-</w:t>
             </w:r>
@@ -15919,6 +17940,11 @@
             <w:hideMark/>
           </w:tcPr>
           <w:p>
+            <w:pPr>
+              <w:rPr>
+                <w:rFonts w:hint="eastAsia"/>
+              </w:rPr>
+            </w:pPr>
             <w:r>
               <w:t>是</w:t>
             </w:r>
@@ -15938,6 +17964,11 @@
             <w:hideMark/>
           </w:tcPr>
           <w:p>
+            <w:pPr>
+              <w:rPr>
+                <w:rFonts w:hint="eastAsia"/>
+              </w:rPr>
+            </w:pPr>
             <w:r>
               <w:t>否</w:t>
             </w:r>
@@ -15998,6 +18029,9 @@
           <w:p>
             <w:pPr>
               <w:jc w:val="center"/>
+              <w:rPr>
+                <w:rFonts w:hint="eastAsia"/>
+              </w:rPr>
             </w:pPr>
             <w:proofErr w:type="spellStart"/>
             <w:r>
@@ -16020,6 +18054,11 @@
             <w:hideMark/>
           </w:tcPr>
           <w:p>
+            <w:pPr>
+              <w:rPr>
+                <w:rFonts w:hint="eastAsia"/>
+              </w:rPr>
+            </w:pPr>
             <w:r>
               <w:t>float</w:t>
             </w:r>
@@ -16039,6 +18078,11 @@
             <w:hideMark/>
           </w:tcPr>
           <w:p>
+            <w:pPr>
+              <w:rPr>
+                <w:rFonts w:hint="eastAsia"/>
+              </w:rPr>
+            </w:pPr>
             <w:r>
               <w:t>-</w:t>
             </w:r>
@@ -16058,6 +18102,11 @@
             <w:hideMark/>
           </w:tcPr>
           <w:p>
+            <w:pPr>
+              <w:rPr>
+                <w:rFonts w:hint="eastAsia"/>
+              </w:rPr>
+            </w:pPr>
             <w:r>
               <w:t>是</w:t>
             </w:r>
@@ -16077,6 +18126,11 @@
             <w:hideMark/>
           </w:tcPr>
           <w:p>
+            <w:pPr>
+              <w:rPr>
+                <w:rFonts w:hint="eastAsia"/>
+              </w:rPr>
+            </w:pPr>
             <w:r>
               <w:t>否</w:t>
             </w:r>
@@ -16137,6 +18191,9 @@
           <w:p>
             <w:pPr>
               <w:jc w:val="center"/>
+              <w:rPr>
+                <w:rFonts w:hint="eastAsia"/>
+              </w:rPr>
             </w:pPr>
             <w:proofErr w:type="spellStart"/>
             <w:r>
@@ -16159,6 +18216,11 @@
             <w:hideMark/>
           </w:tcPr>
           <w:p>
+            <w:pPr>
+              <w:rPr>
+                <w:rFonts w:hint="eastAsia"/>
+              </w:rPr>
+            </w:pPr>
             <w:r>
               <w:t>float</w:t>
             </w:r>
@@ -16178,6 +18240,11 @@
             <w:hideMark/>
           </w:tcPr>
           <w:p>
+            <w:pPr>
+              <w:rPr>
+                <w:rFonts w:hint="eastAsia"/>
+              </w:rPr>
+            </w:pPr>
             <w:r>
               <w:t>-</w:t>
             </w:r>
@@ -16197,6 +18264,11 @@
             <w:hideMark/>
           </w:tcPr>
           <w:p>
+            <w:pPr>
+              <w:rPr>
+                <w:rFonts w:hint="eastAsia"/>
+              </w:rPr>
+            </w:pPr>
             <w:r>
               <w:t>是</w:t>
             </w:r>
@@ -16216,6 +18288,11 @@
             <w:hideMark/>
           </w:tcPr>
           <w:p>
+            <w:pPr>
+              <w:rPr>
+                <w:rFonts w:hint="eastAsia"/>
+              </w:rPr>
+            </w:pPr>
             <w:r>
               <w:t>否</w:t>
             </w:r>
@@ -16276,6 +18353,9 @@
           <w:p>
             <w:pPr>
               <w:jc w:val="center"/>
+              <w:rPr>
+                <w:rFonts w:hint="eastAsia"/>
+              </w:rPr>
             </w:pPr>
             <w:proofErr w:type="spellStart"/>
             <w:r>
@@ -16298,6 +18378,11 @@
             <w:hideMark/>
           </w:tcPr>
           <w:p>
+            <w:pPr>
+              <w:rPr>
+                <w:rFonts w:hint="eastAsia"/>
+              </w:rPr>
+            </w:pPr>
             <w:r>
               <w:t>varchar</w:t>
             </w:r>
@@ -16317,6 +18402,11 @@
             <w:hideMark/>
           </w:tcPr>
           <w:p>
+            <w:pPr>
+              <w:rPr>
+                <w:rFonts w:hint="eastAsia"/>
+              </w:rPr>
+            </w:pPr>
             <w:r>
               <w:t>50</w:t>
             </w:r>
@@ -16336,6 +18426,11 @@
             <w:hideMark/>
           </w:tcPr>
           <w:p>
+            <w:pPr>
+              <w:rPr>
+                <w:rFonts w:hint="eastAsia"/>
+              </w:rPr>
+            </w:pPr>
             <w:r>
               <w:t>否</w:t>
             </w:r>
@@ -16355,6 +18450,11 @@
             <w:hideMark/>
           </w:tcPr>
           <w:p>
+            <w:pPr>
+              <w:rPr>
+                <w:rFonts w:hint="eastAsia"/>
+              </w:rPr>
+            </w:pPr>
             <w:r>
               <w:t>否</w:t>
             </w:r>
@@ -16376,6 +18476,9 @@
           <w:p>
             <w:pPr>
               <w:jc w:val="left"/>
+              <w:rPr>
+                <w:rFonts w:hint="eastAsia"/>
+              </w:rPr>
             </w:pPr>
             <w:r>
               <w:rPr>
@@ -16409,6 +18512,9 @@
           <w:p>
             <w:pPr>
               <w:jc w:val="center"/>
+              <w:rPr>
+                <w:rFonts w:hint="eastAsia"/>
+              </w:rPr>
             </w:pPr>
             <w:r>
               <w:t>month</w:t>
@@ -16429,6 +18535,11 @@
             <w:hideMark/>
           </w:tcPr>
           <w:p>
+            <w:pPr>
+              <w:rPr>
+                <w:rFonts w:hint="eastAsia"/>
+              </w:rPr>
+            </w:pPr>
             <w:r>
               <w:t>varchar</w:t>
             </w:r>
@@ -16448,6 +18559,11 @@
             <w:hideMark/>
           </w:tcPr>
           <w:p>
+            <w:pPr>
+              <w:rPr>
+                <w:rFonts w:hint="eastAsia"/>
+              </w:rPr>
+            </w:pPr>
             <w:r>
               <w:t>7</w:t>
             </w:r>
@@ -16467,6 +18583,11 @@
             <w:hideMark/>
           </w:tcPr>
           <w:p>
+            <w:pPr>
+              <w:rPr>
+                <w:rFonts w:hint="eastAsia"/>
+              </w:rPr>
+            </w:pPr>
             <w:r>
               <w:t>否</w:t>
             </w:r>
@@ -16486,6 +18607,11 @@
             <w:hideMark/>
           </w:tcPr>
           <w:p>
+            <w:pPr>
+              <w:rPr>
+                <w:rFonts w:hint="eastAsia"/>
+              </w:rPr>
+            </w:pPr>
             <w:r>
               <w:t>否</w:t>
             </w:r>
@@ -16507,6 +18633,9 @@
           <w:p>
             <w:pPr>
               <w:jc w:val="left"/>
+              <w:rPr>
+                <w:rFonts w:hint="eastAsia"/>
+              </w:rPr>
             </w:pPr>
             <w:r>
               <w:t>月份（格式如 2024-09）</w:t>
@@ -17584,6 +19713,7 @@
   <w:style w:type="character" w:default="1" w:styleId="a0">
     <w:name w:val="Default Paragraph Font"/>
     <w:uiPriority w:val="1"/>
+    <w:semiHidden/>
     <w:unhideWhenUsed/>
   </w:style>
   <w:style w:type="table" w:default="1" w:styleId="a1">

--- a/维护与部署.docx
+++ b/维护与部署.docx
@@ -62,21 +62,7 @@
         <w:rPr>
           <w:rFonts w:hint="eastAsia"/>
         </w:rPr>
-        <w:t>），点击顶部地址栏，清空路径，输入</w:t>
-      </w:r>
-      <w:proofErr w:type="spellStart"/>
-      <w:r>
-        <w:rPr>
-          <w:rFonts w:hint="eastAsia"/>
-        </w:rPr>
-        <w:t>cmd</w:t>
-      </w:r>
-      <w:proofErr w:type="spellEnd"/>
-      <w:r>
-        <w:rPr>
-          <w:rFonts w:hint="eastAsia"/>
-        </w:rPr>
-        <w:t>回车。</w:t>
+        <w:t>），点击顶部地址栏，清空路径，输入cmd回车。</w:t>
       </w:r>
     </w:p>
     <w:p>
@@ -92,54 +78,9 @@
         </w:rPr>
         <w:t xml:space="preserve">输入 </w:t>
       </w:r>
-      <w:proofErr w:type="spellStart"/>
       <w:r>
-        <w:rPr>
-          <w:rFonts w:hint="eastAsia"/>
-        </w:rPr>
-        <w:t>pyinstaller</w:t>
+        <w:t>pyinstaller --clean --noconfirm workstat-backend.spec</w:t>
       </w:r>
-      <w:proofErr w:type="spellEnd"/>
-      <w:r>
-        <w:rPr>
-          <w:rFonts w:hint="eastAsia"/>
-        </w:rPr>
-        <w:t xml:space="preserve"> </w:t>
-      </w:r>
-      <w:r>
-        <w:t>–</w:t>
-      </w:r>
-      <w:r>
-        <w:rPr>
-          <w:rFonts w:hint="eastAsia"/>
-        </w:rPr>
-        <w:t xml:space="preserve">clean </w:t>
-      </w:r>
-      <w:r>
-        <w:t>–</w:t>
-      </w:r>
-      <w:proofErr w:type="spellStart"/>
-      <w:r>
-        <w:rPr>
-          <w:rFonts w:hint="eastAsia"/>
-        </w:rPr>
-        <w:t>noconfirm</w:t>
-      </w:r>
-      <w:proofErr w:type="spellEnd"/>
-      <w:r>
-        <w:rPr>
-          <w:rFonts w:hint="eastAsia"/>
-        </w:rPr>
-        <w:t xml:space="preserve"> </w:t>
-      </w:r>
-      <w:proofErr w:type="spellStart"/>
-      <w:r>
-        <w:rPr>
-          <w:rFonts w:hint="eastAsia"/>
-        </w:rPr>
-        <w:t>workstat-backend.spec</w:t>
-      </w:r>
-      <w:proofErr w:type="spellEnd"/>
       <w:r>
         <w:rPr>
           <w:rFonts w:hint="eastAsia"/>
@@ -208,21 +149,7 @@
         <w:rPr>
           <w:rFonts w:hint="eastAsia"/>
         </w:rPr>
-        <w:t>），点击顶部地址栏，清空路径，输入</w:t>
-      </w:r>
-      <w:proofErr w:type="spellStart"/>
-      <w:r>
-        <w:rPr>
-          <w:rFonts w:hint="eastAsia"/>
-        </w:rPr>
-        <w:t>cmd</w:t>
-      </w:r>
-      <w:proofErr w:type="spellEnd"/>
-      <w:r>
-        <w:rPr>
-          <w:rFonts w:hint="eastAsia"/>
-        </w:rPr>
-        <w:t>回车。</w:t>
+        <w:t>），点击顶部地址栏，清空路径，输入cmd回车。</w:t>
       </w:r>
     </w:p>
     <w:p>
@@ -236,21 +163,7 @@
         <w:rPr>
           <w:rFonts w:hint="eastAsia"/>
         </w:rPr>
-        <w:t xml:space="preserve">输入 </w:t>
-      </w:r>
-      <w:proofErr w:type="spellStart"/>
-      <w:r>
-        <w:rPr>
-          <w:rFonts w:hint="eastAsia"/>
-        </w:rPr>
-        <w:t>npm</w:t>
-      </w:r>
-      <w:proofErr w:type="spellEnd"/>
-      <w:r>
-        <w:rPr>
-          <w:rFonts w:hint="eastAsia"/>
-        </w:rPr>
-        <w:t xml:space="preserve"> run build 并回车。</w:t>
+        <w:t>输入 npm run build 并回车。</w:t>
       </w:r>
     </w:p>
     <w:p>
@@ -299,63 +212,7 @@
         <w:rPr>
           <w:rFonts w:hint="eastAsia"/>
         </w:rPr>
-        <w:t>打开</w:t>
-      </w:r>
-      <w:proofErr w:type="spellStart"/>
-      <w:r>
-        <w:rPr>
-          <w:rFonts w:hint="eastAsia"/>
-        </w:rPr>
-        <w:t>navicat</w:t>
-      </w:r>
-      <w:proofErr w:type="spellEnd"/>
-      <w:r>
-        <w:rPr>
-          <w:rFonts w:hint="eastAsia"/>
-        </w:rPr>
-        <w:t>，找到test下</w:t>
-      </w:r>
-      <w:proofErr w:type="spellStart"/>
-      <w:r>
-        <w:rPr>
-          <w:rFonts w:hint="eastAsia"/>
-        </w:rPr>
-        <w:t>zbapp</w:t>
-      </w:r>
-      <w:proofErr w:type="spellEnd"/>
-      <w:r>
-        <w:rPr>
-          <w:rFonts w:hint="eastAsia"/>
-        </w:rPr>
-        <w:t>数据库，右键选择 转储</w:t>
-      </w:r>
-      <w:proofErr w:type="spellStart"/>
-      <w:r>
-        <w:rPr>
-          <w:rFonts w:hint="eastAsia"/>
-        </w:rPr>
-        <w:t>sql</w:t>
-      </w:r>
-      <w:proofErr w:type="spellEnd"/>
-      <w:r>
-        <w:rPr>
-          <w:rFonts w:hint="eastAsia"/>
-        </w:rPr>
-        <w:t>文件，选择 仅结构，生成 .</w:t>
-      </w:r>
-      <w:proofErr w:type="spellStart"/>
-      <w:r>
-        <w:rPr>
-          <w:rFonts w:hint="eastAsia"/>
-        </w:rPr>
-        <w:t>sql</w:t>
-      </w:r>
-      <w:proofErr w:type="spellEnd"/>
-      <w:r>
-        <w:rPr>
-          <w:rFonts w:hint="eastAsia"/>
-        </w:rPr>
-        <w:t>文件</w:t>
+        <w:t>打开navicat，找到test下zbapp数据库，右键选择 转储sql文件，选择 仅结构，生成 .sql文件</w:t>
       </w:r>
       <w:r>
         <w:rPr>
@@ -375,21 +232,7 @@
         <w:rPr>
           <w:rFonts w:hint="eastAsia"/>
         </w:rPr>
-        <w:t>在</w:t>
-      </w:r>
-      <w:proofErr w:type="spellStart"/>
-      <w:r>
-        <w:rPr>
-          <w:rFonts w:hint="eastAsia"/>
-        </w:rPr>
-        <w:t>vscode</w:t>
-      </w:r>
-      <w:proofErr w:type="spellEnd"/>
-      <w:r>
-        <w:rPr>
-          <w:rFonts w:hint="eastAsia"/>
-        </w:rPr>
-        <w:t>中打开这个文件，将文件中所有的</w:t>
+        <w:t>在vscode中打开这个文件，将文件中所有的</w:t>
       </w:r>
       <w:r>
         <w:t>utf8mb4_0900_ai_ci</w:t>
@@ -504,21 +347,7 @@
         <w:rPr>
           <w:rFonts w:hint="eastAsia"/>
         </w:rPr>
-        <w:t>下的</w:t>
-      </w:r>
-      <w:proofErr w:type="spellStart"/>
-      <w:r>
-        <w:rPr>
-          <w:rFonts w:hint="eastAsia"/>
-        </w:rPr>
-        <w:t>dist</w:t>
-      </w:r>
-      <w:proofErr w:type="spellEnd"/>
-      <w:r>
-        <w:rPr>
-          <w:rFonts w:hint="eastAsia"/>
-        </w:rPr>
-        <w:t>文件夹）放在打包好的</w:t>
+        <w:t>下的dist文件夹）放在打包好的</w:t>
       </w:r>
       <w:r>
         <w:rPr>
@@ -533,41 +362,13 @@
         <w:rPr>
           <w:rFonts w:hint="eastAsia"/>
         </w:rPr>
-        <w:t>下的</w:t>
-      </w:r>
-      <w:proofErr w:type="spellStart"/>
-      <w:r>
-        <w:rPr>
-          <w:rFonts w:hint="eastAsia"/>
-        </w:rPr>
-        <w:t>workstat</w:t>
-      </w:r>
-      <w:proofErr w:type="spellEnd"/>
-      <w:r>
-        <w:rPr>
-          <w:rFonts w:hint="eastAsia"/>
-        </w:rPr>
-        <w:t>-backend文件夹）</w:t>
+        <w:t>下的workstat-backend文件夹）</w:t>
       </w:r>
       <w:r>
         <w:rPr>
           <w:rFonts w:hint="eastAsia"/>
         </w:rPr>
-        <w:t>内，并将导出的数据库结构 .</w:t>
-      </w:r>
-      <w:proofErr w:type="spellStart"/>
-      <w:r>
-        <w:rPr>
-          <w:rFonts w:hint="eastAsia"/>
-        </w:rPr>
-        <w:t>sql</w:t>
-      </w:r>
-      <w:proofErr w:type="spellEnd"/>
-      <w:r>
-        <w:rPr>
-          <w:rFonts w:hint="eastAsia"/>
-        </w:rPr>
-        <w:t>文件放入改文件夹内</w:t>
+        <w:t>内，并将导出的数据库结构 .sql文件放入改文件夹内</w:t>
       </w:r>
       <w:r>
         <w:rPr>
@@ -637,6 +438,7 @@
           <w:numId w:val="1"/>
         </w:numPr>
         <w:rPr>
+          <w:rFonts w:hint="eastAsia"/>
           <w:b/>
           <w:bCs/>
         </w:rPr>
@@ -653,6 +455,9 @@
     <w:p>
       <w:pPr>
         <w:ind w:left="420"/>
+        <w:rPr>
+          <w:rFonts w:hint="eastAsia"/>
+        </w:rPr>
       </w:pPr>
       <w:r>
         <w:rPr>
@@ -720,35 +525,7 @@
         <w:rPr>
           <w:rFonts w:hint="eastAsia"/>
         </w:rPr>
-        <w:t>在服务器上打开</w:t>
-      </w:r>
-      <w:proofErr w:type="spellStart"/>
-      <w:r>
-        <w:rPr>
-          <w:rFonts w:hint="eastAsia"/>
-        </w:rPr>
-        <w:t>navicat</w:t>
-      </w:r>
-      <w:proofErr w:type="spellEnd"/>
-      <w:r>
-        <w:rPr>
-          <w:rFonts w:hint="eastAsia"/>
-        </w:rPr>
-        <w:t>，找到</w:t>
-      </w:r>
-      <w:proofErr w:type="spellStart"/>
-      <w:r>
-        <w:rPr>
-          <w:rFonts w:hint="eastAsia"/>
-        </w:rPr>
-        <w:t>zbapp</w:t>
-      </w:r>
-      <w:proofErr w:type="spellEnd"/>
-      <w:r>
-        <w:rPr>
-          <w:rFonts w:hint="eastAsia"/>
-        </w:rPr>
-        <w:t>连接，右键选择新建数据库，</w:t>
+        <w:t>在服务器上打开navicat，找到zbapp连接，右键选择新建数据库，</w:t>
       </w:r>
       <w:r>
         <w:rPr>
@@ -793,21 +570,7 @@
         <w:rPr>
           <w:rFonts w:hint="eastAsia"/>
         </w:rPr>
-        <w:t>选择刚建好的数据库，右键，选择运行SQL文件，选择导入的 .</w:t>
-      </w:r>
-      <w:proofErr w:type="spellStart"/>
-      <w:r>
-        <w:rPr>
-          <w:rFonts w:hint="eastAsia"/>
-        </w:rPr>
-        <w:t>sql</w:t>
-      </w:r>
-      <w:proofErr w:type="spellEnd"/>
-      <w:r>
-        <w:rPr>
-          <w:rFonts w:hint="eastAsia"/>
-        </w:rPr>
-        <w:t>文件，点击开始。</w:t>
+        <w:t>选择刚建好的数据库，右键，选择运行SQL文件，选择导入的 .sql文件，点击开始。</w:t>
       </w:r>
     </w:p>
     <w:p>
@@ -888,49 +651,7 @@
         <w:rPr>
           <w:rFonts w:hint="eastAsia"/>
         </w:rPr>
-        <w:t>源 选择</w:t>
-      </w:r>
-      <w:proofErr w:type="spellStart"/>
-      <w:r>
-        <w:rPr>
-          <w:rFonts w:hint="eastAsia"/>
-        </w:rPr>
-        <w:t>zbapp</w:t>
-      </w:r>
-      <w:proofErr w:type="spellEnd"/>
-      <w:r>
-        <w:rPr>
-          <w:rFonts w:hint="eastAsia"/>
-        </w:rPr>
-        <w:t>连接下刚建好的数据库，目标 选择</w:t>
-      </w:r>
-      <w:proofErr w:type="spellStart"/>
-      <w:r>
-        <w:rPr>
-          <w:rFonts w:hint="eastAsia"/>
-        </w:rPr>
-        <w:t>zbapp</w:t>
-      </w:r>
-      <w:proofErr w:type="spellEnd"/>
-      <w:r>
-        <w:rPr>
-          <w:rFonts w:hint="eastAsia"/>
-        </w:rPr>
-        <w:t xml:space="preserve">连接下的 </w:t>
-      </w:r>
-      <w:proofErr w:type="spellStart"/>
-      <w:r>
-        <w:rPr>
-          <w:rFonts w:hint="eastAsia"/>
-        </w:rPr>
-        <w:t>zbapp</w:t>
-      </w:r>
-      <w:proofErr w:type="spellEnd"/>
-      <w:r>
-        <w:rPr>
-          <w:rFonts w:hint="eastAsia"/>
-        </w:rPr>
-        <w:t>数据库，点击 比较，选择下一步，点击 开始。</w:t>
+        <w:t>源 选择zbapp连接下刚建好的数据库，目标 选择zbapp连接下的 zbapp数据库，点击 比较，选择下一步，点击 开始。</w:t>
       </w:r>
     </w:p>
     <w:p>
@@ -954,9 +675,6 @@
     <w:p>
       <w:pPr>
         <w:ind w:firstLineChars="200" w:firstLine="420"/>
-        <w:rPr>
-          <w:rFonts w:hint="eastAsia"/>
-        </w:rPr>
       </w:pPr>
       <w:r>
         <w:rPr>
@@ -974,21 +692,66 @@
         <w:rPr>
           <w:rFonts w:hint="eastAsia"/>
         </w:rPr>
-        <w:t>，输入</w:t>
+        <w:t>，输入ctrl+C或直接关闭这个窗口）。</w:t>
       </w:r>
-      <w:proofErr w:type="spellStart"/>
+    </w:p>
+    <w:p>
+      <w:pPr>
+        <w:ind w:firstLineChars="200" w:firstLine="420"/>
+        <w:rPr>
+          <w:rFonts w:hint="eastAsia"/>
+        </w:rPr>
+      </w:pPr>
       <w:r>
         <w:rPr>
           <w:rFonts w:hint="eastAsia"/>
         </w:rPr>
-        <w:t>ctrl+C</w:t>
+        <w:t>如果没有窗口，按照下图方式关闭进程：</w:t>
       </w:r>
-      <w:proofErr w:type="spellEnd"/>
-      <w:r>
+    </w:p>
+    <w:p>
+      <w:pPr>
+        <w:ind w:firstLineChars="200" w:firstLine="420"/>
         <w:rPr>
           <w:rFonts w:hint="eastAsia"/>
         </w:rPr>
-        <w:t>或直接关闭这个窗口）。</w:t>
+      </w:pPr>
+      <w:r>
+        <w:drawing>
+          <wp:inline distT="0" distB="0" distL="0" distR="0" wp14:anchorId="7E0A20CA" wp14:editId="5B5DD72C">
+            <wp:extent cx="5274310" cy="2057400"/>
+            <wp:effectExtent l="0" t="0" r="2540" b="0"/>
+            <wp:docPr id="628216280" name="图片 1"/>
+            <wp:cNvGraphicFramePr>
+              <a:graphicFrameLocks xmlns:a="http://schemas.openxmlformats.org/drawingml/2006/main" noChangeAspect="1"/>
+            </wp:cNvGraphicFramePr>
+            <a:graphic xmlns:a="http://schemas.openxmlformats.org/drawingml/2006/main">
+              <a:graphicData uri="http://schemas.openxmlformats.org/drawingml/2006/picture">
+                <pic:pic xmlns:pic="http://schemas.openxmlformats.org/drawingml/2006/picture">
+                  <pic:nvPicPr>
+                    <pic:cNvPr id="628216280" name=""/>
+                    <pic:cNvPicPr/>
+                  </pic:nvPicPr>
+                  <pic:blipFill>
+                    <a:blip r:embed="rId8"/>
+                    <a:stretch>
+                      <a:fillRect/>
+                    </a:stretch>
+                  </pic:blipFill>
+                  <pic:spPr>
+                    <a:xfrm>
+                      <a:off x="0" y="0"/>
+                      <a:ext cx="5274310" cy="2057400"/>
+                    </a:xfrm>
+                    <a:prstGeom prst="rect">
+                      <a:avLst/>
+                    </a:prstGeom>
+                  </pic:spPr>
+                </pic:pic>
+              </a:graphicData>
+            </a:graphic>
+          </wp:inline>
+        </w:drawing>
       </w:r>
     </w:p>
     <w:p>
@@ -1011,21 +774,7 @@
         <w:rPr>
           <w:rFonts w:hint="eastAsia"/>
         </w:rPr>
-        <w:t>.env 文件到导入的</w:t>
-      </w:r>
-      <w:proofErr w:type="spellStart"/>
-      <w:r>
-        <w:rPr>
-          <w:rFonts w:hint="eastAsia"/>
-        </w:rPr>
-        <w:t>workstat</w:t>
-      </w:r>
-      <w:proofErr w:type="spellEnd"/>
-      <w:r>
-        <w:rPr>
-          <w:rFonts w:hint="eastAsia"/>
-        </w:rPr>
-        <w:t>-backend文件夹内</w:t>
+        <w:t>.env 文件到导入的workstat-backend文件夹内</w:t>
       </w:r>
       <w:r>
         <w:rPr>
@@ -1043,21 +792,7 @@
         <w:rPr>
           <w:rFonts w:hint="eastAsia"/>
         </w:rPr>
-        <w:t>点击顶部地址栏，清空路径，输入</w:t>
-      </w:r>
-      <w:proofErr w:type="spellStart"/>
-      <w:r>
-        <w:rPr>
-          <w:rFonts w:hint="eastAsia"/>
-        </w:rPr>
-        <w:t>cmd</w:t>
-      </w:r>
-      <w:proofErr w:type="spellEnd"/>
-      <w:r>
-        <w:rPr>
-          <w:rFonts w:hint="eastAsia"/>
-        </w:rPr>
-        <w:t>回车，输入 workstat-backend.exe并运行</w:t>
+        <w:t>点击顶部地址栏，清空路径，输入cmd回车，输入 workstat-backend.exe并运行</w:t>
       </w:r>
       <w:r>
         <w:rPr>
@@ -1094,7 +829,7 @@
                     <pic:cNvPicPr/>
                   </pic:nvPicPr>
                   <pic:blipFill>
-                    <a:blip r:embed="rId8"/>
+                    <a:blip r:embed="rId9"/>
                     <a:stretch>
                       <a:fillRect/>
                     </a:stretch>
@@ -1150,14 +885,7 @@
         <w:rPr>
           <w:rFonts w:hint="eastAsia"/>
         </w:rPr>
-        <w:t>conf\nginx.conf文件，修改 root D:/zbapp/workstat-backend/dist路径为新导入文件夹内的</w:t>
-      </w:r>
-      <w:proofErr w:type="spellStart"/>
-      <w:r>
-        <w:rPr>
-          <w:rFonts w:hint="eastAsia"/>
-        </w:rPr>
-        <w:t>di</w:t>
+        <w:t>conf\nginx.conf文件，修改 root D:/zbapp/workstat-backend/dist路径为新导入文件夹内的di</w:t>
       </w:r>
       <w:r>
         <w:rPr>
@@ -1169,14 +897,43 @@
         <w:rPr>
           <w:rFonts w:hint="eastAsia"/>
         </w:rPr>
-        <w:t>t</w:t>
+        <w:t>t路径。</w:t>
       </w:r>
-      <w:proofErr w:type="spellEnd"/>
+    </w:p>
+    <w:p>
+      <w:pPr>
+        <w:ind w:firstLineChars="200" w:firstLine="420"/>
+      </w:pPr>
       <w:r>
         <w:rPr>
           <w:rFonts w:hint="eastAsia"/>
         </w:rPr>
-        <w:t>路径。</w:t>
+        <w:t>打开D:\zbapp\nginx\文件夹，击顶部地址栏，清空路径，输入cmd回车，输入</w:t>
+      </w:r>
+    </w:p>
+    <w:p>
+      <w:pPr>
+        <w:rPr>
+          <w:rFonts w:hint="eastAsia"/>
+        </w:rPr>
+      </w:pPr>
+      <w:r>
+        <w:rPr>
+          <w:rFonts w:hint="eastAsia"/>
+        </w:rPr>
+        <w:t xml:space="preserve">nginx </w:t>
+      </w:r>
+      <w:r>
+        <w:rPr>
+          <w:rFonts w:hint="eastAsia"/>
+        </w:rPr>
+        <w:t>-</w:t>
+      </w:r>
+      <w:r>
+        <w:rPr>
+          <w:rFonts w:hint="eastAsia"/>
+        </w:rPr>
+        <w:t>t并运行，如输出为syntax is ok 和 test is successful 证明配置成功，如果有报错，会告诉具体文件和行号。</w:t>
       </w:r>
     </w:p>
     <w:p>
@@ -1190,35 +947,19 @@
         <w:rPr>
           <w:rFonts w:hint="eastAsia"/>
         </w:rPr>
-        <w:t>打开D:\zbapp\nginx\文件夹，击顶部地址栏，清空路径，输入</w:t>
+        <w:t xml:space="preserve">测试通过后，输入nginx </w:t>
       </w:r>
-      <w:proofErr w:type="spellStart"/>
       <w:r>
         <w:rPr>
           <w:rFonts w:hint="eastAsia"/>
         </w:rPr>
-        <w:t>cmd</w:t>
+        <w:t>-</w:t>
       </w:r>
-      <w:proofErr w:type="spellEnd"/>
       <w:r>
         <w:rPr>
           <w:rFonts w:hint="eastAsia"/>
         </w:rPr>
-        <w:t>回车，输入nginx -t并运行，如输出为syntax is ok 和 test is successful 证明配置成功，如果有报错，会告诉具体文件和行号。</w:t>
-      </w:r>
-    </w:p>
-    <w:p>
-      <w:pPr>
-        <w:ind w:firstLineChars="200" w:firstLine="420"/>
-        <w:rPr>
-          <w:rFonts w:hint="eastAsia"/>
-        </w:rPr>
-      </w:pPr>
-      <w:r>
-        <w:rPr>
-          <w:rFonts w:hint="eastAsia"/>
-        </w:rPr>
-        <w:t>测试通过后，输入nginx -s reload并运行，nginx会平滑重载配置。</w:t>
+        <w:t>s reload并运行，nginx会平滑重载配置。</w:t>
       </w:r>
     </w:p>
     <w:p>
@@ -1300,7 +1041,14 @@
         <w:rPr>
           <w:rFonts w:hint="eastAsia"/>
         </w:rPr>
-        <w:t>，改数据时最好根据id来找，所有数据的查找、显示都是根id相关联的</w:t>
+        <w:t>，改数据时最好根据id来找，所有数据的查找、显示都是根id相</w:t>
+      </w:r>
+      <w:r>
+        <w:rPr>
+          <w:rFonts w:hint="eastAsia"/>
+        </w:rPr>
+        <w:lastRenderedPageBreak/>
+        <w:t>关联的</w:t>
       </w:r>
     </w:p>
     <w:p>
@@ -2281,15 +2029,12 @@
                 <w:szCs w:val="21"/>
               </w:rPr>
             </w:pPr>
-            <w:proofErr w:type="spellStart"/>
-            <w:r>
-              <w:rPr>
-                <w:szCs w:val="21"/>
-              </w:rPr>
-              <w:lastRenderedPageBreak/>
+            <w:r>
+              <w:rPr>
+                <w:szCs w:val="21"/>
+              </w:rPr>
               <w:t>job_grade</w:t>
             </w:r>
-            <w:proofErr w:type="spellEnd"/>
           </w:p>
         </w:tc>
         <w:tc>
@@ -2458,14 +2203,12 @@
                 <w:szCs w:val="21"/>
               </w:rPr>
             </w:pPr>
-            <w:proofErr w:type="spellStart"/>
             <w:r>
               <w:rPr>
                 <w:szCs w:val="21"/>
               </w:rPr>
               <w:t>is_deleted</w:t>
             </w:r>
-            <w:proofErr w:type="spellEnd"/>
           </w:p>
         </w:tc>
         <w:tc>
@@ -2488,14 +2231,12 @@
                 <w:szCs w:val="21"/>
               </w:rPr>
             </w:pPr>
-            <w:proofErr w:type="spellStart"/>
             <w:r>
               <w:rPr>
                 <w:szCs w:val="21"/>
               </w:rPr>
               <w:t>tinyint</w:t>
             </w:r>
-            <w:proofErr w:type="spellEnd"/>
           </w:p>
         </w:tc>
         <w:tc>
@@ -2643,14 +2384,12 @@
                 <w:szCs w:val="21"/>
               </w:rPr>
             </w:pPr>
-            <w:proofErr w:type="spellStart"/>
             <w:r>
               <w:rPr>
                 <w:szCs w:val="21"/>
               </w:rPr>
               <w:t>deleted_at</w:t>
             </w:r>
-            <w:proofErr w:type="spellEnd"/>
           </w:p>
         </w:tc>
         <w:tc>
@@ -2819,14 +2558,12 @@
                 <w:szCs w:val="21"/>
               </w:rPr>
             </w:pPr>
-            <w:proofErr w:type="spellStart"/>
             <w:r>
               <w:rPr>
                 <w:szCs w:val="21"/>
               </w:rPr>
               <w:t>deleted_by</w:t>
             </w:r>
-            <w:proofErr w:type="spellEnd"/>
           </w:p>
         </w:tc>
         <w:tc>
@@ -3800,14 +3537,12 @@
                 <w:szCs w:val="21"/>
               </w:rPr>
             </w:pPr>
-            <w:proofErr w:type="spellStart"/>
             <w:r>
               <w:rPr>
                 <w:szCs w:val="21"/>
               </w:rPr>
               <w:t>owner_id</w:t>
             </w:r>
-            <w:proofErr w:type="spellEnd"/>
           </w:p>
         </w:tc>
         <w:tc>
@@ -4160,14 +3895,12 @@
                 <w:szCs w:val="21"/>
               </w:rPr>
             </w:pPr>
-            <w:proofErr w:type="spellStart"/>
             <w:r>
               <w:rPr>
                 <w:szCs w:val="21"/>
               </w:rPr>
               <w:t>complete_status</w:t>
             </w:r>
-            <w:proofErr w:type="spellEnd"/>
           </w:p>
         </w:tc>
         <w:tc>
@@ -4191,14 +3924,12 @@
                 <w:szCs w:val="21"/>
               </w:rPr>
             </w:pPr>
-            <w:proofErr w:type="spellStart"/>
             <w:r>
               <w:rPr>
                 <w:szCs w:val="21"/>
               </w:rPr>
               <w:t>tinyint</w:t>
             </w:r>
-            <w:proofErr w:type="spellEnd"/>
           </w:p>
         </w:tc>
         <w:tc>
@@ -4522,14 +4253,12 @@
                 <w:szCs w:val="21"/>
               </w:rPr>
             </w:pPr>
-            <w:proofErr w:type="spellStart"/>
             <w:r>
               <w:rPr>
                 <w:szCs w:val="21"/>
               </w:rPr>
               <w:t>tech_owner_id</w:t>
             </w:r>
-            <w:proofErr w:type="spellEnd"/>
           </w:p>
         </w:tc>
         <w:tc>
@@ -4703,14 +4432,13 @@
                 <w:szCs w:val="21"/>
               </w:rPr>
             </w:pPr>
-            <w:proofErr w:type="spellStart"/>
-            <w:r>
-              <w:rPr>
-                <w:szCs w:val="21"/>
-              </w:rPr>
+            <w:r>
+              <w:rPr>
+                <w:szCs w:val="21"/>
+              </w:rPr>
+              <w:lastRenderedPageBreak/>
               <w:t>isclosed</w:t>
             </w:r>
-            <w:proofErr w:type="spellEnd"/>
           </w:p>
         </w:tc>
         <w:tc>
@@ -4734,14 +4462,12 @@
                 <w:szCs w:val="21"/>
               </w:rPr>
             </w:pPr>
-            <w:proofErr w:type="spellStart"/>
             <w:r>
               <w:rPr>
                 <w:szCs w:val="21"/>
               </w:rPr>
               <w:t>tinyint</w:t>
             </w:r>
-            <w:proofErr w:type="spellEnd"/>
           </w:p>
         </w:tc>
         <w:tc>
@@ -5283,7 +5009,6 @@
               </w:rPr>
             </w:pPr>
             <w:r>
-              <w:lastRenderedPageBreak/>
               <w:t>code</w:t>
             </w:r>
           </w:p>
@@ -5435,11 +5160,9 @@
                 <w:rFonts w:hint="eastAsia"/>
               </w:rPr>
             </w:pPr>
-            <w:proofErr w:type="spellStart"/>
             <w:r>
               <w:t>owner_id</w:t>
             </w:r>
-            <w:proofErr w:type="spellEnd"/>
           </w:p>
         </w:tc>
         <w:tc>
@@ -5735,11 +5458,9 @@
                 <w:rFonts w:hint="eastAsia"/>
               </w:rPr>
             </w:pPr>
-            <w:proofErr w:type="spellStart"/>
             <w:r>
               <w:t>complete_status</w:t>
             </w:r>
-            <w:proofErr w:type="spellEnd"/>
           </w:p>
         </w:tc>
         <w:tc>
@@ -5761,11 +5482,9 @@
                 <w:rFonts w:hint="eastAsia"/>
               </w:rPr>
             </w:pPr>
-            <w:proofErr w:type="spellStart"/>
             <w:r>
               <w:t>tinyint</w:t>
             </w:r>
-            <w:proofErr w:type="spellEnd"/>
           </w:p>
         </w:tc>
         <w:tc>
@@ -5901,11 +5620,9 @@
                 <w:rFonts w:hint="eastAsia"/>
               </w:rPr>
             </w:pPr>
-            <w:proofErr w:type="spellStart"/>
             <w:r>
               <w:t>tech_owner_id</w:t>
             </w:r>
-            <w:proofErr w:type="spellEnd"/>
           </w:p>
         </w:tc>
         <w:tc>
@@ -6052,11 +5769,9 @@
                 <w:rFonts w:hint="eastAsia"/>
               </w:rPr>
             </w:pPr>
-            <w:proofErr w:type="spellStart"/>
             <w:r>
               <w:t>project_id</w:t>
             </w:r>
-            <w:proofErr w:type="spellEnd"/>
           </w:p>
         </w:tc>
         <w:tc>
@@ -6203,11 +5918,9 @@
                 <w:rFonts w:hint="eastAsia"/>
               </w:rPr>
             </w:pPr>
-            <w:proofErr w:type="spellStart"/>
             <w:r>
               <w:t>category_name</w:t>
             </w:r>
-            <w:proofErr w:type="spellEnd"/>
           </w:p>
         </w:tc>
         <w:tc>
@@ -6503,11 +6216,9 @@
                 <w:rFonts w:hint="eastAsia"/>
               </w:rPr>
             </w:pPr>
-            <w:proofErr w:type="spellStart"/>
             <w:r>
               <w:t>isclosed</w:t>
             </w:r>
-            <w:proofErr w:type="spellEnd"/>
           </w:p>
         </w:tc>
         <w:tc>
@@ -6529,11 +6240,9 @@
                 <w:rFonts w:hint="eastAsia"/>
               </w:rPr>
             </w:pPr>
-            <w:proofErr w:type="spellStart"/>
             <w:r>
               <w:t>tinyint</w:t>
             </w:r>
-            <w:proofErr w:type="spellEnd"/>
           </w:p>
         </w:tc>
         <w:tc>
@@ -7529,6 +7238,7 @@
               </w:rPr>
             </w:pPr>
             <w:r>
+              <w:lastRenderedPageBreak/>
               <w:t>importance</w:t>
             </w:r>
           </w:p>
@@ -7993,11 +7703,9 @@
                 <w:rFonts w:hint="eastAsia"/>
               </w:rPr>
             </w:pPr>
-            <w:proofErr w:type="spellStart"/>
             <w:r>
               <w:t>completed_at</w:t>
             </w:r>
-            <w:proofErr w:type="spellEnd"/>
           </w:p>
         </w:tc>
         <w:tc>
@@ -8151,7 +7859,6 @@
               </w:rPr>
             </w:pPr>
             <w:r>
-              <w:lastRenderedPageBreak/>
               <w:t>score</w:t>
             </w:r>
           </w:p>
@@ -8309,11 +8016,9 @@
                 <w:rFonts w:hint="eastAsia"/>
               </w:rPr>
             </w:pPr>
-            <w:proofErr w:type="spellStart"/>
             <w:r>
               <w:t>complete_status</w:t>
             </w:r>
-            <w:proofErr w:type="spellEnd"/>
           </w:p>
         </w:tc>
         <w:tc>
@@ -8336,11 +8041,9 @@
                 <w:rFonts w:hint="eastAsia"/>
               </w:rPr>
             </w:pPr>
-            <w:proofErr w:type="spellStart"/>
             <w:r>
               <w:t>tinyint</w:t>
             </w:r>
-            <w:proofErr w:type="spellEnd"/>
           </w:p>
         </w:tc>
         <w:tc>
@@ -8474,11 +8177,9 @@
                 <w:rFonts w:hint="eastAsia"/>
               </w:rPr>
             </w:pPr>
-            <w:proofErr w:type="spellStart"/>
             <w:r>
               <w:t>work_package_id</w:t>
             </w:r>
-            <w:proofErr w:type="spellEnd"/>
           </w:p>
         </w:tc>
         <w:tc>
@@ -8631,11 +8332,9 @@
                 <w:rFonts w:hint="eastAsia"/>
               </w:rPr>
             </w:pPr>
-            <w:proofErr w:type="spellStart"/>
             <w:r>
               <w:t>owner_id</w:t>
             </w:r>
-            <w:proofErr w:type="spellEnd"/>
           </w:p>
         </w:tc>
         <w:tc>
@@ -8943,11 +8642,9 @@
                 <w:rFonts w:hint="eastAsia"/>
               </w:rPr>
             </w:pPr>
-            <w:proofErr w:type="spellStart"/>
             <w:r>
               <w:t>isclosed</w:t>
             </w:r>
-            <w:proofErr w:type="spellEnd"/>
           </w:p>
         </w:tc>
         <w:tc>
@@ -8970,11 +8667,9 @@
                 <w:rFonts w:hint="eastAsia"/>
               </w:rPr>
             </w:pPr>
-            <w:proofErr w:type="spellStart"/>
             <w:r>
               <w:t>tinyint</w:t>
             </w:r>
-            <w:proofErr w:type="spellEnd"/>
           </w:p>
         </w:tc>
         <w:tc>
@@ -9640,21 +9335,7 @@
         <w:rPr>
           <w:rFonts w:hint="eastAsia"/>
         </w:rPr>
-        <w:t>work-package-</w:t>
-      </w:r>
-      <w:proofErr w:type="spellStart"/>
-      <w:r>
-        <w:rPr>
-          <w:rFonts w:hint="eastAsia"/>
-        </w:rPr>
-        <w:t>splite</w:t>
-      </w:r>
-      <w:proofErr w:type="spellEnd"/>
-      <w:r>
-        <w:rPr>
-          <w:rFonts w:hint="eastAsia"/>
-        </w:rPr>
-        <w:t>-requests：拆分工作包申请表（新增、修改工作项申请）</w:t>
+        <w:t>work-package-splite-requests：拆分工作包申请表（新增、修改工作项申请）</w:t>
       </w:r>
     </w:p>
     <w:tbl>
@@ -10044,11 +9725,9 @@
                 <w:rFonts w:hint="eastAsia"/>
               </w:rPr>
             </w:pPr>
-            <w:proofErr w:type="spellStart"/>
             <w:r>
               <w:t>work_package_id</w:t>
             </w:r>
-            <w:proofErr w:type="spellEnd"/>
           </w:p>
         </w:tc>
         <w:tc>
@@ -10201,11 +9880,9 @@
                 <w:rFonts w:hint="eastAsia"/>
               </w:rPr>
             </w:pPr>
-            <w:proofErr w:type="spellStart"/>
             <w:r>
               <w:t>applicant_id</w:t>
             </w:r>
-            <w:proofErr w:type="spellEnd"/>
           </w:p>
         </w:tc>
         <w:tc>
@@ -10501,11 +10178,10 @@
                 <w:rFonts w:hint="eastAsia"/>
               </w:rPr>
             </w:pPr>
-            <w:proofErr w:type="spellStart"/>
-            <w:r>
+            <w:r>
+              <w:lastRenderedPageBreak/>
               <w:t>split_items</w:t>
             </w:r>
-            <w:proofErr w:type="spellEnd"/>
           </w:p>
         </w:tc>
         <w:tc>
@@ -10808,11 +10484,9 @@
                 <w:rFonts w:hint="eastAsia"/>
               </w:rPr>
             </w:pPr>
-            <w:proofErr w:type="spellStart"/>
             <w:r>
               <w:t>reviewer_id</w:t>
             </w:r>
-            <w:proofErr w:type="spellEnd"/>
           </w:p>
         </w:tc>
         <w:tc>
@@ -10959,12 +10633,9 @@
                 <w:rFonts w:hint="eastAsia"/>
               </w:rPr>
             </w:pPr>
-            <w:proofErr w:type="spellStart"/>
-            <w:r>
-              <w:lastRenderedPageBreak/>
+            <w:r>
               <w:t>review_comment</w:t>
             </w:r>
-            <w:proofErr w:type="spellEnd"/>
           </w:p>
         </w:tc>
         <w:tc>
@@ -11798,11 +11469,9 @@
                 <w:rFonts w:hint="eastAsia"/>
               </w:rPr>
             </w:pPr>
-            <w:proofErr w:type="spellStart"/>
             <w:r>
               <w:t>work_item_id</w:t>
             </w:r>
-            <w:proofErr w:type="spellEnd"/>
           </w:p>
         </w:tc>
         <w:tc>
@@ -11946,11 +11615,9 @@
                 <w:rFonts w:hint="eastAsia"/>
               </w:rPr>
             </w:pPr>
-            <w:proofErr w:type="spellStart"/>
             <w:r>
               <w:t>user_id</w:t>
             </w:r>
-            <w:proofErr w:type="spellEnd"/>
           </w:p>
         </w:tc>
         <w:tc>
@@ -12386,11 +12053,9 @@
                 <w:rFonts w:hint="eastAsia"/>
               </w:rPr>
             </w:pPr>
-            <w:proofErr w:type="spellStart"/>
             <w:r>
               <w:t>calculate_score</w:t>
             </w:r>
-            <w:proofErr w:type="spellEnd"/>
           </w:p>
         </w:tc>
         <w:tc>
@@ -12534,11 +12199,9 @@
                 <w:rFonts w:hint="eastAsia"/>
               </w:rPr>
             </w:pPr>
-            <w:proofErr w:type="spellStart"/>
             <w:r>
               <w:t>quality_score</w:t>
             </w:r>
-            <w:proofErr w:type="spellEnd"/>
           </w:p>
         </w:tc>
         <w:tc>
@@ -12682,11 +12345,9 @@
                 <w:rFonts w:hint="eastAsia"/>
               </w:rPr>
             </w:pPr>
-            <w:proofErr w:type="spellStart"/>
             <w:r>
               <w:t>quality_score_updated_at</w:t>
             </w:r>
-            <w:proofErr w:type="spellEnd"/>
           </w:p>
         </w:tc>
         <w:tc>
@@ -12976,11 +12637,9 @@
                 <w:rFonts w:hint="eastAsia"/>
               </w:rPr>
             </w:pPr>
-            <w:proofErr w:type="spellStart"/>
             <w:r>
               <w:t>updated_at</w:t>
             </w:r>
-            <w:proofErr w:type="spellEnd"/>
           </w:p>
         </w:tc>
         <w:tc>
@@ -13197,6 +12856,7 @@
                 <w:b/>
                 <w:bCs/>
               </w:rPr>
+              <w:lastRenderedPageBreak/>
               <w:t>字段名</w:t>
             </w:r>
           </w:p>
@@ -13525,11 +13185,9 @@
                 <w:rFonts w:hint="eastAsia"/>
               </w:rPr>
             </w:pPr>
-            <w:proofErr w:type="spellStart"/>
             <w:r>
               <w:t>work_package_id</w:t>
             </w:r>
-            <w:proofErr w:type="spellEnd"/>
           </w:p>
         </w:tc>
         <w:tc>
@@ -13683,11 +13341,9 @@
                 <w:rFonts w:hint="eastAsia"/>
               </w:rPr>
             </w:pPr>
-            <w:proofErr w:type="spellStart"/>
             <w:r>
               <w:t>from_user_id</w:t>
             </w:r>
-            <w:proofErr w:type="spellEnd"/>
           </w:p>
         </w:tc>
         <w:tc>
@@ -13807,11 +13463,7 @@
               </w:rPr>
             </w:pPr>
             <w:r>
-              <w:t>发起人（原负责</w:t>
-            </w:r>
-            <w:r>
-              <w:lastRenderedPageBreak/>
-              <w:t>人）</w:t>
+              <w:t>发起人（原负责人）</w:t>
             </w:r>
           </w:p>
         </w:tc>
@@ -13839,12 +13491,9 @@
                 <w:rFonts w:hint="eastAsia"/>
               </w:rPr>
             </w:pPr>
-            <w:proofErr w:type="spellStart"/>
-            <w:r>
-              <w:lastRenderedPageBreak/>
+            <w:r>
               <w:t>to_user_id</w:t>
             </w:r>
-            <w:proofErr w:type="spellEnd"/>
           </w:p>
         </w:tc>
         <w:tc>
@@ -14292,11 +13941,9 @@
                 <w:rFonts w:hint="eastAsia"/>
               </w:rPr>
             </w:pPr>
-            <w:proofErr w:type="spellStart"/>
             <w:r>
               <w:t>transfer_type</w:t>
             </w:r>
-            <w:proofErr w:type="spellEnd"/>
           </w:p>
         </w:tc>
         <w:tc>
@@ -14418,14 +14065,12 @@
             <w:r>
               <w:t>转移类型</w:t>
             </w:r>
-            <w:proofErr w:type="gramStart"/>
             <w:r>
               <w:rPr>
                 <w:rFonts w:hint="eastAsia"/>
               </w:rPr>
               <w:t>(工作包/工作项)</w:t>
             </w:r>
-            <w:proofErr w:type="gramEnd"/>
           </w:p>
         </w:tc>
       </w:tr>
@@ -14452,11 +14097,9 @@
                 <w:rFonts w:hint="eastAsia"/>
               </w:rPr>
             </w:pPr>
-            <w:proofErr w:type="spellStart"/>
             <w:r>
               <w:t>work_item_id</w:t>
             </w:r>
-            <w:proofErr w:type="spellEnd"/>
           </w:p>
         </w:tc>
         <w:tc>
@@ -14610,11 +14253,9 @@
                 <w:rFonts w:hint="eastAsia"/>
               </w:rPr>
             </w:pPr>
-            <w:proofErr w:type="spellStart"/>
             <w:r>
               <w:t>transfer_score</w:t>
             </w:r>
-            <w:proofErr w:type="spellEnd"/>
           </w:p>
         </w:tc>
         <w:tc>
@@ -14762,21 +14403,7 @@
         <w:rPr>
           <w:rFonts w:hint="eastAsia"/>
         </w:rPr>
-        <w:t>score-level-</w:t>
-      </w:r>
-      <w:proofErr w:type="spellStart"/>
-      <w:r>
-        <w:rPr>
-          <w:rFonts w:hint="eastAsia"/>
-        </w:rPr>
-        <w:t>defs</w:t>
-      </w:r>
-      <w:proofErr w:type="spellEnd"/>
-      <w:r>
-        <w:rPr>
-          <w:rFonts w:hint="eastAsia"/>
-        </w:rPr>
-        <w:t>：工作项档位设计表</w:t>
+        <w:t>score-level-defs：工作项档位设计表</w:t>
       </w:r>
     </w:p>
     <w:tbl>
@@ -15488,11 +15115,9 @@
                 <w:rFonts w:hint="eastAsia"/>
               </w:rPr>
             </w:pPr>
-            <w:proofErr w:type="spellStart"/>
             <w:r>
               <w:t>sort_order</w:t>
             </w:r>
-            <w:proofErr w:type="spellEnd"/>
           </w:p>
         </w:tc>
         <w:tc>
@@ -15640,11 +15265,9 @@
                 <w:rFonts w:hint="eastAsia"/>
               </w:rPr>
             </w:pPr>
-            <w:proofErr w:type="spellStart"/>
             <w:r>
               <w:t>is_active</w:t>
             </w:r>
-            <w:proofErr w:type="spellEnd"/>
           </w:p>
         </w:tc>
         <w:tc>
@@ -15856,6 +15479,7 @@
                 <w:b/>
                 <w:bCs/>
               </w:rPr>
+              <w:lastRenderedPageBreak/>
               <w:t>字段名</w:t>
             </w:r>
           </w:p>
@@ -16327,14 +15951,7 @@
               <w:rPr>
                 <w:rFonts w:hint="eastAsia"/>
               </w:rPr>
-              <w:t>职级/困难度/</w:t>
-            </w:r>
-            <w:r>
-              <w:rPr>
-                <w:rFonts w:hint="eastAsia"/>
-              </w:rPr>
-              <w:lastRenderedPageBreak/>
-              <w:t>重要度/创新度</w:t>
+              <w:t>职级/困难度/重要度/创新度</w:t>
             </w:r>
             <w:r>
               <w:t>）</w:t>
@@ -16367,7 +15984,6 @@
               </w:rPr>
             </w:pPr>
             <w:r>
-              <w:lastRenderedPageBreak/>
               <w:t>level</w:t>
             </w:r>
           </w:p>
@@ -16689,11 +16305,9 @@
                 <w:rFonts w:hint="eastAsia"/>
               </w:rPr>
             </w:pPr>
-            <w:proofErr w:type="spellStart"/>
             <w:r>
               <w:t>job_grade</w:t>
             </w:r>
-            <w:proofErr w:type="spellEnd"/>
           </w:p>
         </w:tc>
         <w:tc>
@@ -17241,11 +16855,9 @@
                 <w:rFonts w:hint="eastAsia"/>
               </w:rPr>
             </w:pPr>
-            <w:proofErr w:type="spellStart"/>
             <w:r>
               <w:t>user_id</w:t>
             </w:r>
-            <w:proofErr w:type="spellEnd"/>
           </w:p>
         </w:tc>
         <w:tc>
@@ -17394,11 +17006,9 @@
                 <w:rFonts w:hint="eastAsia"/>
               </w:rPr>
             </w:pPr>
-            <w:proofErr w:type="spellStart"/>
             <w:r>
               <w:t>patent_score</w:t>
             </w:r>
-            <w:proofErr w:type="spellEnd"/>
           </w:p>
         </w:tc>
         <w:tc>
@@ -17556,11 +17166,9 @@
                 <w:rFonts w:hint="eastAsia"/>
               </w:rPr>
             </w:pPr>
-            <w:proofErr w:type="spellStart"/>
             <w:r>
               <w:t>knowledge_score</w:t>
             </w:r>
-            <w:proofErr w:type="spellEnd"/>
           </w:p>
         </w:tc>
         <w:tc>
@@ -17709,11 +17317,9 @@
                 <w:rFonts w:hint="eastAsia"/>
               </w:rPr>
             </w:pPr>
-            <w:proofErr w:type="spellStart"/>
             <w:r>
               <w:t>train_score</w:t>
             </w:r>
-            <w:proofErr w:type="spellEnd"/>
           </w:p>
         </w:tc>
         <w:tc>
@@ -17871,11 +17477,9 @@
                 <w:rFonts w:hint="eastAsia"/>
               </w:rPr>
             </w:pPr>
-            <w:proofErr w:type="spellStart"/>
             <w:r>
               <w:t>deduct_score</w:t>
             </w:r>
-            <w:proofErr w:type="spellEnd"/>
           </w:p>
         </w:tc>
         <w:tc>
@@ -18033,11 +17637,9 @@
                 <w:rFonts w:hint="eastAsia"/>
               </w:rPr>
             </w:pPr>
-            <w:proofErr w:type="spellStart"/>
             <w:r>
               <w:t>quality_event_score</w:t>
             </w:r>
-            <w:proofErr w:type="spellEnd"/>
           </w:p>
         </w:tc>
         <w:tc>
@@ -18195,11 +17797,9 @@
                 <w:rFonts w:hint="eastAsia"/>
               </w:rPr>
             </w:pPr>
-            <w:proofErr w:type="spellStart"/>
             <w:r>
               <w:t>carrier_inspection_score</w:t>
             </w:r>
-            <w:proofErr w:type="spellEnd"/>
           </w:p>
         </w:tc>
         <w:tc>
@@ -18357,11 +17957,9 @@
                 <w:rFonts w:hint="eastAsia"/>
               </w:rPr>
             </w:pPr>
-            <w:proofErr w:type="spellStart"/>
             <w:r>
               <w:t>updated_by_id</w:t>
             </w:r>
-            <w:proofErr w:type="spellEnd"/>
           </w:p>
         </w:tc>
         <w:tc>
@@ -18638,7 +18236,11 @@
               </w:rPr>
             </w:pPr>
             <w:r>
-              <w:t>月份（格式如 2024-09）</w:t>
+              <w:t xml:space="preserve">月份（格式如 </w:t>
+            </w:r>
+            <w:r>
+              <w:lastRenderedPageBreak/>
+              <w:t>2024-09）</w:t>
             </w:r>
           </w:p>
         </w:tc>
